--- a/templates/working/Договор_риэлтерских_услуг.docx
+++ b/templates/working/Договор_риэлтерских_услуг.docx
@@ -25,7 +25,29 @@
           <w:szCs w:val="24"/>
           <w:lang w:eastAsia="ru-RU"/>
         </w:rPr>
-        <w:t>ДОГОВОР №{{deal.contractNumber}}</w:t>
+        <w:t>ДОГОВОР №{{</w:t>
+      </w:r>
+      <w:proofErr w:type="gramStart"/>
+      <w:r>
+        <w:rPr>
+          <w:rFonts w:ascii="Times New Roman" w:eastAsia="Times New Roman" w:hAnsi="Times New Roman"/>
+          <w:b/>
+          <w:sz w:val="24"/>
+          <w:szCs w:val="24"/>
+          <w:lang w:eastAsia="ru-RU"/>
+        </w:rPr>
+        <w:t>deal.contractNumber</w:t>
+      </w:r>
+      <w:proofErr w:type="gramEnd"/>
+      <w:r>
+        <w:rPr>
+          <w:rFonts w:ascii="Times New Roman" w:eastAsia="Times New Roman" w:hAnsi="Times New Roman"/>
+          <w:b/>
+          <w:sz w:val="24"/>
+          <w:szCs w:val="24"/>
+          <w:lang w:eastAsia="ru-RU"/>
+        </w:rPr>
+        <w:t>}}</w:t>
       </w:r>
     </w:p>
     <w:p>
@@ -101,8 +123,39 @@
           <w:szCs w:val="24"/>
           <w:lang w:eastAsia="ru-RU"/>
         </w:rPr>
-        <w:t>г.Лида                                                                                                                                          {{deal.date}}г.</w:t>
-      </w:r>
+        <w:t xml:space="preserve">г.Лида                                                                                                                                       </w:t>
+      </w:r>
+      <w:proofErr w:type="gramStart"/>
+      <w:r>
+        <w:rPr>
+          <w:rFonts w:ascii="Times New Roman" w:eastAsia="Times New Roman" w:hAnsi="Times New Roman"/>
+          <w:sz w:val="24"/>
+          <w:szCs w:val="24"/>
+          <w:lang w:eastAsia="ru-RU"/>
+        </w:rPr>
+        <w:t xml:space="preserve">   {</w:t>
+      </w:r>
+      <w:proofErr w:type="gramEnd"/>
+      <w:r>
+        <w:rPr>
+          <w:rFonts w:ascii="Times New Roman" w:eastAsia="Times New Roman" w:hAnsi="Times New Roman"/>
+          <w:sz w:val="24"/>
+          <w:szCs w:val="24"/>
+          <w:lang w:eastAsia="ru-RU"/>
+        </w:rPr>
+        <w:t>{</w:t>
+      </w:r>
+      <w:proofErr w:type="gramStart"/>
+      <w:r>
+        <w:rPr>
+          <w:rFonts w:ascii="Times New Roman" w:eastAsia="Times New Roman" w:hAnsi="Times New Roman"/>
+          <w:sz w:val="24"/>
+          <w:szCs w:val="24"/>
+          <w:lang w:eastAsia="ru-RU"/>
+        </w:rPr>
+        <w:t>deal.date}}г.</w:t>
+      </w:r>
+      <w:proofErr w:type="gramEnd"/>
     </w:p>
     <w:p>
       <w:pPr>
@@ -285,7 +338,47 @@
           <w:szCs w:val="24"/>
           <w:lang w:eastAsia="ru-RU"/>
         </w:rPr>
-        <w:t>1.1.  Предметом настоящего договора является оказание Исполнителем Потребителю риэлтерских      услуг    по содействию в продаже   принадлежащего     Потребителю     на      праве собственности объекта недвижимого имущества (далее – риэлтерские услуги), представляющего собой "{{property.type}}", расположенный по адресу {{property.address}}.</w:t>
+        <w:t>1.1.  Предметом настоящего договора является оказание Исполнителем Потребителю риэлтерских      услуг    по содействию в продаже   принадлежащего     Потребителю     на      праве собственности объекта недвижимого имущества (далее – риэлтерские услуги), представляющего собой "{{</w:t>
+      </w:r>
+      <w:proofErr w:type="gramStart"/>
+      <w:r>
+        <w:rPr>
+          <w:rFonts w:ascii="Times New Roman" w:eastAsia="Times New Roman" w:hAnsi="Times New Roman"/>
+          <w:sz w:val="24"/>
+          <w:szCs w:val="24"/>
+          <w:lang w:eastAsia="ru-RU"/>
+        </w:rPr>
+        <w:t>property.type</w:t>
+      </w:r>
+      <w:proofErr w:type="gramEnd"/>
+      <w:r>
+        <w:rPr>
+          <w:rFonts w:ascii="Times New Roman" w:eastAsia="Times New Roman" w:hAnsi="Times New Roman"/>
+          <w:sz w:val="24"/>
+          <w:szCs w:val="24"/>
+          <w:lang w:eastAsia="ru-RU"/>
+        </w:rPr>
+        <w:t>}}", расположенный по адресу {{</w:t>
+      </w:r>
+      <w:proofErr w:type="gramStart"/>
+      <w:r>
+        <w:rPr>
+          <w:rFonts w:ascii="Times New Roman" w:eastAsia="Times New Roman" w:hAnsi="Times New Roman"/>
+          <w:sz w:val="24"/>
+          <w:szCs w:val="24"/>
+          <w:lang w:eastAsia="ru-RU"/>
+        </w:rPr>
+        <w:t>property.address</w:t>
+      </w:r>
+      <w:proofErr w:type="gramEnd"/>
+      <w:r>
+        <w:rPr>
+          <w:rFonts w:ascii="Times New Roman" w:eastAsia="Times New Roman" w:hAnsi="Times New Roman"/>
+          <w:sz w:val="24"/>
+          <w:szCs w:val="24"/>
+          <w:lang w:eastAsia="ru-RU"/>
+        </w:rPr>
+        <w:t>}}.</w:t>
       </w:r>
     </w:p>
     <w:p>
@@ -676,16 +769,60 @@
           <w:szCs w:val="24"/>
           <w:lang w:eastAsia="ru-RU"/>
         </w:rPr>
-        <w:t>{{property.priceBYN}}</w:t>
-      </w:r>
-      <w:r>
-        <w:rPr>
-          <w:rFonts w:ascii="Times New Roman" w:eastAsia="Times New Roman" w:hAnsi="Times New Roman"/>
-          <w:sz w:val="24"/>
-          <w:szCs w:val="24"/>
-          <w:lang w:eastAsia="ru-RU"/>
-        </w:rPr>
-        <w:t xml:space="preserve"> белорусских рублей ({{property.priceWords}}).</w:t>
+        <w:t>{{</w:t>
+      </w:r>
+      <w:proofErr w:type="gramStart"/>
+      <w:r>
+        <w:rPr>
+          <w:rFonts w:ascii="Times New Roman" w:eastAsia="Times New Roman" w:hAnsi="Times New Roman"/>
+          <w:b/>
+          <w:bCs/>
+          <w:sz w:val="24"/>
+          <w:szCs w:val="24"/>
+          <w:lang w:eastAsia="ru-RU"/>
+        </w:rPr>
+        <w:t>property.priceBYN</w:t>
+      </w:r>
+      <w:proofErr w:type="gramEnd"/>
+      <w:r>
+        <w:rPr>
+          <w:rFonts w:ascii="Times New Roman" w:eastAsia="Times New Roman" w:hAnsi="Times New Roman"/>
+          <w:b/>
+          <w:bCs/>
+          <w:sz w:val="24"/>
+          <w:szCs w:val="24"/>
+          <w:lang w:eastAsia="ru-RU"/>
+        </w:rPr>
+        <w:t>}}</w:t>
+      </w:r>
+      <w:r>
+        <w:rPr>
+          <w:rFonts w:ascii="Times New Roman" w:eastAsia="Times New Roman" w:hAnsi="Times New Roman"/>
+          <w:sz w:val="24"/>
+          <w:szCs w:val="24"/>
+          <w:lang w:eastAsia="ru-RU"/>
+        </w:rPr>
+        <w:t xml:space="preserve"> белорусских рублей ({{</w:t>
+      </w:r>
+      <w:proofErr w:type="gramStart"/>
+      <w:r>
+        <w:rPr>
+          <w:rFonts w:ascii="Times New Roman" w:eastAsia="Times New Roman" w:hAnsi="Times New Roman"/>
+          <w:sz w:val="24"/>
+          <w:szCs w:val="24"/>
+          <w:lang w:eastAsia="ru-RU"/>
+        </w:rPr>
+        <w:t>property.priceWords</w:t>
+      </w:r>
+      <w:proofErr w:type="gramEnd"/>
+      <w:r>
+        <w:rPr>
+          <w:rFonts w:ascii="Times New Roman" w:eastAsia="Times New Roman" w:hAnsi="Times New Roman"/>
+          <w:sz w:val="24"/>
+          <w:szCs w:val="24"/>
+          <w:lang w:eastAsia="ru-RU"/>
+        </w:rPr>
+        <w:t>}}).</w:t>
       </w:r>
     </w:p>
     <w:p>
@@ -3216,17 +3353,402 @@
     </w:p>
     <w:p>
       <w:pPr>
+        <w:pStyle w:val="af2"/>
+        <w:rPr>
+          <w:lang w:eastAsia="ru-RU"/>
+        </w:rPr>
+      </w:pPr>
+    </w:p>
+    <w:p>
+      <w:pPr>
+        <w:autoSpaceDE w:val="0"/>
+        <w:autoSpaceDN w:val="0"/>
+        <w:adjustRightInd w:val="0"/>
+        <w:spacing w:after="0" w:line="240" w:lineRule="auto"/>
+        <w:jc w:val="center"/>
+        <w:rPr>
+          <w:rFonts w:ascii="Times New Roman" w:eastAsia="Times New Roman" w:hAnsi="Times New Roman"/>
+          <w:b/>
+          <w:sz w:val="24"/>
+          <w:szCs w:val="24"/>
+          <w:lang w:eastAsia="ru-RU"/>
+        </w:rPr>
+      </w:pPr>
+      <w:r>
+        <w:rPr>
+          <w:rFonts w:ascii="Times New Roman" w:eastAsia="Times New Roman" w:hAnsi="Times New Roman"/>
+          <w:b/>
+          <w:sz w:val="24"/>
+          <w:szCs w:val="24"/>
+          <w:lang w:eastAsia="ru-RU"/>
+        </w:rPr>
+        <w:t>4. СРОК ДЕЙСТВИЯ ДОГОВОРА.</w:t>
+      </w:r>
+    </w:p>
+    <w:p>
+      <w:pPr>
+        <w:autoSpaceDE w:val="0"/>
+        <w:autoSpaceDN w:val="0"/>
+        <w:adjustRightInd w:val="0"/>
+        <w:spacing w:after="0" w:line="240" w:lineRule="auto"/>
+        <w:jc w:val="center"/>
+        <w:rPr>
+          <w:rFonts w:ascii="Times New Roman" w:eastAsia="Times New Roman" w:hAnsi="Times New Roman"/>
+          <w:sz w:val="24"/>
+          <w:szCs w:val="24"/>
+          <w:lang w:eastAsia="ru-RU"/>
+        </w:rPr>
+      </w:pPr>
+      <w:r>
+        <w:rPr>
+          <w:rFonts w:ascii="Times New Roman" w:eastAsia="Times New Roman" w:hAnsi="Times New Roman"/>
+          <w:b/>
+          <w:sz w:val="24"/>
+          <w:szCs w:val="24"/>
+          <w:lang w:eastAsia="ru-RU"/>
+        </w:rPr>
+        <w:t xml:space="preserve"> ПОРЯДОК И ОСНОВАНИЯ ЕГО ИЗМЕНЕНИЯ И РАСТОРЖЕНИЯ</w:t>
+      </w:r>
+    </w:p>
+    <w:p>
+      <w:pPr>
+        <w:autoSpaceDE w:val="0"/>
+        <w:autoSpaceDN w:val="0"/>
+        <w:adjustRightInd w:val="0"/>
+        <w:spacing w:after="0" w:line="240" w:lineRule="auto"/>
+        <w:ind w:left="567" w:hanging="567"/>
+        <w:jc w:val="both"/>
+        <w:rPr>
+          <w:rFonts w:ascii="Times New Roman" w:eastAsia="Times New Roman" w:hAnsi="Times New Roman"/>
+          <w:sz w:val="24"/>
+          <w:szCs w:val="24"/>
+          <w:lang w:eastAsia="ru-RU"/>
+        </w:rPr>
+      </w:pPr>
+      <w:r>
+        <w:rPr>
+          <w:rFonts w:ascii="Times New Roman" w:eastAsia="Times New Roman" w:hAnsi="Times New Roman"/>
+          <w:sz w:val="24"/>
+          <w:szCs w:val="24"/>
+          <w:lang w:eastAsia="ru-RU"/>
+        </w:rPr>
+        <w:t>4.1. Настоящий договор вступает в силу со дня подписания его Сторонами и действует до {{</w:t>
+      </w:r>
+      <w:proofErr w:type="gramStart"/>
+      <w:r>
+        <w:rPr>
+          <w:rFonts w:ascii="Times New Roman" w:eastAsia="Times New Roman" w:hAnsi="Times New Roman"/>
+          <w:sz w:val="24"/>
+          <w:szCs w:val="24"/>
+          <w:lang w:eastAsia="ru-RU"/>
+        </w:rPr>
+        <w:t>deal.endDateText}}г.</w:t>
+      </w:r>
+      <w:proofErr w:type="gramEnd"/>
+    </w:p>
+    <w:p>
+      <w:pPr>
+        <w:autoSpaceDE w:val="0"/>
+        <w:autoSpaceDN w:val="0"/>
+        <w:adjustRightInd w:val="0"/>
+        <w:spacing w:after="0" w:line="240" w:lineRule="auto"/>
+        <w:ind w:left="567" w:hanging="567"/>
+        <w:jc w:val="both"/>
+        <w:rPr>
+          <w:rFonts w:ascii="Times New Roman" w:eastAsia="Times New Roman" w:hAnsi="Times New Roman"/>
+          <w:sz w:val="24"/>
+          <w:szCs w:val="24"/>
+          <w:lang w:eastAsia="ru-RU"/>
+        </w:rPr>
+      </w:pPr>
+      <w:r>
+        <w:rPr>
+          <w:rFonts w:ascii="Times New Roman" w:eastAsia="Times New Roman" w:hAnsi="Times New Roman"/>
+          <w:sz w:val="24"/>
+          <w:szCs w:val="24"/>
+          <w:lang w:eastAsia="ru-RU"/>
+        </w:rPr>
+        <w:t>4.2. Настоящий   договор   считается исполненным после полного и надлежащего выполнения Сторонами всех своих обязательств по договору, что оформляется подписанием акта. Акт составляется Исполнителем и предлагается для подписания Потребителю.</w:t>
+      </w:r>
+    </w:p>
+    <w:p>
+      <w:pPr>
+        <w:autoSpaceDE w:val="0"/>
+        <w:autoSpaceDN w:val="0"/>
+        <w:adjustRightInd w:val="0"/>
+        <w:spacing w:after="0" w:line="240" w:lineRule="auto"/>
+        <w:ind w:left="567"/>
+        <w:jc w:val="both"/>
+        <w:rPr>
+          <w:rFonts w:ascii="Times New Roman" w:eastAsia="Times New Roman" w:hAnsi="Times New Roman"/>
+          <w:sz w:val="24"/>
+          <w:szCs w:val="24"/>
+          <w:lang w:eastAsia="ru-RU"/>
+        </w:rPr>
+      </w:pPr>
+      <w:bookmarkStart w:id="6" w:name="_Hlk231834685"/>
+      <w:r>
+        <w:rPr>
+          <w:rFonts w:ascii="Times New Roman" w:eastAsia="Times New Roman" w:hAnsi="Times New Roman"/>
+          <w:sz w:val="24"/>
+          <w:szCs w:val="24"/>
+          <w:lang w:eastAsia="ru-RU"/>
+        </w:rPr>
+        <w:lastRenderedPageBreak/>
+        <w:t xml:space="preserve">Потребитель </w:t>
+      </w:r>
+      <w:r>
+        <w:rPr>
+          <w:rFonts w:ascii="Times New Roman" w:eastAsia="Times New Roman" w:hAnsi="Times New Roman"/>
+          <w:sz w:val="24"/>
+          <w:szCs w:val="24"/>
+          <w:lang w:eastAsia="ru-RU"/>
+        </w:rPr>
+        <w:t>в день</w:t>
+      </w:r>
+      <w:r>
+        <w:rPr>
+          <w:rFonts w:ascii="Times New Roman" w:eastAsia="Times New Roman" w:hAnsi="Times New Roman"/>
+          <w:sz w:val="24"/>
+          <w:szCs w:val="24"/>
+          <w:lang w:eastAsia="ru-RU"/>
+        </w:rPr>
+        <w:t xml:space="preserve"> получения акта обязан подписать его или дать письменный отказ от подписания с изложением обоснованных причин отказа</w:t>
+      </w:r>
+      <w:bookmarkEnd w:id="6"/>
+      <w:r>
+        <w:rPr>
+          <w:rFonts w:ascii="Times New Roman" w:eastAsia="Times New Roman" w:hAnsi="Times New Roman"/>
+          <w:sz w:val="24"/>
+          <w:szCs w:val="24"/>
+          <w:lang w:eastAsia="ru-RU"/>
+        </w:rPr>
+        <w:t xml:space="preserve">. В случае если в течение указанного срока Потребитель не подпишет акт и не предоставит Исполнителю письменного отказа от подписания акта с изложением причин, </w:t>
+      </w:r>
+      <w:r>
+        <w:rPr>
+          <w:rFonts w:ascii="Times New Roman" w:eastAsia="Times New Roman" w:hAnsi="Times New Roman"/>
+          <w:sz w:val="24"/>
+          <w:szCs w:val="24"/>
+          <w:lang w:eastAsia="ru-RU"/>
+        </w:rPr>
+        <w:t>услуги по</w:t>
+      </w:r>
+      <w:r>
+        <w:rPr>
+          <w:rFonts w:ascii="Times New Roman" w:eastAsia="Times New Roman" w:hAnsi="Times New Roman"/>
+          <w:sz w:val="24"/>
+          <w:szCs w:val="24"/>
+          <w:lang w:eastAsia="ru-RU"/>
+        </w:rPr>
+        <w:t xml:space="preserve"> настоящему договору считаются исполненными и подлежащими оплате в полном объеме.</w:t>
+      </w:r>
+    </w:p>
+    <w:p>
+      <w:pPr>
+        <w:autoSpaceDE w:val="0"/>
+        <w:autoSpaceDN w:val="0"/>
+        <w:adjustRightInd w:val="0"/>
+        <w:spacing w:after="0" w:line="240" w:lineRule="auto"/>
+        <w:ind w:left="567" w:hanging="567"/>
+        <w:jc w:val="both"/>
+        <w:rPr>
+          <w:rFonts w:ascii="Times New Roman" w:eastAsia="Times New Roman" w:hAnsi="Times New Roman"/>
+          <w:sz w:val="24"/>
+          <w:szCs w:val="24"/>
+          <w:lang w:eastAsia="ru-RU"/>
+        </w:rPr>
+      </w:pPr>
+      <w:r>
+        <w:rPr>
+          <w:rFonts w:ascii="Times New Roman" w:eastAsia="Times New Roman" w:hAnsi="Times New Roman"/>
+          <w:sz w:val="24"/>
+          <w:szCs w:val="24"/>
+          <w:lang w:eastAsia="ru-RU"/>
+        </w:rPr>
+        <w:t xml:space="preserve">4.3. Изменение   условий   настоящего   договора осуществляется по согласованию сторон путем оформления дополнительного соглашения. </w:t>
+      </w:r>
+    </w:p>
+    <w:p>
+      <w:pPr>
+        <w:autoSpaceDE w:val="0"/>
+        <w:autoSpaceDN w:val="0"/>
+        <w:adjustRightInd w:val="0"/>
+        <w:spacing w:after="0" w:line="240" w:lineRule="auto"/>
+        <w:ind w:left="567"/>
+        <w:jc w:val="both"/>
+        <w:rPr>
+          <w:rFonts w:ascii="Times New Roman" w:eastAsia="Times New Roman" w:hAnsi="Times New Roman"/>
+          <w:sz w:val="24"/>
+          <w:szCs w:val="24"/>
+          <w:lang w:eastAsia="ru-RU"/>
+        </w:rPr>
+      </w:pPr>
+      <w:r>
+        <w:rPr>
+          <w:rFonts w:ascii="Times New Roman" w:eastAsia="Times New Roman" w:hAnsi="Times New Roman"/>
+          <w:sz w:val="24"/>
+          <w:szCs w:val="24"/>
+          <w:lang w:eastAsia="ru-RU"/>
+        </w:rPr>
+        <w:t>Настоящий договор   может   быть   расторгнут по соглашению Сторон.  Одностороннее расторжение, отказ от выполнения условий договора допускаются лишь в случаях, установленных настоящим договором и законодательством.</w:t>
+      </w:r>
+    </w:p>
+    <w:p>
+      <w:pPr>
+        <w:autoSpaceDE w:val="0"/>
+        <w:autoSpaceDN w:val="0"/>
+        <w:adjustRightInd w:val="0"/>
+        <w:spacing w:after="0" w:line="240" w:lineRule="auto"/>
+        <w:ind w:left="567" w:hanging="567"/>
+        <w:jc w:val="both"/>
+        <w:rPr>
+          <w:rFonts w:ascii="Times New Roman" w:eastAsia="Times New Roman" w:hAnsi="Times New Roman"/>
+          <w:sz w:val="24"/>
+          <w:szCs w:val="24"/>
+          <w:lang w:eastAsia="ru-RU"/>
+        </w:rPr>
+      </w:pPr>
+      <w:r>
+        <w:rPr>
+          <w:rFonts w:ascii="Times New Roman" w:eastAsia="Times New Roman" w:hAnsi="Times New Roman"/>
+          <w:sz w:val="24"/>
+          <w:szCs w:val="24"/>
+          <w:lang w:eastAsia="ru-RU"/>
+        </w:rPr>
+        <w:t xml:space="preserve">4.4. Исполнитель   имеет   право расторгнуть настоящий договор в одностороннем порядке </w:t>
+      </w:r>
+      <w:r>
+        <w:rPr>
+          <w:rFonts w:ascii="Times New Roman" w:eastAsia="Times New Roman" w:hAnsi="Times New Roman"/>
+          <w:sz w:val="24"/>
+          <w:szCs w:val="24"/>
+          <w:lang w:eastAsia="ru-RU"/>
+        </w:rPr>
+        <w:br/>
+        <w:t xml:space="preserve">в случаях:  </w:t>
+      </w:r>
+    </w:p>
+    <w:p>
+      <w:pPr>
         <w:autoSpaceDE w:val="0"/>
         <w:autoSpaceDN w:val="0"/>
         <w:adjustRightInd w:val="0"/>
         <w:spacing w:after="0" w:line="240" w:lineRule="auto"/>
         <w:ind w:left="1134" w:hanging="567"/>
         <w:jc w:val="both"/>
-        <w:outlineLvl w:val="0"/>
-        <w:rPr>
-          <w:rFonts w:ascii="Times New Roman" w:eastAsia="Times New Roman" w:hAnsi="Times New Roman"/>
-          <w:sz w:val="24"/>
-          <w:szCs w:val="24"/>
+        <w:rPr>
+          <w:rFonts w:ascii="Times New Roman" w:eastAsia="Times New Roman" w:hAnsi="Times New Roman"/>
+          <w:sz w:val="24"/>
+          <w:szCs w:val="24"/>
+          <w:lang w:eastAsia="ru-RU"/>
+        </w:rPr>
+      </w:pPr>
+      <w:r>
+        <w:rPr>
+          <w:rFonts w:ascii="Times New Roman" w:eastAsia="Times New Roman" w:hAnsi="Times New Roman"/>
+          <w:sz w:val="24"/>
+          <w:szCs w:val="24"/>
+          <w:lang w:eastAsia="ru-RU"/>
+        </w:rPr>
+        <w:t>4.4.1.</w:t>
+      </w:r>
+      <w:r>
+        <w:rPr>
+          <w:rFonts w:ascii="Times New Roman" w:eastAsia="Times New Roman" w:hAnsi="Times New Roman"/>
+          <w:sz w:val="24"/>
+          <w:szCs w:val="24"/>
+          <w:lang w:eastAsia="ru-RU"/>
+        </w:rPr>
+        <w:tab/>
+      </w:r>
+      <w:r>
+        <w:rPr>
+          <w:rFonts w:ascii="Times New Roman" w:eastAsia="Times New Roman" w:hAnsi="Times New Roman"/>
+          <w:sz w:val="24"/>
+          <w:szCs w:val="24"/>
+          <w:lang w:eastAsia="ru-RU"/>
+        </w:rPr>
+        <w:t xml:space="preserve">неисполнения и (или) ненадлежащего исполнения Потребителем обязательств </w:t>
+      </w:r>
+      <w:r>
+        <w:rPr>
+          <w:rFonts w:ascii="Times New Roman" w:eastAsia="Times New Roman" w:hAnsi="Times New Roman"/>
+          <w:sz w:val="24"/>
+          <w:szCs w:val="24"/>
+          <w:lang w:eastAsia="ru-RU"/>
+        </w:rPr>
+        <w:br/>
+        <w:t xml:space="preserve">по настоящему договору; </w:t>
+      </w:r>
+    </w:p>
+    <w:p>
+      <w:pPr>
+        <w:autoSpaceDE w:val="0"/>
+        <w:autoSpaceDN w:val="0"/>
+        <w:adjustRightInd w:val="0"/>
+        <w:spacing w:after="0" w:line="240" w:lineRule="auto"/>
+        <w:ind w:left="1134" w:hanging="567"/>
+        <w:jc w:val="both"/>
+        <w:rPr>
+          <w:rFonts w:ascii="Times New Roman" w:eastAsia="Times New Roman" w:hAnsi="Times New Roman"/>
+          <w:sz w:val="24"/>
+          <w:szCs w:val="24"/>
+          <w:lang w:eastAsia="ru-RU"/>
+        </w:rPr>
+      </w:pPr>
+      <w:r>
+        <w:rPr>
+          <w:rFonts w:ascii="Times New Roman" w:eastAsia="Times New Roman" w:hAnsi="Times New Roman"/>
+          <w:sz w:val="24"/>
+          <w:szCs w:val="24"/>
+          <w:lang w:eastAsia="ru-RU"/>
+        </w:rPr>
+        <w:t>4.4.</w:t>
+      </w:r>
+      <w:r>
+        <w:rPr>
+          <w:rFonts w:ascii="Times New Roman" w:eastAsia="Times New Roman" w:hAnsi="Times New Roman"/>
+          <w:sz w:val="24"/>
+          <w:szCs w:val="24"/>
+          <w:lang w:eastAsia="ru-RU"/>
+        </w:rPr>
+        <w:t>2. выявления</w:t>
+      </w:r>
+      <w:r>
+        <w:rPr>
+          <w:rFonts w:ascii="Times New Roman" w:eastAsia="Times New Roman" w:hAnsi="Times New Roman"/>
+          <w:sz w:val="24"/>
+          <w:szCs w:val="24"/>
+          <w:lang w:eastAsia="ru-RU"/>
+        </w:rPr>
+        <w:t xml:space="preserve"> Исполнителем в процессе исполнения договора обстоятельств, которые могут впоследствии стать предметом судебного спора по законному совершению сделки.</w:t>
+      </w:r>
+    </w:p>
+    <w:p>
+      <w:pPr>
+        <w:spacing w:after="0"/>
+        <w:ind w:left="567" w:hanging="567"/>
+        <w:jc w:val="both"/>
+        <w:rPr>
+          <w:rFonts w:ascii="Times New Roman" w:hAnsi="Times New Roman"/>
+          <w:sz w:val="24"/>
+          <w:szCs w:val="24"/>
+        </w:rPr>
+      </w:pPr>
+      <w:r>
+        <w:rPr>
+          <w:rFonts w:ascii="Times New Roman" w:hAnsi="Times New Roman"/>
+          <w:sz w:val="24"/>
+          <w:szCs w:val="24"/>
+        </w:rPr>
+        <w:t>4.5. В случае отсутствия фактически оказанных услуг их оплата Потребителем не осуществляется, и настоящий договор расторгается по соглашению Сторон.</w:t>
+      </w:r>
+    </w:p>
+    <w:p>
+      <w:pPr>
+        <w:pStyle w:val="af2"/>
+        <w:rPr>
           <w:lang w:eastAsia="ru-RU"/>
         </w:rPr>
       </w:pPr>
@@ -3240,46 +3762,20 @@
         <w:jc w:val="center"/>
         <w:rPr>
           <w:rFonts w:ascii="Times New Roman" w:eastAsia="Times New Roman" w:hAnsi="Times New Roman"/>
+          <w:sz w:val="24"/>
+          <w:szCs w:val="24"/>
+          <w:lang w:eastAsia="ru-RU"/>
+        </w:rPr>
+      </w:pPr>
+      <w:r>
+        <w:rPr>
+          <w:rFonts w:ascii="Times New Roman" w:eastAsia="Times New Roman" w:hAnsi="Times New Roman"/>
           <w:b/>
           <w:sz w:val="24"/>
           <w:szCs w:val="24"/>
           <w:lang w:eastAsia="ru-RU"/>
         </w:rPr>
-      </w:pPr>
-      <w:r>
-        <w:rPr>
-          <w:rFonts w:ascii="Times New Roman" w:eastAsia="Times New Roman" w:hAnsi="Times New Roman"/>
-          <w:b/>
-          <w:sz w:val="24"/>
-          <w:szCs w:val="24"/>
-          <w:lang w:eastAsia="ru-RU"/>
-        </w:rPr>
-        <w:t>4. СРОК ДЕЙСТВИЯ ДОГОВОРА.</w:t>
-      </w:r>
-    </w:p>
-    <w:p>
-      <w:pPr>
-        <w:autoSpaceDE w:val="0"/>
-        <w:autoSpaceDN w:val="0"/>
-        <w:adjustRightInd w:val="0"/>
-        <w:spacing w:after="0" w:line="240" w:lineRule="auto"/>
-        <w:jc w:val="center"/>
-        <w:rPr>
-          <w:rFonts w:ascii="Times New Roman" w:eastAsia="Times New Roman" w:hAnsi="Times New Roman"/>
-          <w:sz w:val="24"/>
-          <w:szCs w:val="24"/>
-          <w:lang w:eastAsia="ru-RU"/>
-        </w:rPr>
-      </w:pPr>
-      <w:r>
-        <w:rPr>
-          <w:rFonts w:ascii="Times New Roman" w:eastAsia="Times New Roman" w:hAnsi="Times New Roman"/>
-          <w:b/>
-          <w:sz w:val="24"/>
-          <w:szCs w:val="24"/>
-          <w:lang w:eastAsia="ru-RU"/>
-        </w:rPr>
-        <w:t xml:space="preserve"> ПОРЯДОК И ОСНОВАНИЯ ЕГО ИЗМЕНЕНИЯ И РАСТОРЖЕНИЯ</w:t>
+        <w:t>5. ОТВЕТСТВЕННОСТЬ СТОРОН И ПОРЯДОК РАЗРЕШЕНИЯ СПОРОВ</w:t>
       </w:r>
     </w:p>
     <w:p>
@@ -3304,7 +3800,25 @@
           <w:szCs w:val="24"/>
           <w:lang w:eastAsia="ru-RU"/>
         </w:rPr>
-        <w:t>4.1. Настоящий договор вступает в силу со дня подписания его Сторонами и действует до {{deal.endDateText}}г.</w:t>
+        <w:t>5.</w:t>
+      </w:r>
+      <w:r>
+        <w:rPr>
+          <w:rFonts w:ascii="Times New Roman" w:eastAsia="Times New Roman" w:hAnsi="Times New Roman"/>
+          <w:sz w:val="24"/>
+          <w:szCs w:val="24"/>
+          <w:lang w:eastAsia="ru-RU"/>
+        </w:rPr>
+        <w:t>1. За</w:t>
+      </w:r>
+      <w:r>
+        <w:rPr>
+          <w:rFonts w:ascii="Times New Roman" w:eastAsia="Times New Roman" w:hAnsi="Times New Roman"/>
+          <w:sz w:val="24"/>
+          <w:szCs w:val="24"/>
+          <w:lang w:eastAsia="ru-RU"/>
+        </w:rPr>
+        <w:t xml:space="preserve"> неисполнение либо ненадлежащее исполнение настоящего договора Стороны несут ответственность в соответствии с законодательством.</w:t>
       </w:r>
     </w:p>
     <w:p>
@@ -3329,7 +3843,25 @@
           <w:szCs w:val="24"/>
           <w:lang w:eastAsia="ru-RU"/>
         </w:rPr>
-        <w:t>4.2. Настоящий   договор   считается исполненным после полного и надлежащего выполнения Сторонами всех своих обязательств по договору, что оформляется подписанием акта. Акт составляется Исполнителем и предлагается для подписания Потребителю.</w:t>
+        <w:t>5.</w:t>
+      </w:r>
+      <w:r>
+        <w:rPr>
+          <w:rFonts w:ascii="Times New Roman" w:eastAsia="Times New Roman" w:hAnsi="Times New Roman"/>
+          <w:sz w:val="24"/>
+          <w:szCs w:val="24"/>
+          <w:lang w:eastAsia="ru-RU"/>
+        </w:rPr>
+        <w:t>2. Стороны</w:t>
+      </w:r>
+      <w:r>
+        <w:rPr>
+          <w:rFonts w:ascii="Times New Roman" w:eastAsia="Times New Roman" w:hAnsi="Times New Roman"/>
+          <w:sz w:val="24"/>
+          <w:szCs w:val="24"/>
+          <w:lang w:eastAsia="ru-RU"/>
+        </w:rPr>
+        <w:t xml:space="preserve"> освобождаются от ответственности:</w:t>
       </w:r>
     </w:p>
     <w:p>
@@ -3338,7 +3870,7 @@
         <w:autoSpaceDN w:val="0"/>
         <w:adjustRightInd w:val="0"/>
         <w:spacing w:after="0" w:line="240" w:lineRule="auto"/>
-        <w:ind w:left="567"/>
+        <w:ind w:left="993" w:hanging="426"/>
         <w:jc w:val="both"/>
         <w:rPr>
           <w:rFonts w:ascii="Times New Roman" w:eastAsia="Times New Roman" w:hAnsi="Times New Roman"/>
@@ -3347,62 +3879,66 @@
           <w:lang w:eastAsia="ru-RU"/>
         </w:rPr>
       </w:pPr>
-      <w:bookmarkStart w:id="6" w:name="_Hlk231834685"/>
-      <w:r>
-        <w:rPr>
-          <w:rFonts w:ascii="Times New Roman" w:eastAsia="Times New Roman" w:hAnsi="Times New Roman"/>
-          <w:sz w:val="24"/>
-          <w:szCs w:val="24"/>
-          <w:lang w:eastAsia="ru-RU"/>
-        </w:rPr>
-        <w:lastRenderedPageBreak/>
-        <w:t xml:space="preserve">Потребитель </w:t>
-      </w:r>
-      <w:r>
-        <w:rPr>
-          <w:rFonts w:ascii="Times New Roman" w:eastAsia="Times New Roman" w:hAnsi="Times New Roman"/>
-          <w:sz w:val="24"/>
-          <w:szCs w:val="24"/>
-          <w:lang w:eastAsia="ru-RU"/>
-        </w:rPr>
-        <w:t>в день</w:t>
-      </w:r>
-      <w:r>
-        <w:rPr>
-          <w:rFonts w:ascii="Times New Roman" w:eastAsia="Times New Roman" w:hAnsi="Times New Roman"/>
-          <w:sz w:val="24"/>
-          <w:szCs w:val="24"/>
-          <w:lang w:eastAsia="ru-RU"/>
-        </w:rPr>
-        <w:t xml:space="preserve"> получения акта обязан подписать его или дать письменный отказ от подписания с изложением обоснованных причин отказа</w:t>
-      </w:r>
-      <w:bookmarkEnd w:id="6"/>
-      <w:r>
-        <w:rPr>
-          <w:rFonts w:ascii="Times New Roman" w:eastAsia="Times New Roman" w:hAnsi="Times New Roman"/>
-          <w:sz w:val="24"/>
-          <w:szCs w:val="24"/>
-          <w:lang w:eastAsia="ru-RU"/>
-        </w:rPr>
-        <w:t xml:space="preserve">. В случае если в течение указанного срока Потребитель не подпишет акт и не предоставит Исполнителю письменного отказа от подписания акта с изложением причин, </w:t>
-      </w:r>
-      <w:r>
-        <w:rPr>
-          <w:rFonts w:ascii="Times New Roman" w:eastAsia="Times New Roman" w:hAnsi="Times New Roman"/>
-          <w:sz w:val="24"/>
-          <w:szCs w:val="24"/>
-          <w:lang w:eastAsia="ru-RU"/>
-        </w:rPr>
-        <w:t>услуги по</w:t>
-      </w:r>
-      <w:r>
-        <w:rPr>
-          <w:rFonts w:ascii="Times New Roman" w:eastAsia="Times New Roman" w:hAnsi="Times New Roman"/>
-          <w:sz w:val="24"/>
-          <w:szCs w:val="24"/>
-          <w:lang w:eastAsia="ru-RU"/>
-        </w:rPr>
-        <w:t xml:space="preserve"> настоящему договору считаются исполненными и подлежащими оплате в полном объеме.</w:t>
+      <w:r>
+        <w:rPr>
+          <w:rFonts w:ascii="Times New Roman" w:eastAsia="Times New Roman" w:hAnsi="Times New Roman"/>
+          <w:sz w:val="24"/>
+          <w:szCs w:val="24"/>
+          <w:lang w:eastAsia="ru-RU"/>
+        </w:rPr>
+        <w:t>5.2.1.</w:t>
+      </w:r>
+      <w:r>
+        <w:rPr>
+          <w:rFonts w:ascii="Times New Roman" w:eastAsia="Times New Roman" w:hAnsi="Times New Roman"/>
+          <w:sz w:val="24"/>
+          <w:szCs w:val="24"/>
+          <w:lang w:eastAsia="ru-RU"/>
+        </w:rPr>
+        <w:t xml:space="preserve"> при установлении обстоятельств, препятствующих законному совершению сделки;</w:t>
+      </w:r>
+    </w:p>
+    <w:p>
+      <w:pPr>
+        <w:autoSpaceDE w:val="0"/>
+        <w:autoSpaceDN w:val="0"/>
+        <w:adjustRightInd w:val="0"/>
+        <w:spacing w:after="0" w:line="240" w:lineRule="auto"/>
+        <w:ind w:left="993" w:hanging="426"/>
+        <w:jc w:val="both"/>
+        <w:rPr>
+          <w:rFonts w:ascii="Times New Roman" w:eastAsia="Times New Roman" w:hAnsi="Times New Roman"/>
+          <w:sz w:val="24"/>
+          <w:szCs w:val="24"/>
+          <w:lang w:eastAsia="ru-RU"/>
+        </w:rPr>
+      </w:pPr>
+      <w:r>
+        <w:rPr>
+          <w:rFonts w:ascii="Times New Roman" w:eastAsia="Times New Roman" w:hAnsi="Times New Roman"/>
+          <w:sz w:val="24"/>
+          <w:szCs w:val="24"/>
+          <w:lang w:eastAsia="ru-RU"/>
+        </w:rPr>
+        <w:t>5.</w:t>
+      </w:r>
+      <w:r>
+        <w:rPr>
+          <w:rFonts w:ascii="Times New Roman" w:eastAsia="Times New Roman" w:hAnsi="Times New Roman"/>
+          <w:sz w:val="24"/>
+          <w:szCs w:val="24"/>
+          <w:lang w:eastAsia="ru-RU"/>
+        </w:rPr>
+        <w:t>2.2.</w:t>
+      </w:r>
+      <w:r>
+        <w:rPr>
+          <w:rFonts w:ascii="Times New Roman" w:eastAsia="Times New Roman" w:hAnsi="Times New Roman"/>
+          <w:sz w:val="24"/>
+          <w:szCs w:val="24"/>
+          <w:lang w:eastAsia="ru-RU"/>
+        </w:rPr>
+        <w:t xml:space="preserve"> в случае невозможности надлежащего исполнения обязательств по настоящему договору из-за действий потенциального покупателя объекта недвижимого имущества.</w:t>
       </w:r>
     </w:p>
     <w:p>
@@ -3427,32 +3963,52 @@
           <w:szCs w:val="24"/>
           <w:lang w:eastAsia="ru-RU"/>
         </w:rPr>
-        <w:t xml:space="preserve">4.3. Изменение   условий   настоящего   договора осуществляется по согласованию сторон путем оформления дополнительного соглашения. </w:t>
-      </w:r>
-    </w:p>
-    <w:p>
-      <w:pPr>
-        <w:autoSpaceDE w:val="0"/>
-        <w:autoSpaceDN w:val="0"/>
-        <w:adjustRightInd w:val="0"/>
-        <w:spacing w:after="0" w:line="240" w:lineRule="auto"/>
-        <w:ind w:left="567"/>
-        <w:jc w:val="both"/>
-        <w:rPr>
-          <w:rFonts w:ascii="Times New Roman" w:eastAsia="Times New Roman" w:hAnsi="Times New Roman"/>
-          <w:sz w:val="24"/>
-          <w:szCs w:val="24"/>
-          <w:lang w:eastAsia="ru-RU"/>
-        </w:rPr>
-      </w:pPr>
-      <w:r>
-        <w:rPr>
-          <w:rFonts w:ascii="Times New Roman" w:eastAsia="Times New Roman" w:hAnsi="Times New Roman"/>
-          <w:sz w:val="24"/>
-          <w:szCs w:val="24"/>
-          <w:lang w:eastAsia="ru-RU"/>
-        </w:rPr>
-        <w:t>Настоящий договор   может   быть   расторгнут по соглашению Сторон.  Одностороннее расторжение, отказ от выполнения условий договора допускаются лишь в случаях, установленных настоящим договором и законодательством.</w:t>
+        <w:t>5.3.</w:t>
+      </w:r>
+      <w:r>
+        <w:rPr>
+          <w:rFonts w:ascii="Times New Roman" w:eastAsia="Times New Roman" w:hAnsi="Times New Roman"/>
+          <w:sz w:val="24"/>
+          <w:szCs w:val="24"/>
+          <w:lang w:eastAsia="ru-RU"/>
+        </w:rPr>
+        <w:tab/>
+      </w:r>
+      <w:r>
+        <w:rPr>
+          <w:rFonts w:ascii="Times New Roman" w:eastAsia="Times New Roman" w:hAnsi="Times New Roman"/>
+          <w:sz w:val="24"/>
+          <w:szCs w:val="24"/>
+          <w:lang w:eastAsia="ru-RU"/>
+        </w:rPr>
+        <w:t xml:space="preserve">Исполнитель не несет ответственности за достоверность технической информации </w:t>
+      </w:r>
+      <w:r>
+        <w:rPr>
+          <w:rFonts w:ascii="Times New Roman" w:eastAsia="Times New Roman" w:hAnsi="Times New Roman"/>
+          <w:sz w:val="24"/>
+          <w:szCs w:val="24"/>
+          <w:lang w:eastAsia="ru-RU"/>
+        </w:rPr>
+        <w:br/>
+      </w:r>
+      <w:r>
+        <w:rPr>
+          <w:rFonts w:ascii="Times New Roman" w:eastAsia="Times New Roman" w:hAnsi="Times New Roman"/>
+          <w:sz w:val="24"/>
+          <w:szCs w:val="24"/>
+          <w:lang w:eastAsia="ru-RU"/>
+        </w:rPr>
+        <w:t xml:space="preserve"> </w:t>
+      </w:r>
+      <w:r>
+        <w:rPr>
+          <w:rFonts w:ascii="Times New Roman" w:eastAsia="Times New Roman" w:hAnsi="Times New Roman"/>
+          <w:sz w:val="24"/>
+          <w:szCs w:val="24"/>
+          <w:lang w:eastAsia="ru-RU"/>
+        </w:rPr>
+        <w:t>об объекте недвижимого имущества, представленной Потребителем.</w:t>
       </w:r>
     </w:p>
     <w:p>
@@ -3477,17 +4033,25 @@
           <w:szCs w:val="24"/>
           <w:lang w:eastAsia="ru-RU"/>
         </w:rPr>
-        <w:t xml:space="preserve">4.4. Исполнитель   имеет   право расторгнуть настоящий договор в одностороннем порядке </w:t>
-      </w:r>
-      <w:r>
-        <w:rPr>
-          <w:rFonts w:ascii="Times New Roman" w:eastAsia="Times New Roman" w:hAnsi="Times New Roman"/>
-          <w:sz w:val="24"/>
-          <w:szCs w:val="24"/>
-          <w:lang w:eastAsia="ru-RU"/>
-        </w:rPr>
-        <w:br/>
-        <w:t xml:space="preserve">в случаях:  </w:t>
+        <w:t>5.</w:t>
+      </w:r>
+      <w:r>
+        <w:rPr>
+          <w:rFonts w:ascii="Times New Roman" w:eastAsia="Times New Roman" w:hAnsi="Times New Roman"/>
+          <w:sz w:val="24"/>
+          <w:szCs w:val="24"/>
+          <w:lang w:eastAsia="ru-RU"/>
+        </w:rPr>
+        <w:t>4. Стороны</w:t>
+      </w:r>
+      <w:r>
+        <w:rPr>
+          <w:rFonts w:ascii="Times New Roman" w:eastAsia="Times New Roman" w:hAnsi="Times New Roman"/>
+          <w:sz w:val="24"/>
+          <w:szCs w:val="24"/>
+          <w:lang w:eastAsia="ru-RU"/>
+        </w:rPr>
+        <w:t xml:space="preserve"> не несут ответственность за: </w:t>
       </w:r>
     </w:p>
     <w:p>
@@ -3512,35 +4076,25 @@
           <w:szCs w:val="24"/>
           <w:lang w:eastAsia="ru-RU"/>
         </w:rPr>
-        <w:t>4.4.1.</w:t>
-      </w:r>
-      <w:r>
-        <w:rPr>
-          <w:rFonts w:ascii="Times New Roman" w:eastAsia="Times New Roman" w:hAnsi="Times New Roman"/>
-          <w:sz w:val="24"/>
-          <w:szCs w:val="24"/>
-          <w:lang w:eastAsia="ru-RU"/>
-        </w:rPr>
-        <w:tab/>
-      </w:r>
-      <w:r>
-        <w:rPr>
-          <w:rFonts w:ascii="Times New Roman" w:eastAsia="Times New Roman" w:hAnsi="Times New Roman"/>
-          <w:sz w:val="24"/>
-          <w:szCs w:val="24"/>
-          <w:lang w:eastAsia="ru-RU"/>
-        </w:rPr>
-        <w:t xml:space="preserve">неисполнения и (или) ненадлежащего исполнения Потребителем обязательств </w:t>
-      </w:r>
-      <w:r>
-        <w:rPr>
-          <w:rFonts w:ascii="Times New Roman" w:eastAsia="Times New Roman" w:hAnsi="Times New Roman"/>
-          <w:sz w:val="24"/>
-          <w:szCs w:val="24"/>
-          <w:lang w:eastAsia="ru-RU"/>
-        </w:rPr>
-        <w:br/>
-        <w:t xml:space="preserve">по настоящему договору; </w:t>
+        <w:t>5.4.</w:t>
+      </w:r>
+      <w:r>
+        <w:rPr>
+          <w:rFonts w:ascii="Times New Roman" w:eastAsia="Times New Roman" w:hAnsi="Times New Roman"/>
+          <w:sz w:val="24"/>
+          <w:szCs w:val="24"/>
+          <w:lang w:eastAsia="ru-RU"/>
+        </w:rPr>
+        <w:t>1. невозможность</w:t>
+      </w:r>
+      <w:r>
+        <w:rPr>
+          <w:rFonts w:ascii="Times New Roman" w:eastAsia="Times New Roman" w:hAnsi="Times New Roman"/>
+          <w:sz w:val="24"/>
+          <w:szCs w:val="24"/>
+          <w:lang w:eastAsia="ru-RU"/>
+        </w:rPr>
+        <w:t xml:space="preserve"> или просрочку исполнения обязательств по договору, если в процессе работы выявятся обстоятельства, препятствующие законному совершению сделки; </w:t>
       </w:r>
     </w:p>
     <w:p>
@@ -3565,45 +4119,35 @@
           <w:szCs w:val="24"/>
           <w:lang w:eastAsia="ru-RU"/>
         </w:rPr>
-        <w:t>4.4.</w:t>
-      </w:r>
-      <w:r>
-        <w:rPr>
-          <w:rFonts w:ascii="Times New Roman" w:eastAsia="Times New Roman" w:hAnsi="Times New Roman"/>
-          <w:sz w:val="24"/>
-          <w:szCs w:val="24"/>
-          <w:lang w:eastAsia="ru-RU"/>
-        </w:rPr>
-        <w:t>2. выявления</w:t>
-      </w:r>
-      <w:r>
-        <w:rPr>
-          <w:rFonts w:ascii="Times New Roman" w:eastAsia="Times New Roman" w:hAnsi="Times New Roman"/>
-          <w:sz w:val="24"/>
-          <w:szCs w:val="24"/>
-          <w:lang w:eastAsia="ru-RU"/>
-        </w:rPr>
-        <w:t xml:space="preserve"> Исполнителем в процессе исполнения договора обстоятельств, которые могут впоследствии стать предметом судебного спора по законному совершению сделки.</w:t>
-      </w:r>
-    </w:p>
-    <w:p>
-      <w:pPr>
-        <w:spacing w:after="0"/>
-        <w:ind w:left="567" w:hanging="567"/>
-        <w:jc w:val="both"/>
-        <w:rPr>
-          <w:rFonts w:ascii="Times New Roman" w:hAnsi="Times New Roman"/>
-          <w:sz w:val="24"/>
-          <w:szCs w:val="24"/>
-        </w:rPr>
-      </w:pPr>
-      <w:r>
-        <w:rPr>
-          <w:rFonts w:ascii="Times New Roman" w:hAnsi="Times New Roman"/>
-          <w:sz w:val="24"/>
-          <w:szCs w:val="24"/>
-        </w:rPr>
-        <w:t>4.5. В случае отсутствия фактически оказанных услуг их оплата Потребителем не осуществляется, и настоящий договор расторгается по соглашению Сторон.</w:t>
+        <w:t>5.4.</w:t>
+      </w:r>
+      <w:r>
+        <w:rPr>
+          <w:rFonts w:ascii="Times New Roman" w:eastAsia="Times New Roman" w:hAnsi="Times New Roman"/>
+          <w:sz w:val="24"/>
+          <w:szCs w:val="24"/>
+          <w:lang w:eastAsia="ru-RU"/>
+        </w:rPr>
+        <w:t>2. действия</w:t>
+      </w:r>
+      <w:r>
+        <w:rPr>
+          <w:rFonts w:ascii="Times New Roman" w:eastAsia="Times New Roman" w:hAnsi="Times New Roman"/>
+          <w:sz w:val="24"/>
+          <w:szCs w:val="24"/>
+          <w:lang w:eastAsia="ru-RU"/>
+        </w:rPr>
+        <w:t xml:space="preserve">   нотариуса, регистратора, государственных   органов   и иных организаций,  </w:t>
+      </w:r>
+      <w:r>
+        <w:rPr>
+          <w:rFonts w:ascii="Times New Roman" w:eastAsia="Times New Roman" w:hAnsi="Times New Roman"/>
+          <w:sz w:val="24"/>
+          <w:szCs w:val="24"/>
+          <w:lang w:eastAsia="ru-RU"/>
+        </w:rPr>
+        <w:br/>
+        <w:t xml:space="preserve">в том числе и в случае предоставления ими недостоверной информации   в   виде   документов, а   также иных сведений;  </w:t>
       </w:r>
     </w:p>
     <w:p>
@@ -3612,40 +4156,41 @@
         <w:autoSpaceDN w:val="0"/>
         <w:adjustRightInd w:val="0"/>
         <w:spacing w:after="0" w:line="240" w:lineRule="auto"/>
-        <w:ind w:firstLine="709"/>
+        <w:ind w:left="1134" w:hanging="567"/>
         <w:jc w:val="both"/>
-        <w:outlineLvl w:val="0"/>
-        <w:rPr>
-          <w:rFonts w:ascii="Times New Roman" w:eastAsia="Times New Roman" w:hAnsi="Times New Roman"/>
-          <w:sz w:val="24"/>
-          <w:szCs w:val="24"/>
-          <w:lang w:eastAsia="ru-RU"/>
-        </w:rPr>
-      </w:pPr>
-    </w:p>
-    <w:p>
-      <w:pPr>
-        <w:autoSpaceDE w:val="0"/>
-        <w:autoSpaceDN w:val="0"/>
-        <w:adjustRightInd w:val="0"/>
-        <w:spacing w:after="0" w:line="240" w:lineRule="auto"/>
-        <w:jc w:val="center"/>
-        <w:rPr>
-          <w:rFonts w:ascii="Times New Roman" w:eastAsia="Times New Roman" w:hAnsi="Times New Roman"/>
-          <w:sz w:val="24"/>
-          <w:szCs w:val="24"/>
-          <w:lang w:eastAsia="ru-RU"/>
-        </w:rPr>
-      </w:pPr>
-      <w:r>
-        <w:rPr>
-          <w:rFonts w:ascii="Times New Roman" w:eastAsia="Times New Roman" w:hAnsi="Times New Roman"/>
-          <w:b/>
-          <w:sz w:val="24"/>
-          <w:szCs w:val="24"/>
-          <w:lang w:eastAsia="ru-RU"/>
-        </w:rPr>
-        <w:t>5. ОТВЕТСТВЕННОСТЬ СТОРОН И ПОРЯДОК РАЗРЕШЕНИЯ СПОРОВ</w:t>
+        <w:rPr>
+          <w:rFonts w:ascii="Times New Roman" w:eastAsia="Times New Roman" w:hAnsi="Times New Roman"/>
+          <w:sz w:val="24"/>
+          <w:szCs w:val="24"/>
+          <w:lang w:eastAsia="ru-RU"/>
+        </w:rPr>
+      </w:pPr>
+      <w:r>
+        <w:rPr>
+          <w:rFonts w:ascii="Times New Roman" w:eastAsia="Times New Roman" w:hAnsi="Times New Roman"/>
+          <w:sz w:val="24"/>
+          <w:szCs w:val="24"/>
+          <w:lang w:eastAsia="ru-RU"/>
+        </w:rPr>
+        <w:t>5.4.</w:t>
+      </w:r>
+      <w:r>
+        <w:rPr>
+          <w:rFonts w:ascii="Times New Roman" w:eastAsia="Times New Roman" w:hAnsi="Times New Roman"/>
+          <w:sz w:val="24"/>
+          <w:szCs w:val="24"/>
+          <w:lang w:eastAsia="ru-RU"/>
+        </w:rPr>
+        <w:t>3. отказ</w:t>
+      </w:r>
+      <w:r>
+        <w:rPr>
+          <w:rFonts w:ascii="Times New Roman" w:eastAsia="Times New Roman" w:hAnsi="Times New Roman"/>
+          <w:sz w:val="24"/>
+          <w:szCs w:val="24"/>
+          <w:lang w:eastAsia="ru-RU"/>
+        </w:rPr>
+        <w:t xml:space="preserve"> государственных органов и иных организаций и лиц, в компетенцию которых входит выдача документов и сведений, от предоставления данных документов и сведений   либо   несвоевременное   их предоставление.</w:t>
       </w:r>
     </w:p>
     <w:p>
@@ -3670,25 +4215,35 @@
           <w:szCs w:val="24"/>
           <w:lang w:eastAsia="ru-RU"/>
         </w:rPr>
-        <w:t>5.</w:t>
-      </w:r>
-      <w:r>
-        <w:rPr>
-          <w:rFonts w:ascii="Times New Roman" w:eastAsia="Times New Roman" w:hAnsi="Times New Roman"/>
-          <w:sz w:val="24"/>
-          <w:szCs w:val="24"/>
-          <w:lang w:eastAsia="ru-RU"/>
-        </w:rPr>
-        <w:t>1. За</w:t>
-      </w:r>
-      <w:r>
-        <w:rPr>
-          <w:rFonts w:ascii="Times New Roman" w:eastAsia="Times New Roman" w:hAnsi="Times New Roman"/>
-          <w:sz w:val="24"/>
-          <w:szCs w:val="24"/>
-          <w:lang w:eastAsia="ru-RU"/>
-        </w:rPr>
-        <w:t xml:space="preserve"> неисполнение либо ненадлежащее исполнение настоящего договора Стороны несут ответственность в соответствии с законодательством.</w:t>
+        <w:t>5.5.</w:t>
+      </w:r>
+      <w:r>
+        <w:rPr>
+          <w:rFonts w:ascii="Times New Roman" w:eastAsia="Times New Roman" w:hAnsi="Times New Roman"/>
+          <w:sz w:val="24"/>
+          <w:szCs w:val="24"/>
+          <w:lang w:eastAsia="ru-RU"/>
+        </w:rPr>
+        <w:tab/>
+      </w:r>
+      <w:r>
+        <w:rPr>
+          <w:rFonts w:ascii="Times New Roman" w:eastAsia="Times New Roman" w:hAnsi="Times New Roman"/>
+          <w:sz w:val="24"/>
+          <w:szCs w:val="24"/>
+          <w:lang w:eastAsia="ru-RU"/>
+        </w:rPr>
+        <w:t xml:space="preserve">Стороны   освобождаются от ответственности при неисполнении обязательств  </w:t>
+      </w:r>
+      <w:r>
+        <w:rPr>
+          <w:rFonts w:ascii="Times New Roman" w:eastAsia="Times New Roman" w:hAnsi="Times New Roman"/>
+          <w:sz w:val="24"/>
+          <w:szCs w:val="24"/>
+          <w:lang w:eastAsia="ru-RU"/>
+        </w:rPr>
+        <w:br/>
+        <w:t>по договору, полном или частичном, вследствие обстоятельств непреодолимой силы (стихийного бедствия, военных действий и т.д.).</w:t>
       </w:r>
     </w:p>
     <w:p>
@@ -3713,25 +4268,43 @@
           <w:szCs w:val="24"/>
           <w:lang w:eastAsia="ru-RU"/>
         </w:rPr>
-        <w:t>5.</w:t>
-      </w:r>
-      <w:r>
-        <w:rPr>
-          <w:rFonts w:ascii="Times New Roman" w:eastAsia="Times New Roman" w:hAnsi="Times New Roman"/>
-          <w:sz w:val="24"/>
-          <w:szCs w:val="24"/>
-          <w:lang w:eastAsia="ru-RU"/>
-        </w:rPr>
-        <w:t>2. Стороны</w:t>
-      </w:r>
-      <w:r>
-        <w:rPr>
-          <w:rFonts w:ascii="Times New Roman" w:eastAsia="Times New Roman" w:hAnsi="Times New Roman"/>
-          <w:sz w:val="24"/>
-          <w:szCs w:val="24"/>
-          <w:lang w:eastAsia="ru-RU"/>
-        </w:rPr>
-        <w:t xml:space="preserve"> освобождаются от ответственности:</w:t>
+        <w:t>5.6.</w:t>
+      </w:r>
+      <w:r>
+        <w:rPr>
+          <w:rFonts w:ascii="Times New Roman" w:eastAsia="Times New Roman" w:hAnsi="Times New Roman"/>
+          <w:sz w:val="24"/>
+          <w:szCs w:val="24"/>
+          <w:lang w:eastAsia="ru-RU"/>
+        </w:rPr>
+        <w:t xml:space="preserve"> </w:t>
+      </w:r>
+      <w:r>
+        <w:rPr>
+          <w:rFonts w:ascii="Times New Roman" w:eastAsia="Times New Roman" w:hAnsi="Times New Roman"/>
+          <w:sz w:val="24"/>
+          <w:szCs w:val="24"/>
+          <w:lang w:eastAsia="ru-RU"/>
+        </w:rPr>
+        <w:t>Споры по вопросам исполнения и расторжения настоящего договора разрешаются путем переговоров</w:t>
+      </w:r>
+      <w:r>
+        <w:rPr>
+          <w:rFonts w:ascii="Times New Roman" w:eastAsia="Times New Roman" w:hAnsi="Times New Roman"/>
+          <w:sz w:val="24"/>
+          <w:szCs w:val="24"/>
+          <w:lang w:eastAsia="ru-RU"/>
+        </w:rPr>
+        <w:t xml:space="preserve">. </w:t>
+      </w:r>
+      <w:r>
+        <w:rPr>
+          <w:rFonts w:ascii="Times New Roman" w:eastAsia="Times New Roman" w:hAnsi="Times New Roman"/>
+          <w:sz w:val="24"/>
+          <w:szCs w:val="24"/>
+          <w:lang w:eastAsia="ru-RU"/>
+        </w:rPr>
+        <w:t>Сторон, а   в случае недостижения   ими согласия - в судебном порядке.</w:t>
       </w:r>
     </w:p>
     <w:p>
@@ -3740,33 +4313,16 @@
         <w:autoSpaceDN w:val="0"/>
         <w:adjustRightInd w:val="0"/>
         <w:spacing w:after="0" w:line="240" w:lineRule="auto"/>
-        <w:ind w:left="993" w:hanging="426"/>
-        <w:jc w:val="both"/>
-        <w:rPr>
-          <w:rFonts w:ascii="Times New Roman" w:eastAsia="Times New Roman" w:hAnsi="Times New Roman"/>
-          <w:sz w:val="24"/>
-          <w:szCs w:val="24"/>
-          <w:lang w:eastAsia="ru-RU"/>
-        </w:rPr>
-      </w:pPr>
-      <w:r>
-        <w:rPr>
-          <w:rFonts w:ascii="Times New Roman" w:eastAsia="Times New Roman" w:hAnsi="Times New Roman"/>
-          <w:sz w:val="24"/>
-          <w:szCs w:val="24"/>
-          <w:lang w:eastAsia="ru-RU"/>
-        </w:rPr>
-        <w:t>5.2.1.</w:t>
-      </w:r>
-      <w:r>
-        <w:rPr>
-          <w:rFonts w:ascii="Times New Roman" w:eastAsia="Times New Roman" w:hAnsi="Times New Roman"/>
-          <w:sz w:val="24"/>
-          <w:szCs w:val="24"/>
-          <w:lang w:eastAsia="ru-RU"/>
-        </w:rPr>
-        <w:t xml:space="preserve"> при установлении обстоятельств, препятствующих законному совершению сделки;</w:t>
-      </w:r>
+        <w:ind w:left="567" w:hanging="567"/>
+        <w:jc w:val="center"/>
+        <w:rPr>
+          <w:rFonts w:ascii="Times New Roman" w:eastAsia="Times New Roman" w:hAnsi="Times New Roman"/>
+          <w:b/>
+          <w:sz w:val="24"/>
+          <w:szCs w:val="24"/>
+          <w:lang w:eastAsia="ru-RU"/>
+        </w:rPr>
+      </w:pPr>
     </w:p>
     <w:p>
       <w:pPr>
@@ -3774,41 +4330,23 @@
         <w:autoSpaceDN w:val="0"/>
         <w:adjustRightInd w:val="0"/>
         <w:spacing w:after="0" w:line="240" w:lineRule="auto"/>
-        <w:ind w:left="993" w:hanging="426"/>
-        <w:jc w:val="both"/>
-        <w:rPr>
-          <w:rFonts w:ascii="Times New Roman" w:eastAsia="Times New Roman" w:hAnsi="Times New Roman"/>
-          <w:sz w:val="24"/>
-          <w:szCs w:val="24"/>
-          <w:lang w:eastAsia="ru-RU"/>
-        </w:rPr>
-      </w:pPr>
-      <w:r>
-        <w:rPr>
-          <w:rFonts w:ascii="Times New Roman" w:eastAsia="Times New Roman" w:hAnsi="Times New Roman"/>
-          <w:sz w:val="24"/>
-          <w:szCs w:val="24"/>
-          <w:lang w:eastAsia="ru-RU"/>
-        </w:rPr>
-        <w:t>5.</w:t>
-      </w:r>
-      <w:r>
-        <w:rPr>
-          <w:rFonts w:ascii="Times New Roman" w:eastAsia="Times New Roman" w:hAnsi="Times New Roman"/>
-          <w:sz w:val="24"/>
-          <w:szCs w:val="24"/>
-          <w:lang w:eastAsia="ru-RU"/>
-        </w:rPr>
-        <w:t>2.2.</w:t>
-      </w:r>
-      <w:r>
-        <w:rPr>
-          <w:rFonts w:ascii="Times New Roman" w:eastAsia="Times New Roman" w:hAnsi="Times New Roman"/>
-          <w:sz w:val="24"/>
-          <w:szCs w:val="24"/>
-          <w:lang w:eastAsia="ru-RU"/>
-        </w:rPr>
-        <w:t xml:space="preserve"> в случае невозможности надлежащего исполнения обязательств по настоящему договору из-за действий потенциального покупателя объекта недвижимого имущества.</w:t>
+        <w:jc w:val="center"/>
+        <w:rPr>
+          <w:rFonts w:ascii="Times New Roman" w:eastAsia="Times New Roman" w:hAnsi="Times New Roman"/>
+          <w:sz w:val="24"/>
+          <w:szCs w:val="24"/>
+          <w:lang w:eastAsia="ru-RU"/>
+        </w:rPr>
+      </w:pPr>
+      <w:r>
+        <w:rPr>
+          <w:rFonts w:ascii="Times New Roman" w:eastAsia="Times New Roman" w:hAnsi="Times New Roman"/>
+          <w:b/>
+          <w:sz w:val="24"/>
+          <w:szCs w:val="24"/>
+          <w:lang w:eastAsia="ru-RU"/>
+        </w:rPr>
+        <w:t>6. ИНЫЕ УСЛОВИЯ</w:t>
       </w:r>
     </w:p>
     <w:p>
@@ -3833,25 +4371,25 @@
           <w:szCs w:val="24"/>
           <w:lang w:eastAsia="ru-RU"/>
         </w:rPr>
-        <w:t>5.3.</w:t>
-      </w:r>
-      <w:r>
-        <w:rPr>
-          <w:rFonts w:ascii="Times New Roman" w:eastAsia="Times New Roman" w:hAnsi="Times New Roman"/>
-          <w:sz w:val="24"/>
-          <w:szCs w:val="24"/>
-          <w:lang w:eastAsia="ru-RU"/>
-        </w:rPr>
-        <w:tab/>
-      </w:r>
-      <w:r>
-        <w:rPr>
-          <w:rFonts w:ascii="Times New Roman" w:eastAsia="Times New Roman" w:hAnsi="Times New Roman"/>
-          <w:sz w:val="24"/>
-          <w:szCs w:val="24"/>
-          <w:lang w:eastAsia="ru-RU"/>
-        </w:rPr>
-        <w:t xml:space="preserve">Исполнитель не несет ответственности за достоверность технической информации </w:t>
+        <w:t xml:space="preserve">6.1. Настоящий договор составлен в </w:t>
+      </w:r>
+      <w:r>
+        <w:rPr>
+          <w:rFonts w:ascii="Times New Roman" w:eastAsia="Times New Roman" w:hAnsi="Times New Roman"/>
+          <w:sz w:val="24"/>
+          <w:szCs w:val="24"/>
+          <w:lang w:eastAsia="ru-RU"/>
+        </w:rPr>
+        <w:t>четырех</w:t>
+      </w:r>
+      <w:r>
+        <w:rPr>
+          <w:rFonts w:ascii="Times New Roman" w:eastAsia="Times New Roman" w:hAnsi="Times New Roman"/>
+          <w:sz w:val="24"/>
+          <w:szCs w:val="24"/>
+          <w:lang w:eastAsia="ru-RU"/>
+        </w:rPr>
+        <w:t xml:space="preserve"> экземплярах, по одному для каждой из Сторон.  </w:t>
       </w:r>
       <w:r>
         <w:rPr>
@@ -3861,24 +4399,7 @@
           <w:lang w:eastAsia="ru-RU"/>
         </w:rPr>
         <w:br/>
-      </w:r>
-      <w:r>
-        <w:rPr>
-          <w:rFonts w:ascii="Times New Roman" w:eastAsia="Times New Roman" w:hAnsi="Times New Roman"/>
-          <w:sz w:val="24"/>
-          <w:szCs w:val="24"/>
-          <w:lang w:eastAsia="ru-RU"/>
-        </w:rPr>
-        <w:t xml:space="preserve"> </w:t>
-      </w:r>
-      <w:r>
-        <w:rPr>
-          <w:rFonts w:ascii="Times New Roman" w:eastAsia="Times New Roman" w:hAnsi="Times New Roman"/>
-          <w:sz w:val="24"/>
-          <w:szCs w:val="24"/>
-          <w:lang w:eastAsia="ru-RU"/>
-        </w:rPr>
-        <w:t>об объекте недвижимого имущества, представленной Потребителем.</w:t>
+        <w:t>В случаях, не предусмотренных настоящим договором, Стороны руководствуются действующим законодательством. Признание недействительной части настоящего договора не влечет недействительности его в целом.</w:t>
       </w:r>
     </w:p>
     <w:p>
@@ -3903,164 +4424,53 @@
           <w:szCs w:val="24"/>
           <w:lang w:eastAsia="ru-RU"/>
         </w:rPr>
-        <w:t>5.</w:t>
-      </w:r>
-      <w:r>
-        <w:rPr>
-          <w:rFonts w:ascii="Times New Roman" w:eastAsia="Times New Roman" w:hAnsi="Times New Roman"/>
-          <w:sz w:val="24"/>
-          <w:szCs w:val="24"/>
-          <w:lang w:eastAsia="ru-RU"/>
-        </w:rPr>
-        <w:t>4. Стороны</w:t>
-      </w:r>
-      <w:r>
-        <w:rPr>
-          <w:rFonts w:ascii="Times New Roman" w:eastAsia="Times New Roman" w:hAnsi="Times New Roman"/>
-          <w:sz w:val="24"/>
-          <w:szCs w:val="24"/>
-          <w:lang w:eastAsia="ru-RU"/>
-        </w:rPr>
-        <w:t xml:space="preserve"> не несут ответственность за: </w:t>
-      </w:r>
-    </w:p>
-    <w:p>
-      <w:pPr>
-        <w:autoSpaceDE w:val="0"/>
-        <w:autoSpaceDN w:val="0"/>
-        <w:adjustRightInd w:val="0"/>
-        <w:spacing w:after="0" w:line="240" w:lineRule="auto"/>
-        <w:ind w:left="1134" w:hanging="567"/>
-        <w:jc w:val="both"/>
-        <w:rPr>
-          <w:rFonts w:ascii="Times New Roman" w:eastAsia="Times New Roman" w:hAnsi="Times New Roman"/>
-          <w:sz w:val="24"/>
-          <w:szCs w:val="24"/>
-          <w:lang w:eastAsia="ru-RU"/>
-        </w:rPr>
-      </w:pPr>
-      <w:r>
-        <w:rPr>
-          <w:rFonts w:ascii="Times New Roman" w:eastAsia="Times New Roman" w:hAnsi="Times New Roman"/>
-          <w:sz w:val="24"/>
-          <w:szCs w:val="24"/>
-          <w:lang w:eastAsia="ru-RU"/>
-        </w:rPr>
-        <w:t>5.4.</w:t>
-      </w:r>
-      <w:r>
-        <w:rPr>
-          <w:rFonts w:ascii="Times New Roman" w:eastAsia="Times New Roman" w:hAnsi="Times New Roman"/>
-          <w:sz w:val="24"/>
-          <w:szCs w:val="24"/>
-          <w:lang w:eastAsia="ru-RU"/>
-        </w:rPr>
-        <w:t>1. невозможность</w:t>
-      </w:r>
-      <w:r>
-        <w:rPr>
-          <w:rFonts w:ascii="Times New Roman" w:eastAsia="Times New Roman" w:hAnsi="Times New Roman"/>
-          <w:sz w:val="24"/>
-          <w:szCs w:val="24"/>
-          <w:lang w:eastAsia="ru-RU"/>
-        </w:rPr>
-        <w:t xml:space="preserve"> или просрочку исполнения обязательств по договору, если в процессе работы выявятся обстоятельства, препятствующие законному совершению сделки; </w:t>
-      </w:r>
-    </w:p>
-    <w:p>
-      <w:pPr>
-        <w:autoSpaceDE w:val="0"/>
-        <w:autoSpaceDN w:val="0"/>
-        <w:adjustRightInd w:val="0"/>
-        <w:spacing w:after="0" w:line="240" w:lineRule="auto"/>
-        <w:ind w:left="1134" w:hanging="567"/>
-        <w:jc w:val="both"/>
-        <w:rPr>
-          <w:rFonts w:ascii="Times New Roman" w:eastAsia="Times New Roman" w:hAnsi="Times New Roman"/>
-          <w:sz w:val="24"/>
-          <w:szCs w:val="24"/>
-          <w:lang w:eastAsia="ru-RU"/>
-        </w:rPr>
-      </w:pPr>
-      <w:r>
-        <w:rPr>
-          <w:rFonts w:ascii="Times New Roman" w:eastAsia="Times New Roman" w:hAnsi="Times New Roman"/>
-          <w:sz w:val="24"/>
-          <w:szCs w:val="24"/>
-          <w:lang w:eastAsia="ru-RU"/>
-        </w:rPr>
-        <w:t>5.4.</w:t>
-      </w:r>
-      <w:r>
-        <w:rPr>
-          <w:rFonts w:ascii="Times New Roman" w:eastAsia="Times New Roman" w:hAnsi="Times New Roman"/>
-          <w:sz w:val="24"/>
-          <w:szCs w:val="24"/>
-          <w:lang w:eastAsia="ru-RU"/>
-        </w:rPr>
-        <w:t>2. действия</w:t>
-      </w:r>
-      <w:r>
-        <w:rPr>
-          <w:rFonts w:ascii="Times New Roman" w:eastAsia="Times New Roman" w:hAnsi="Times New Roman"/>
-          <w:sz w:val="24"/>
-          <w:szCs w:val="24"/>
-          <w:lang w:eastAsia="ru-RU"/>
-        </w:rPr>
-        <w:t xml:space="preserve">   нотариуса, регистратора, государственных   органов   и иных организаций,  </w:t>
-      </w:r>
-      <w:r>
-        <w:rPr>
-          <w:rFonts w:ascii="Times New Roman" w:eastAsia="Times New Roman" w:hAnsi="Times New Roman"/>
-          <w:sz w:val="24"/>
-          <w:szCs w:val="24"/>
-          <w:lang w:eastAsia="ru-RU"/>
-        </w:rPr>
-        <w:br/>
-        <w:t xml:space="preserve">в том числе и в случае предоставления ими недостоверной информации   в   виде   документов, а   также иных сведений;  </w:t>
-      </w:r>
-    </w:p>
-    <w:p>
-      <w:pPr>
-        <w:autoSpaceDE w:val="0"/>
-        <w:autoSpaceDN w:val="0"/>
-        <w:adjustRightInd w:val="0"/>
-        <w:spacing w:after="0" w:line="240" w:lineRule="auto"/>
-        <w:ind w:left="1134" w:hanging="567"/>
-        <w:jc w:val="both"/>
-        <w:rPr>
-          <w:rFonts w:ascii="Times New Roman" w:eastAsia="Times New Roman" w:hAnsi="Times New Roman"/>
-          <w:sz w:val="24"/>
-          <w:szCs w:val="24"/>
-          <w:lang w:eastAsia="ru-RU"/>
-        </w:rPr>
-      </w:pPr>
-      <w:r>
-        <w:rPr>
-          <w:rFonts w:ascii="Times New Roman" w:eastAsia="Times New Roman" w:hAnsi="Times New Roman"/>
-          <w:sz w:val="24"/>
-          <w:szCs w:val="24"/>
-          <w:lang w:eastAsia="ru-RU"/>
-        </w:rPr>
-        <w:t>5.4.</w:t>
-      </w:r>
-      <w:r>
-        <w:rPr>
-          <w:rFonts w:ascii="Times New Roman" w:eastAsia="Times New Roman" w:hAnsi="Times New Roman"/>
-          <w:sz w:val="24"/>
-          <w:szCs w:val="24"/>
-          <w:lang w:eastAsia="ru-RU"/>
-        </w:rPr>
-        <w:t>3. отказ</w:t>
-      </w:r>
-      <w:r>
-        <w:rPr>
-          <w:rFonts w:ascii="Times New Roman" w:eastAsia="Times New Roman" w:hAnsi="Times New Roman"/>
-          <w:sz w:val="24"/>
-          <w:szCs w:val="24"/>
-          <w:lang w:eastAsia="ru-RU"/>
-        </w:rPr>
-        <w:t xml:space="preserve"> государственных органов и иных организаций и лиц, в компетенцию которых входит выдача документов и сведений, от предоставления данных документов и сведений   либо   несвоевременное   их предоставление.</w:t>
+        <w:t>6.</w:t>
+      </w:r>
+      <w:r>
+        <w:rPr>
+          <w:rFonts w:ascii="Times New Roman" w:eastAsia="Times New Roman" w:hAnsi="Times New Roman"/>
+          <w:sz w:val="24"/>
+          <w:szCs w:val="24"/>
+          <w:lang w:eastAsia="ru-RU"/>
+        </w:rPr>
+        <w:t>2. На</w:t>
+      </w:r>
+      <w:r>
+        <w:rPr>
+          <w:rFonts w:ascii="Times New Roman" w:eastAsia="Times New Roman" w:hAnsi="Times New Roman"/>
+          <w:sz w:val="24"/>
+          <w:szCs w:val="24"/>
+          <w:lang w:eastAsia="ru-RU"/>
+        </w:rPr>
+        <w:t xml:space="preserve"> момент подписания договора Потребитель ознакомлен с документом, содержащим размеры и</w:t>
+      </w:r>
+      <w:r>
+        <w:rPr>
+          <w:rFonts w:ascii="Times New Roman" w:eastAsia="Times New Roman" w:hAnsi="Times New Roman"/>
+          <w:sz w:val="24"/>
+          <w:szCs w:val="24"/>
+          <w:lang w:eastAsia="ru-RU"/>
+        </w:rPr>
+        <w:t xml:space="preserve"> </w:t>
+      </w:r>
+      <w:r>
+        <w:rPr>
+          <w:rFonts w:ascii="Times New Roman" w:eastAsia="Times New Roman" w:hAnsi="Times New Roman"/>
+          <w:sz w:val="24"/>
+          <w:szCs w:val="24"/>
+          <w:lang w:eastAsia="ru-RU"/>
+        </w:rPr>
+        <w:t xml:space="preserve">порядок оплаты риэлтерских услуг, проектом договора оказания риэлтерских услуг, договором </w:t>
+      </w:r>
+      <w:r>
+        <w:rPr>
+          <w:rFonts w:ascii="Times New Roman" w:eastAsia="Times New Roman" w:hAnsi="Times New Roman"/>
+          <w:sz w:val="24"/>
+          <w:szCs w:val="24"/>
+          <w:lang w:eastAsia="ru-RU"/>
+        </w:rPr>
+        <w:lastRenderedPageBreak/>
+        <w:t>обязательного страхования, ему оказаны необходимые консультационные услуги и представлена информация о спросе и предложении на объекты недвижимого имущества.</w:t>
       </w:r>
     </w:p>
     <w:p>
@@ -4085,7 +4495,7 @@
           <w:szCs w:val="24"/>
           <w:lang w:eastAsia="ru-RU"/>
         </w:rPr>
-        <w:t>5.5.</w:t>
+        <w:t xml:space="preserve"> 6.3.</w:t>
       </w:r>
       <w:r>
         <w:rPr>
@@ -4103,7 +4513,7 @@
           <w:szCs w:val="24"/>
           <w:lang w:eastAsia="ru-RU"/>
         </w:rPr>
-        <w:t xml:space="preserve">Стороны   освобождаются от ответственности при неисполнении обязательств  </w:t>
+        <w:t xml:space="preserve">Потребитель гарантирует, что отчуждаемый объект недвижимого имущества свободен </w:t>
       </w:r>
       <w:r>
         <w:rPr>
@@ -4113,7 +4523,17 @@
           <w:lang w:eastAsia="ru-RU"/>
         </w:rPr>
         <w:br/>
-        <w:t>по договору, полном или частичном, вследствие обстоятельств непреодолимой силы (стихийного бедствия, военных действий и т.д.).</w:t>
+        <w:t xml:space="preserve">от прав третьих лиц (за исключением зарегистрированных в нем), не находится под арестом или </w:t>
+      </w:r>
+      <w:r>
+        <w:rPr>
+          <w:rFonts w:ascii="Times New Roman" w:eastAsia="Times New Roman" w:hAnsi="Times New Roman"/>
+          <w:sz w:val="24"/>
+          <w:szCs w:val="24"/>
+          <w:lang w:eastAsia="ru-RU"/>
+        </w:rPr>
+        <w:br/>
+        <w:t>в залоге, не обременен никакими обязательствами и соответствует   описанию   объекта недвижимого имущества.</w:t>
       </w:r>
     </w:p>
     <w:p>
@@ -4125,24 +4545,46 @@
         <w:ind w:left="567" w:hanging="567"/>
         <w:jc w:val="both"/>
         <w:rPr>
-          <w:rFonts w:ascii="Times New Roman" w:eastAsia="Times New Roman" w:hAnsi="Times New Roman"/>
-          <w:sz w:val="24"/>
-          <w:szCs w:val="24"/>
-          <w:lang w:eastAsia="ru-RU"/>
-        </w:rPr>
-      </w:pPr>
-      <w:r>
-        <w:rPr>
-          <w:rFonts w:ascii="Times New Roman" w:eastAsia="Times New Roman" w:hAnsi="Times New Roman"/>
-          <w:sz w:val="24"/>
-          <w:szCs w:val="24"/>
-          <w:lang w:eastAsia="ru-RU"/>
-        </w:rPr>
-        <w:t>5.6.</w:t>
-      </w:r>
-      <w:r>
-        <w:rPr>
-          <w:rFonts w:ascii="Times New Roman" w:eastAsia="Times New Roman" w:hAnsi="Times New Roman"/>
+          <w:rFonts w:ascii="Times New Roman" w:hAnsi="Times New Roman"/>
+          <w:i/>
+          <w:iCs/>
+          <w:sz w:val="24"/>
+          <w:szCs w:val="24"/>
+          <w:lang w:eastAsia="ru-RU"/>
+        </w:rPr>
+      </w:pPr>
+      <w:r>
+        <w:rPr>
+          <w:rFonts w:ascii="Times New Roman" w:eastAsia="Times New Roman" w:hAnsi="Times New Roman"/>
+          <w:sz w:val="24"/>
+          <w:szCs w:val="24"/>
+          <w:lang w:eastAsia="ru-RU"/>
+        </w:rPr>
+        <w:t>6.</w:t>
+      </w:r>
+      <w:r>
+        <w:rPr>
+          <w:rFonts w:ascii="Times New Roman" w:eastAsia="Times New Roman" w:hAnsi="Times New Roman"/>
+          <w:sz w:val="24"/>
+          <w:szCs w:val="24"/>
+          <w:lang w:eastAsia="ru-RU"/>
+        </w:rPr>
+        <w:t>4. Потребителю</w:t>
+      </w:r>
+      <w:r>
+        <w:rPr>
+          <w:rFonts w:ascii="Times New Roman" w:eastAsia="Times New Roman" w:hAnsi="Times New Roman"/>
+          <w:sz w:val="24"/>
+          <w:szCs w:val="24"/>
+          <w:lang w:eastAsia="ru-RU"/>
+        </w:rPr>
+        <w:t xml:space="preserve"> разъяснено содержание статьи 11 Закона Республики Беларусь</w:t>
+      </w:r>
+      <w:r>
+        <w:rPr>
+          <w:rFonts w:ascii="Times New Roman" w:hAnsi="Times New Roman"/>
+          <w:i/>
+          <w:iCs/>
           <w:sz w:val="24"/>
           <w:szCs w:val="24"/>
           <w:lang w:eastAsia="ru-RU"/>
@@ -4151,72 +4593,112 @@
       </w:r>
       <w:r>
         <w:rPr>
-          <w:rFonts w:ascii="Times New Roman" w:eastAsia="Times New Roman" w:hAnsi="Times New Roman"/>
-          <w:sz w:val="24"/>
-          <w:szCs w:val="24"/>
-          <w:lang w:eastAsia="ru-RU"/>
-        </w:rPr>
-        <w:t>Споры по вопросам исполнения и расторжения настоящего договора разрешаются путем переговоров</w:t>
-      </w:r>
-      <w:r>
-        <w:rPr>
-          <w:rFonts w:ascii="Times New Roman" w:eastAsia="Times New Roman" w:hAnsi="Times New Roman"/>
-          <w:sz w:val="24"/>
-          <w:szCs w:val="24"/>
-          <w:lang w:eastAsia="ru-RU"/>
-        </w:rPr>
-        <w:t xml:space="preserve">. </w:t>
-      </w:r>
-      <w:r>
-        <w:rPr>
-          <w:rFonts w:ascii="Times New Roman" w:eastAsia="Times New Roman" w:hAnsi="Times New Roman"/>
-          <w:sz w:val="24"/>
-          <w:szCs w:val="24"/>
-          <w:lang w:eastAsia="ru-RU"/>
-        </w:rPr>
-        <w:t>Сторон, а   в случае недостижения   ими согласия - в судебном порядке.</w:t>
-      </w:r>
-    </w:p>
-    <w:p>
-      <w:pPr>
-        <w:autoSpaceDE w:val="0"/>
-        <w:autoSpaceDN w:val="0"/>
-        <w:adjustRightInd w:val="0"/>
-        <w:spacing w:after="0" w:line="240" w:lineRule="auto"/>
-        <w:ind w:left="567" w:hanging="567"/>
-        <w:jc w:val="center"/>
-        <w:rPr>
-          <w:rFonts w:ascii="Times New Roman" w:eastAsia="Times New Roman" w:hAnsi="Times New Roman"/>
-          <w:b/>
-          <w:sz w:val="24"/>
-          <w:szCs w:val="24"/>
-          <w:lang w:eastAsia="ru-RU"/>
-        </w:rPr>
-      </w:pPr>
-    </w:p>
-    <w:p>
-      <w:pPr>
-        <w:autoSpaceDE w:val="0"/>
-        <w:autoSpaceDN w:val="0"/>
-        <w:adjustRightInd w:val="0"/>
-        <w:spacing w:after="0" w:line="240" w:lineRule="auto"/>
-        <w:jc w:val="center"/>
-        <w:rPr>
-          <w:rFonts w:ascii="Times New Roman" w:eastAsia="Times New Roman" w:hAnsi="Times New Roman"/>
-          <w:sz w:val="24"/>
-          <w:szCs w:val="24"/>
-          <w:lang w:eastAsia="ru-RU"/>
-        </w:rPr>
-      </w:pPr>
-      <w:r>
-        <w:rPr>
-          <w:rFonts w:ascii="Times New Roman" w:eastAsia="Times New Roman" w:hAnsi="Times New Roman"/>
-          <w:b/>
-          <w:sz w:val="24"/>
-          <w:szCs w:val="24"/>
-          <w:lang w:eastAsia="ru-RU"/>
-        </w:rPr>
-        <w:t>6. ИНЫЕ УСЛОВИЯ</w:t>
+          <w:rFonts w:ascii="Times New Roman" w:hAnsi="Times New Roman"/>
+          <w:iCs/>
+          <w:sz w:val="24"/>
+          <w:szCs w:val="24"/>
+          <w:lang w:eastAsia="ru-RU"/>
+        </w:rPr>
+        <w:t>от 22 июля 2003 г.  № 226-З</w:t>
+      </w:r>
+      <w:r>
+        <w:rPr>
+          <w:rFonts w:ascii="Times New Roman" w:eastAsia="Times New Roman" w:hAnsi="Times New Roman"/>
+          <w:sz w:val="24"/>
+          <w:szCs w:val="24"/>
+          <w:lang w:eastAsia="ru-RU"/>
+        </w:rPr>
+        <w:t xml:space="preserve"> «</w:t>
+      </w:r>
+      <w:r>
+        <w:rPr>
+          <w:rFonts w:ascii="Times New Roman" w:eastAsia="Times New Roman" w:hAnsi="Times New Roman"/>
+          <w:sz w:val="24"/>
+          <w:szCs w:val="24"/>
+          <w:lang w:eastAsia="ru-RU"/>
+        </w:rPr>
+        <w:t>О валютном</w:t>
+      </w:r>
+      <w:r>
+        <w:rPr>
+          <w:rFonts w:ascii="Times New Roman" w:eastAsia="Times New Roman" w:hAnsi="Times New Roman"/>
+          <w:sz w:val="24"/>
+          <w:szCs w:val="24"/>
+          <w:lang w:eastAsia="ru-RU"/>
+        </w:rPr>
+        <w:t xml:space="preserve"> регулировании и валютном контроле», в соответствии с </w:t>
+      </w:r>
+      <w:r>
+        <w:rPr>
+          <w:rFonts w:ascii="Times New Roman" w:eastAsia="Times New Roman" w:hAnsi="Times New Roman"/>
+          <w:sz w:val="24"/>
+          <w:szCs w:val="24"/>
+          <w:lang w:eastAsia="ru-RU"/>
+        </w:rPr>
+        <w:t>которой запрещается использование иностранной валюты, ценных бумаг в</w:t>
+      </w:r>
+      <w:r>
+        <w:rPr>
+          <w:rFonts w:ascii="Times New Roman" w:eastAsia="Times New Roman" w:hAnsi="Times New Roman"/>
+          <w:sz w:val="24"/>
+          <w:szCs w:val="24"/>
+          <w:lang w:eastAsia="ru-RU"/>
+        </w:rPr>
+        <w:t xml:space="preserve"> </w:t>
+      </w:r>
+      <w:r>
+        <w:rPr>
+          <w:rFonts w:ascii="Times New Roman" w:eastAsia="Times New Roman" w:hAnsi="Times New Roman"/>
+          <w:sz w:val="24"/>
+          <w:szCs w:val="24"/>
+          <w:lang w:eastAsia="ru-RU"/>
+        </w:rPr>
+        <w:t>иностранной валюте и (</w:t>
+      </w:r>
+      <w:r>
+        <w:rPr>
+          <w:rFonts w:ascii="Times New Roman" w:eastAsia="Times New Roman" w:hAnsi="Times New Roman"/>
+          <w:sz w:val="24"/>
+          <w:szCs w:val="24"/>
+          <w:lang w:eastAsia="ru-RU"/>
+        </w:rPr>
+        <w:t xml:space="preserve">или) платежных документов в иностранной валюте при проведении   </w:t>
+      </w:r>
+      <w:r>
+        <w:rPr>
+          <w:rFonts w:ascii="Times New Roman" w:eastAsia="Times New Roman" w:hAnsi="Times New Roman"/>
+          <w:sz w:val="24"/>
+          <w:szCs w:val="24"/>
+          <w:lang w:eastAsia="ru-RU"/>
+        </w:rPr>
+        <w:t>валютных операций между физическими лицами - резидентами</w:t>
+      </w:r>
+      <w:r>
+        <w:rPr>
+          <w:rFonts w:ascii="Times New Roman" w:eastAsia="Times New Roman" w:hAnsi="Times New Roman"/>
+          <w:sz w:val="24"/>
+          <w:szCs w:val="24"/>
+          <w:lang w:eastAsia="ru-RU"/>
+        </w:rPr>
+        <w:t xml:space="preserve"> </w:t>
+      </w:r>
+      <w:r>
+        <w:rPr>
+          <w:rFonts w:ascii="Times New Roman" w:eastAsia="Times New Roman" w:hAnsi="Times New Roman"/>
+          <w:sz w:val="24"/>
+          <w:szCs w:val="24"/>
+          <w:lang w:eastAsia="ru-RU"/>
+        </w:rPr>
+        <w:t>Республики Беларусь при расчетах</w:t>
+      </w:r>
+      <w:r>
+        <w:rPr>
+          <w:rFonts w:ascii="Times New Roman" w:eastAsia="Times New Roman" w:hAnsi="Times New Roman"/>
+          <w:sz w:val="24"/>
+          <w:szCs w:val="24"/>
+          <w:lang w:eastAsia="ru-RU"/>
+        </w:rPr>
+        <w:t xml:space="preserve"> по договорам купли-продажи, в том числе договорам купли-продажи объекта недвижимого имущества.</w:t>
       </w:r>
     </w:p>
     <w:p>
@@ -4241,25 +4723,25 @@
           <w:szCs w:val="24"/>
           <w:lang w:eastAsia="ru-RU"/>
         </w:rPr>
-        <w:t xml:space="preserve">6.1. Настоящий договор составлен в </w:t>
-      </w:r>
-      <w:r>
-        <w:rPr>
-          <w:rFonts w:ascii="Times New Roman" w:eastAsia="Times New Roman" w:hAnsi="Times New Roman"/>
-          <w:sz w:val="24"/>
-          <w:szCs w:val="24"/>
-          <w:lang w:eastAsia="ru-RU"/>
-        </w:rPr>
-        <w:t>четырех</w:t>
-      </w:r>
-      <w:r>
-        <w:rPr>
-          <w:rFonts w:ascii="Times New Roman" w:eastAsia="Times New Roman" w:hAnsi="Times New Roman"/>
-          <w:sz w:val="24"/>
-          <w:szCs w:val="24"/>
-          <w:lang w:eastAsia="ru-RU"/>
-        </w:rPr>
-        <w:t xml:space="preserve"> экземплярах, по одному для каждой из Сторон.  </w:t>
+        <w:t>6.</w:t>
+      </w:r>
+      <w:r>
+        <w:rPr>
+          <w:rFonts w:ascii="Times New Roman" w:eastAsia="Times New Roman" w:hAnsi="Times New Roman"/>
+          <w:sz w:val="24"/>
+          <w:szCs w:val="24"/>
+          <w:lang w:eastAsia="ru-RU"/>
+        </w:rPr>
+        <w:t>5. Стороны</w:t>
+      </w:r>
+      <w:r>
+        <w:rPr>
+          <w:rFonts w:ascii="Times New Roman" w:eastAsia="Times New Roman" w:hAnsi="Times New Roman"/>
+          <w:sz w:val="24"/>
+          <w:szCs w:val="24"/>
+          <w:lang w:eastAsia="ru-RU"/>
+        </w:rPr>
+        <w:t xml:space="preserve"> обязуются не разглашать сведения конфиденциального характера </w:t>
       </w:r>
       <w:r>
         <w:rPr>
@@ -4269,78 +4751,294 @@
           <w:lang w:eastAsia="ru-RU"/>
         </w:rPr>
         <w:br/>
-        <w:t>В случаях, не предусмотренных настоящим договором, Стороны руководствуются действующим законодательством. Признание недействительной части настоящего договора не влечет недействительности его в целом.</w:t>
-      </w:r>
-    </w:p>
+        <w:t>по настоящему договору и сделке.</w:t>
+      </w:r>
+    </w:p>
+    <w:p>
+      <w:pPr>
+        <w:spacing w:after="0"/>
+        <w:ind w:left="567" w:hanging="567"/>
+        <w:jc w:val="both"/>
+        <w:rPr>
+          <w:rFonts w:ascii="Times New Roman" w:hAnsi="Times New Roman"/>
+          <w:sz w:val="24"/>
+          <w:szCs w:val="24"/>
+        </w:rPr>
+      </w:pPr>
+      <w:r>
+        <w:rPr>
+          <w:rFonts w:ascii="Times New Roman" w:eastAsia="Times New Roman" w:hAnsi="Times New Roman"/>
+          <w:sz w:val="24"/>
+          <w:szCs w:val="24"/>
+          <w:lang w:eastAsia="ru-RU"/>
+        </w:rPr>
+        <w:t>6.</w:t>
+      </w:r>
+      <w:bookmarkStart w:id="7" w:name="_Hlk19713369"/>
+      <w:r>
+        <w:rPr>
+          <w:rFonts w:ascii="Times New Roman" w:eastAsia="Times New Roman" w:hAnsi="Times New Roman"/>
+          <w:sz w:val="24"/>
+          <w:szCs w:val="24"/>
+          <w:lang w:eastAsia="ru-RU"/>
+        </w:rPr>
+        <w:t>6.</w:t>
+      </w:r>
+      <w:r>
+        <w:rPr>
+          <w:rFonts w:ascii="Times New Roman" w:hAnsi="Times New Roman"/>
+          <w:sz w:val="24"/>
+          <w:szCs w:val="24"/>
+        </w:rPr>
+        <w:t xml:space="preserve"> Консультирование</w:t>
+      </w:r>
+      <w:r>
+        <w:rPr>
+          <w:rFonts w:ascii="Times New Roman" w:hAnsi="Times New Roman"/>
+          <w:sz w:val="24"/>
+          <w:szCs w:val="24"/>
+        </w:rPr>
+        <w:t xml:space="preserve"> Потребителя по вопросам налогообложения в рамках владения, пользования и распоряжения Объектом не входит в предмет Договора</w:t>
+      </w:r>
+      <w:bookmarkEnd w:id="7"/>
+      <w:r>
+        <w:rPr>
+          <w:rFonts w:ascii="Times New Roman" w:hAnsi="Times New Roman"/>
+          <w:sz w:val="24"/>
+          <w:szCs w:val="24"/>
+        </w:rPr>
+        <w:t>.</w:t>
+      </w:r>
+    </w:p>
+    <w:p>
+      <w:pPr>
+        <w:spacing w:after="0"/>
+        <w:ind w:left="567" w:hanging="567"/>
+        <w:jc w:val="both"/>
+        <w:rPr>
+          <w:rFonts w:ascii="Times New Roman" w:hAnsi="Times New Roman"/>
+          <w:sz w:val="24"/>
+          <w:szCs w:val="24"/>
+        </w:rPr>
+      </w:pPr>
+      <w:bookmarkStart w:id="8" w:name="_Hlk19713166"/>
+      <w:r>
+        <w:rPr>
+          <w:rFonts w:ascii="Times New Roman" w:hAnsi="Times New Roman"/>
+          <w:sz w:val="24"/>
+          <w:szCs w:val="24"/>
+        </w:rPr>
+        <w:t>6.</w:t>
+      </w:r>
+      <w:r>
+        <w:rPr>
+          <w:rFonts w:ascii="Times New Roman" w:hAnsi="Times New Roman"/>
+          <w:sz w:val="24"/>
+          <w:szCs w:val="24"/>
+        </w:rPr>
+        <w:t>7.</w:t>
+      </w:r>
+      <w:r>
+        <w:rPr>
+          <w:rFonts w:ascii="Times New Roman" w:hAnsi="Times New Roman"/>
+          <w:sz w:val="24"/>
+          <w:szCs w:val="24"/>
+        </w:rPr>
+        <w:t xml:space="preserve"> Во</w:t>
+      </w:r>
+      <w:r>
+        <w:rPr>
+          <w:rFonts w:ascii="Times New Roman" w:hAnsi="Times New Roman"/>
+          <w:sz w:val="24"/>
+          <w:szCs w:val="24"/>
+        </w:rPr>
+        <w:t xml:space="preserve"> всем, что не оговорено условиями Договора, Стороны руководствуются действующим законодательством Республики Беларусь. Потребитель, подписывая настоящий договор, подтверждает, что ознакомлен с Политикой об обработке персональных данных, действующей </w:t>
+      </w:r>
+      <w:r>
+        <w:rPr>
+          <w:rFonts w:ascii="Times New Roman" w:hAnsi="Times New Roman"/>
+          <w:sz w:val="24"/>
+          <w:szCs w:val="24"/>
+        </w:rPr>
+        <w:t>у Исполнителя,</w:t>
+      </w:r>
+      <w:r>
+        <w:rPr>
+          <w:rFonts w:ascii="Times New Roman" w:hAnsi="Times New Roman"/>
+          <w:sz w:val="24"/>
+          <w:szCs w:val="24"/>
+        </w:rPr>
+        <w:t xml:space="preserve"> и соглашается с ее содержанием в полном объеме без каких-либо исключений. Потребитель своей подписью в настоящем договоре выражает согласие на обработку персональных данных согласно перечню, указанному в уголке потребителя по месту нахождения Исполнителя, с которым Потребитель ознакомлен).</w:t>
+      </w:r>
+    </w:p>
+    <w:p>
+      <w:pPr>
+        <w:spacing w:after="0"/>
+        <w:ind w:left="567" w:hanging="567"/>
+        <w:jc w:val="both"/>
+        <w:rPr>
+          <w:rFonts w:ascii="Times New Roman" w:hAnsi="Times New Roman"/>
+          <w:sz w:val="24"/>
+          <w:szCs w:val="24"/>
+        </w:rPr>
+      </w:pPr>
+      <w:r>
+        <w:rPr>
+          <w:rFonts w:ascii="Times New Roman" w:hAnsi="Times New Roman"/>
+          <w:sz w:val="24"/>
+          <w:szCs w:val="24"/>
+        </w:rPr>
+        <w:t>6.</w:t>
+      </w:r>
+      <w:r>
+        <w:rPr>
+          <w:rFonts w:ascii="Times New Roman" w:hAnsi="Times New Roman"/>
+          <w:sz w:val="24"/>
+          <w:szCs w:val="24"/>
+        </w:rPr>
+        <w:t>8</w:t>
+      </w:r>
+      <w:r>
+        <w:rPr>
+          <w:rFonts w:ascii="Times New Roman" w:hAnsi="Times New Roman"/>
+          <w:sz w:val="24"/>
+          <w:szCs w:val="24"/>
+        </w:rPr>
+        <w:t xml:space="preserve">. Перечень переданных документов риэлтерской организации Потребителем: </w:t>
+      </w:r>
+    </w:p>
+    <w:p>
+      <w:pPr>
+        <w:spacing w:after="0"/>
+        <w:ind w:left="567" w:hanging="567"/>
+        <w:jc w:val="both"/>
+        <w:rPr>
+          <w:rFonts w:ascii="Times New Roman" w:hAnsi="Times New Roman"/>
+          <w:sz w:val="24"/>
+          <w:szCs w:val="24"/>
+        </w:rPr>
+      </w:pPr>
+      <w:bookmarkStart w:id="9" w:name="_Hlk232533006"/>
+      <w:r>
+        <w:rPr>
+          <w:rFonts w:ascii="Times New Roman" w:hAnsi="Times New Roman"/>
+          <w:sz w:val="24"/>
+          <w:szCs w:val="24"/>
+        </w:rPr>
+        <w:t>__________________________________________________________________________________________</w:t>
+      </w:r>
+    </w:p>
+    <w:p>
+      <w:pPr>
+        <w:spacing w:after="0"/>
+        <w:ind w:left="567" w:hanging="567"/>
+        <w:jc w:val="both"/>
+        <w:rPr>
+          <w:rFonts w:ascii="Times New Roman" w:hAnsi="Times New Roman"/>
+          <w:sz w:val="24"/>
+          <w:szCs w:val="24"/>
+        </w:rPr>
+      </w:pPr>
+      <w:r>
+        <w:rPr>
+          <w:rFonts w:ascii="Times New Roman" w:hAnsi="Times New Roman"/>
+          <w:sz w:val="24"/>
+          <w:szCs w:val="24"/>
+        </w:rPr>
+        <w:t>__________________________________________________________________________________________</w:t>
+      </w:r>
+    </w:p>
+    <w:bookmarkEnd w:id="9"/>
+    <w:p>
+      <w:pPr>
+        <w:spacing w:after="0"/>
+        <w:ind w:left="567" w:hanging="567"/>
+        <w:jc w:val="both"/>
+        <w:rPr>
+          <w:rFonts w:ascii="Times New Roman" w:hAnsi="Times New Roman"/>
+          <w:sz w:val="24"/>
+          <w:szCs w:val="24"/>
+        </w:rPr>
+      </w:pPr>
+      <w:r>
+        <w:rPr>
+          <w:rFonts w:ascii="Times New Roman" w:hAnsi="Times New Roman"/>
+          <w:sz w:val="24"/>
+          <w:szCs w:val="24"/>
+        </w:rPr>
+        <w:t>6.</w:t>
+      </w:r>
+      <w:r>
+        <w:rPr>
+          <w:rFonts w:ascii="Times New Roman" w:hAnsi="Times New Roman"/>
+          <w:sz w:val="24"/>
+          <w:szCs w:val="24"/>
+        </w:rPr>
+        <w:t>9</w:t>
+      </w:r>
+      <w:r>
+        <w:rPr>
+          <w:rFonts w:ascii="Times New Roman" w:hAnsi="Times New Roman"/>
+          <w:sz w:val="24"/>
+          <w:szCs w:val="24"/>
+        </w:rPr>
+        <w:t xml:space="preserve">. Иные условия: </w:t>
+      </w:r>
+      <w:r>
+        <w:rPr>
+          <w:rFonts w:ascii="Times New Roman" w:hAnsi="Times New Roman"/>
+          <w:sz w:val="24"/>
+          <w:szCs w:val="24"/>
+        </w:rPr>
+        <w:t>________________________________________________________________________</w:t>
+      </w:r>
+    </w:p>
+    <w:bookmarkEnd w:id="8"/>
     <w:p>
       <w:pPr>
         <w:autoSpaceDE w:val="0"/>
         <w:autoSpaceDN w:val="0"/>
         <w:adjustRightInd w:val="0"/>
         <w:spacing w:after="0" w:line="240" w:lineRule="auto"/>
-        <w:ind w:left="567" w:hanging="567"/>
-        <w:jc w:val="both"/>
-        <w:rPr>
-          <w:rFonts w:ascii="Times New Roman" w:eastAsia="Times New Roman" w:hAnsi="Times New Roman"/>
-          <w:sz w:val="24"/>
-          <w:szCs w:val="24"/>
-          <w:lang w:eastAsia="ru-RU"/>
-        </w:rPr>
-      </w:pPr>
-      <w:r>
-        <w:rPr>
-          <w:rFonts w:ascii="Times New Roman" w:eastAsia="Times New Roman" w:hAnsi="Times New Roman"/>
-          <w:sz w:val="24"/>
-          <w:szCs w:val="24"/>
-          <w:lang w:eastAsia="ru-RU"/>
-        </w:rPr>
-        <w:t>6.</w:t>
-      </w:r>
-      <w:r>
-        <w:rPr>
-          <w:rFonts w:ascii="Times New Roman" w:eastAsia="Times New Roman" w:hAnsi="Times New Roman"/>
-          <w:sz w:val="24"/>
-          <w:szCs w:val="24"/>
-          <w:lang w:eastAsia="ru-RU"/>
-        </w:rPr>
-        <w:t>2. На</w:t>
-      </w:r>
-      <w:r>
-        <w:rPr>
-          <w:rFonts w:ascii="Times New Roman" w:eastAsia="Times New Roman" w:hAnsi="Times New Roman"/>
-          <w:sz w:val="24"/>
-          <w:szCs w:val="24"/>
-          <w:lang w:eastAsia="ru-RU"/>
-        </w:rPr>
-        <w:t xml:space="preserve"> момент подписания договора Потребитель ознакомлен с документом, содержащим размеры и</w:t>
-      </w:r>
-      <w:r>
-        <w:rPr>
-          <w:rFonts w:ascii="Times New Roman" w:eastAsia="Times New Roman" w:hAnsi="Times New Roman"/>
-          <w:sz w:val="24"/>
-          <w:szCs w:val="24"/>
-          <w:lang w:eastAsia="ru-RU"/>
-        </w:rPr>
-        <w:t xml:space="preserve"> </w:t>
-      </w:r>
-      <w:r>
-        <w:rPr>
-          <w:rFonts w:ascii="Times New Roman" w:eastAsia="Times New Roman" w:hAnsi="Times New Roman"/>
-          <w:sz w:val="24"/>
-          <w:szCs w:val="24"/>
-          <w:lang w:eastAsia="ru-RU"/>
-        </w:rPr>
-        <w:t xml:space="preserve">порядок оплаты риэлтерских услуг, проектом договора оказания риэлтерских услуг, договором </w:t>
-      </w:r>
-      <w:r>
-        <w:rPr>
-          <w:rFonts w:ascii="Times New Roman" w:eastAsia="Times New Roman" w:hAnsi="Times New Roman"/>
-          <w:sz w:val="24"/>
-          <w:szCs w:val="24"/>
-          <w:lang w:eastAsia="ru-RU"/>
-        </w:rPr>
-        <w:lastRenderedPageBreak/>
-        <w:t>обязательного страхования, ему оказаны необходимые консультационные услуги и представлена информация о спросе и предложении на объекты недвижимого имущества.</w:t>
+        <w:rPr>
+          <w:rFonts w:ascii="Times New Roman" w:eastAsia="Times New Roman" w:hAnsi="Times New Roman"/>
+          <w:i/>
+          <w:sz w:val="20"/>
+          <w:szCs w:val="20"/>
+          <w:lang w:eastAsia="ru-RU"/>
+        </w:rPr>
+      </w:pPr>
+      <w:r>
+        <w:rPr>
+          <w:rFonts w:ascii="Times New Roman" w:eastAsia="Times New Roman" w:hAnsi="Times New Roman"/>
+          <w:i/>
+          <w:sz w:val="20"/>
+          <w:szCs w:val="20"/>
+          <w:lang w:eastAsia="ru-RU"/>
+        </w:rPr>
+        <w:t>Ответственный риэлтер по настоящему договору {{</w:t>
+      </w:r>
+      <w:proofErr w:type="gramStart"/>
+      <w:r>
+        <w:rPr>
+          <w:rFonts w:ascii="Times New Roman" w:eastAsia="Times New Roman" w:hAnsi="Times New Roman"/>
+          <w:i/>
+          <w:sz w:val="20"/>
+          <w:szCs w:val="20"/>
+          <w:lang w:eastAsia="ru-RU"/>
+        </w:rPr>
+        <w:t>agent.initials</w:t>
+      </w:r>
+      <w:proofErr w:type="gramEnd"/>
+      <w:r>
+        <w:rPr>
+          <w:rFonts w:ascii="Times New Roman" w:eastAsia="Times New Roman" w:hAnsi="Times New Roman"/>
+          <w:i/>
+          <w:sz w:val="20"/>
+          <w:szCs w:val="20"/>
+          <w:lang w:eastAsia="ru-RU"/>
+        </w:rPr>
+        <w:t>}}</w:t>
       </w:r>
     </w:p>
     <w:p>
@@ -4349,61 +5047,23 @@
         <w:autoSpaceDN w:val="0"/>
         <w:adjustRightInd w:val="0"/>
         <w:spacing w:after="0" w:line="240" w:lineRule="auto"/>
-        <w:ind w:left="567" w:hanging="567"/>
-        <w:jc w:val="both"/>
-        <w:rPr>
-          <w:rFonts w:ascii="Times New Roman" w:eastAsia="Times New Roman" w:hAnsi="Times New Roman"/>
-          <w:sz w:val="24"/>
-          <w:szCs w:val="24"/>
-          <w:lang w:eastAsia="ru-RU"/>
-        </w:rPr>
-      </w:pPr>
-      <w:r>
-        <w:rPr>
-          <w:rFonts w:ascii="Times New Roman" w:eastAsia="Times New Roman" w:hAnsi="Times New Roman"/>
-          <w:sz w:val="24"/>
-          <w:szCs w:val="24"/>
-          <w:lang w:eastAsia="ru-RU"/>
-        </w:rPr>
-        <w:t xml:space="preserve"> 6.3.</w:t>
-      </w:r>
-      <w:r>
-        <w:rPr>
-          <w:rFonts w:ascii="Times New Roman" w:eastAsia="Times New Roman" w:hAnsi="Times New Roman"/>
-          <w:sz w:val="24"/>
-          <w:szCs w:val="24"/>
-          <w:lang w:eastAsia="ru-RU"/>
-        </w:rPr>
-        <w:tab/>
-      </w:r>
-      <w:r>
-        <w:rPr>
-          <w:rFonts w:ascii="Times New Roman" w:eastAsia="Times New Roman" w:hAnsi="Times New Roman"/>
-          <w:sz w:val="24"/>
-          <w:szCs w:val="24"/>
-          <w:lang w:eastAsia="ru-RU"/>
-        </w:rPr>
-        <w:t xml:space="preserve">Потребитель гарантирует, что отчуждаемый объект недвижимого имущества свободен </w:t>
-      </w:r>
-      <w:r>
-        <w:rPr>
-          <w:rFonts w:ascii="Times New Roman" w:eastAsia="Times New Roman" w:hAnsi="Times New Roman"/>
-          <w:sz w:val="24"/>
-          <w:szCs w:val="24"/>
-          <w:lang w:eastAsia="ru-RU"/>
-        </w:rPr>
-        <w:br/>
-        <w:t xml:space="preserve">от прав третьих лиц (за исключением зарегистрированных в нем), не находится под арестом или </w:t>
-      </w:r>
-      <w:r>
-        <w:rPr>
-          <w:rFonts w:ascii="Times New Roman" w:eastAsia="Times New Roman" w:hAnsi="Times New Roman"/>
-          <w:sz w:val="24"/>
-          <w:szCs w:val="24"/>
-          <w:lang w:eastAsia="ru-RU"/>
-        </w:rPr>
-        <w:br/>
-        <w:t>в залоге, не обременен никакими обязательствами и соответствует   описанию   объекта недвижимого имущества.</w:t>
+        <w:rPr>
+          <w:rFonts w:ascii="Times New Roman" w:eastAsia="Times New Roman" w:hAnsi="Times New Roman"/>
+          <w:i/>
+          <w:sz w:val="20"/>
+          <w:szCs w:val="20"/>
+          <w:lang w:eastAsia="ru-RU"/>
+        </w:rPr>
+      </w:pPr>
+      <w:r>
+        <w:rPr>
+          <w:rFonts w:ascii="Times New Roman" w:eastAsia="Times New Roman" w:hAnsi="Times New Roman"/>
+          <w:i/>
+          <w:sz w:val="20"/>
+          <w:szCs w:val="20"/>
+          <w:lang w:eastAsia="ru-RU"/>
+        </w:rPr>
+        <w:t>Свидетельство об аттестации риэлтера, выданное Министерством юстиции Республики Беларусь</w:t>
       </w:r>
     </w:p>
     <w:p>
@@ -4412,464 +5072,6 @@
         <w:autoSpaceDN w:val="0"/>
         <w:adjustRightInd w:val="0"/>
         <w:spacing w:after="0" w:line="240" w:lineRule="auto"/>
-        <w:ind w:left="567" w:hanging="567"/>
-        <w:jc w:val="both"/>
-        <w:rPr>
-          <w:rFonts w:ascii="Times New Roman" w:hAnsi="Times New Roman"/>
-          <w:i/>
-          <w:iCs/>
-          <w:sz w:val="24"/>
-          <w:szCs w:val="24"/>
-          <w:lang w:eastAsia="ru-RU"/>
-        </w:rPr>
-      </w:pPr>
-      <w:r>
-        <w:rPr>
-          <w:rFonts w:ascii="Times New Roman" w:eastAsia="Times New Roman" w:hAnsi="Times New Roman"/>
-          <w:sz w:val="24"/>
-          <w:szCs w:val="24"/>
-          <w:lang w:eastAsia="ru-RU"/>
-        </w:rPr>
-        <w:t>6.</w:t>
-      </w:r>
-      <w:r>
-        <w:rPr>
-          <w:rFonts w:ascii="Times New Roman" w:eastAsia="Times New Roman" w:hAnsi="Times New Roman"/>
-          <w:sz w:val="24"/>
-          <w:szCs w:val="24"/>
-          <w:lang w:eastAsia="ru-RU"/>
-        </w:rPr>
-        <w:t>4. Потребителю</w:t>
-      </w:r>
-      <w:r>
-        <w:rPr>
-          <w:rFonts w:ascii="Times New Roman" w:eastAsia="Times New Roman" w:hAnsi="Times New Roman"/>
-          <w:sz w:val="24"/>
-          <w:szCs w:val="24"/>
-          <w:lang w:eastAsia="ru-RU"/>
-        </w:rPr>
-        <w:t xml:space="preserve"> разъяснено содержание статьи 11 Закона Республики Беларусь</w:t>
-      </w:r>
-      <w:r>
-        <w:rPr>
-          <w:rFonts w:ascii="Times New Roman" w:hAnsi="Times New Roman"/>
-          <w:i/>
-          <w:iCs/>
-          <w:sz w:val="24"/>
-          <w:szCs w:val="24"/>
-          <w:lang w:eastAsia="ru-RU"/>
-        </w:rPr>
-        <w:t xml:space="preserve"> </w:t>
-      </w:r>
-      <w:r>
-        <w:rPr>
-          <w:rFonts w:ascii="Times New Roman" w:hAnsi="Times New Roman"/>
-          <w:iCs/>
-          <w:sz w:val="24"/>
-          <w:szCs w:val="24"/>
-          <w:lang w:eastAsia="ru-RU"/>
-        </w:rPr>
-        <w:t>от 22 июля 2003 г.  № 226-З</w:t>
-      </w:r>
-      <w:r>
-        <w:rPr>
-          <w:rFonts w:ascii="Times New Roman" w:eastAsia="Times New Roman" w:hAnsi="Times New Roman"/>
-          <w:sz w:val="24"/>
-          <w:szCs w:val="24"/>
-          <w:lang w:eastAsia="ru-RU"/>
-        </w:rPr>
-        <w:t xml:space="preserve"> «</w:t>
-      </w:r>
-      <w:r>
-        <w:rPr>
-          <w:rFonts w:ascii="Times New Roman" w:eastAsia="Times New Roman" w:hAnsi="Times New Roman"/>
-          <w:sz w:val="24"/>
-          <w:szCs w:val="24"/>
-          <w:lang w:eastAsia="ru-RU"/>
-        </w:rPr>
-        <w:t>О валютном</w:t>
-      </w:r>
-      <w:r>
-        <w:rPr>
-          <w:rFonts w:ascii="Times New Roman" w:eastAsia="Times New Roman" w:hAnsi="Times New Roman"/>
-          <w:sz w:val="24"/>
-          <w:szCs w:val="24"/>
-          <w:lang w:eastAsia="ru-RU"/>
-        </w:rPr>
-        <w:t xml:space="preserve"> регулировании и валютном контроле», в соответствии с </w:t>
-      </w:r>
-      <w:r>
-        <w:rPr>
-          <w:rFonts w:ascii="Times New Roman" w:eastAsia="Times New Roman" w:hAnsi="Times New Roman"/>
-          <w:sz w:val="24"/>
-          <w:szCs w:val="24"/>
-          <w:lang w:eastAsia="ru-RU"/>
-        </w:rPr>
-        <w:t>которой запрещается использование иностранной валюты, ценных бумаг в</w:t>
-      </w:r>
-      <w:r>
-        <w:rPr>
-          <w:rFonts w:ascii="Times New Roman" w:eastAsia="Times New Roman" w:hAnsi="Times New Roman"/>
-          <w:sz w:val="24"/>
-          <w:szCs w:val="24"/>
-          <w:lang w:eastAsia="ru-RU"/>
-        </w:rPr>
-        <w:t xml:space="preserve"> </w:t>
-      </w:r>
-      <w:r>
-        <w:rPr>
-          <w:rFonts w:ascii="Times New Roman" w:eastAsia="Times New Roman" w:hAnsi="Times New Roman"/>
-          <w:sz w:val="24"/>
-          <w:szCs w:val="24"/>
-          <w:lang w:eastAsia="ru-RU"/>
-        </w:rPr>
-        <w:t>иностранной валюте и (</w:t>
-      </w:r>
-      <w:r>
-        <w:rPr>
-          <w:rFonts w:ascii="Times New Roman" w:eastAsia="Times New Roman" w:hAnsi="Times New Roman"/>
-          <w:sz w:val="24"/>
-          <w:szCs w:val="24"/>
-          <w:lang w:eastAsia="ru-RU"/>
-        </w:rPr>
-        <w:t xml:space="preserve">или) платежных документов в иностранной валюте при проведении   </w:t>
-      </w:r>
-      <w:r>
-        <w:rPr>
-          <w:rFonts w:ascii="Times New Roman" w:eastAsia="Times New Roman" w:hAnsi="Times New Roman"/>
-          <w:sz w:val="24"/>
-          <w:szCs w:val="24"/>
-          <w:lang w:eastAsia="ru-RU"/>
-        </w:rPr>
-        <w:t>валютных операций между физическими лицами - резидентами</w:t>
-      </w:r>
-      <w:r>
-        <w:rPr>
-          <w:rFonts w:ascii="Times New Roman" w:eastAsia="Times New Roman" w:hAnsi="Times New Roman"/>
-          <w:sz w:val="24"/>
-          <w:szCs w:val="24"/>
-          <w:lang w:eastAsia="ru-RU"/>
-        </w:rPr>
-        <w:t xml:space="preserve"> </w:t>
-      </w:r>
-      <w:r>
-        <w:rPr>
-          <w:rFonts w:ascii="Times New Roman" w:eastAsia="Times New Roman" w:hAnsi="Times New Roman"/>
-          <w:sz w:val="24"/>
-          <w:szCs w:val="24"/>
-          <w:lang w:eastAsia="ru-RU"/>
-        </w:rPr>
-        <w:t>Республики Беларусь при расчетах</w:t>
-      </w:r>
-      <w:r>
-        <w:rPr>
-          <w:rFonts w:ascii="Times New Roman" w:eastAsia="Times New Roman" w:hAnsi="Times New Roman"/>
-          <w:sz w:val="24"/>
-          <w:szCs w:val="24"/>
-          <w:lang w:eastAsia="ru-RU"/>
-        </w:rPr>
-        <w:t xml:space="preserve"> по договорам купли-продажи, в том числе договорам купли-продажи объекта недвижимого имущества.</w:t>
-      </w:r>
-    </w:p>
-    <w:p>
-      <w:pPr>
-        <w:autoSpaceDE w:val="0"/>
-        <w:autoSpaceDN w:val="0"/>
-        <w:adjustRightInd w:val="0"/>
-        <w:spacing w:after="0" w:line="240" w:lineRule="auto"/>
-        <w:ind w:left="567" w:hanging="567"/>
-        <w:jc w:val="both"/>
-        <w:rPr>
-          <w:rFonts w:ascii="Times New Roman" w:eastAsia="Times New Roman" w:hAnsi="Times New Roman"/>
-          <w:sz w:val="24"/>
-          <w:szCs w:val="24"/>
-          <w:lang w:eastAsia="ru-RU"/>
-        </w:rPr>
-      </w:pPr>
-      <w:r>
-        <w:rPr>
-          <w:rFonts w:ascii="Times New Roman" w:eastAsia="Times New Roman" w:hAnsi="Times New Roman"/>
-          <w:sz w:val="24"/>
-          <w:szCs w:val="24"/>
-          <w:lang w:eastAsia="ru-RU"/>
-        </w:rPr>
-        <w:t>6.</w:t>
-      </w:r>
-      <w:r>
-        <w:rPr>
-          <w:rFonts w:ascii="Times New Roman" w:eastAsia="Times New Roman" w:hAnsi="Times New Roman"/>
-          <w:sz w:val="24"/>
-          <w:szCs w:val="24"/>
-          <w:lang w:eastAsia="ru-RU"/>
-        </w:rPr>
-        <w:t>5. Стороны</w:t>
-      </w:r>
-      <w:r>
-        <w:rPr>
-          <w:rFonts w:ascii="Times New Roman" w:eastAsia="Times New Roman" w:hAnsi="Times New Roman"/>
-          <w:sz w:val="24"/>
-          <w:szCs w:val="24"/>
-          <w:lang w:eastAsia="ru-RU"/>
-        </w:rPr>
-        <w:t xml:space="preserve"> обязуются не разглашать сведения конфиденциального характера </w:t>
-      </w:r>
-      <w:r>
-        <w:rPr>
-          <w:rFonts w:ascii="Times New Roman" w:eastAsia="Times New Roman" w:hAnsi="Times New Roman"/>
-          <w:sz w:val="24"/>
-          <w:szCs w:val="24"/>
-          <w:lang w:eastAsia="ru-RU"/>
-        </w:rPr>
-        <w:br/>
-        <w:t>по настоящему договору и сделке.</w:t>
-      </w:r>
-    </w:p>
-    <w:p>
-      <w:pPr>
-        <w:spacing w:after="0"/>
-        <w:ind w:left="567" w:hanging="567"/>
-        <w:jc w:val="both"/>
-        <w:rPr>
-          <w:rFonts w:ascii="Times New Roman" w:hAnsi="Times New Roman"/>
-          <w:sz w:val="24"/>
-          <w:szCs w:val="24"/>
-        </w:rPr>
-      </w:pPr>
-      <w:r>
-        <w:rPr>
-          <w:rFonts w:ascii="Times New Roman" w:eastAsia="Times New Roman" w:hAnsi="Times New Roman"/>
-          <w:sz w:val="24"/>
-          <w:szCs w:val="24"/>
-          <w:lang w:eastAsia="ru-RU"/>
-        </w:rPr>
-        <w:t>6.</w:t>
-      </w:r>
-      <w:bookmarkStart w:id="7" w:name="_Hlk19713369"/>
-      <w:r>
-        <w:rPr>
-          <w:rFonts w:ascii="Times New Roman" w:eastAsia="Times New Roman" w:hAnsi="Times New Roman"/>
-          <w:sz w:val="24"/>
-          <w:szCs w:val="24"/>
-          <w:lang w:eastAsia="ru-RU"/>
-        </w:rPr>
-        <w:t>6.</w:t>
-      </w:r>
-      <w:r>
-        <w:rPr>
-          <w:rFonts w:ascii="Times New Roman" w:hAnsi="Times New Roman"/>
-          <w:sz w:val="24"/>
-          <w:szCs w:val="24"/>
-        </w:rPr>
-        <w:t xml:space="preserve"> Консультирование</w:t>
-      </w:r>
-      <w:r>
-        <w:rPr>
-          <w:rFonts w:ascii="Times New Roman" w:hAnsi="Times New Roman"/>
-          <w:sz w:val="24"/>
-          <w:szCs w:val="24"/>
-        </w:rPr>
-        <w:t xml:space="preserve"> Потребителя по вопросам налогообложения в рамках владения, пользования и распоряжения Объектом не входит в предмет Договора</w:t>
-      </w:r>
-      <w:bookmarkEnd w:id="7"/>
-      <w:r>
-        <w:rPr>
-          <w:rFonts w:ascii="Times New Roman" w:hAnsi="Times New Roman"/>
-          <w:sz w:val="24"/>
-          <w:szCs w:val="24"/>
-        </w:rPr>
-        <w:t>.</w:t>
-      </w:r>
-    </w:p>
-    <w:p>
-      <w:pPr>
-        <w:spacing w:after="0"/>
-        <w:ind w:left="567" w:hanging="567"/>
-        <w:jc w:val="both"/>
-        <w:rPr>
-          <w:rFonts w:ascii="Times New Roman" w:hAnsi="Times New Roman"/>
-          <w:sz w:val="24"/>
-          <w:szCs w:val="24"/>
-        </w:rPr>
-      </w:pPr>
-      <w:bookmarkStart w:id="8" w:name="_Hlk19713166"/>
-      <w:r>
-        <w:rPr>
-          <w:rFonts w:ascii="Times New Roman" w:hAnsi="Times New Roman"/>
-          <w:sz w:val="24"/>
-          <w:szCs w:val="24"/>
-        </w:rPr>
-        <w:t>6.</w:t>
-      </w:r>
-      <w:r>
-        <w:rPr>
-          <w:rFonts w:ascii="Times New Roman" w:hAnsi="Times New Roman"/>
-          <w:sz w:val="24"/>
-          <w:szCs w:val="24"/>
-        </w:rPr>
-        <w:t>7.</w:t>
-      </w:r>
-      <w:r>
-        <w:rPr>
-          <w:rFonts w:ascii="Times New Roman" w:hAnsi="Times New Roman"/>
-          <w:sz w:val="24"/>
-          <w:szCs w:val="24"/>
-        </w:rPr>
-        <w:t xml:space="preserve"> Во</w:t>
-      </w:r>
-      <w:r>
-        <w:rPr>
-          <w:rFonts w:ascii="Times New Roman" w:hAnsi="Times New Roman"/>
-          <w:sz w:val="24"/>
-          <w:szCs w:val="24"/>
-        </w:rPr>
-        <w:t xml:space="preserve"> всем, что не оговорено условиями Договора, Стороны руководствуются действующим законодательством Республики Беларусь. Потребитель, подписывая настоящий договор, подтверждает, что ознакомлен с Политикой об обработке персональных данных, действующей </w:t>
-      </w:r>
-      <w:r>
-        <w:rPr>
-          <w:rFonts w:ascii="Times New Roman" w:hAnsi="Times New Roman"/>
-          <w:sz w:val="24"/>
-          <w:szCs w:val="24"/>
-        </w:rPr>
-        <w:t>у Исполнителя,</w:t>
-      </w:r>
-      <w:r>
-        <w:rPr>
-          <w:rFonts w:ascii="Times New Roman" w:hAnsi="Times New Roman"/>
-          <w:sz w:val="24"/>
-          <w:szCs w:val="24"/>
-        </w:rPr>
-        <w:t xml:space="preserve"> и соглашается с ее содержанием в полном объеме без каких-либо исключений. Потребитель своей подписью в настоящем договоре выражает согласие на обработку персональных данных согласно перечню, указанному в уголке потребителя по месту нахождения Исполнителя, с которым Потребитель ознакомлен).</w:t>
-      </w:r>
-    </w:p>
-    <w:p>
-      <w:pPr>
-        <w:spacing w:after="0"/>
-        <w:ind w:left="567" w:hanging="567"/>
-        <w:jc w:val="both"/>
-        <w:rPr>
-          <w:rFonts w:ascii="Times New Roman" w:hAnsi="Times New Roman"/>
-          <w:sz w:val="24"/>
-          <w:szCs w:val="24"/>
-        </w:rPr>
-      </w:pPr>
-      <w:r>
-        <w:rPr>
-          <w:rFonts w:ascii="Times New Roman" w:hAnsi="Times New Roman"/>
-          <w:sz w:val="24"/>
-          <w:szCs w:val="24"/>
-        </w:rPr>
-        <w:t>6.</w:t>
-      </w:r>
-      <w:r>
-        <w:rPr>
-          <w:rFonts w:ascii="Times New Roman" w:hAnsi="Times New Roman"/>
-          <w:sz w:val="24"/>
-          <w:szCs w:val="24"/>
-        </w:rPr>
-        <w:t>8</w:t>
-      </w:r>
-      <w:r>
-        <w:rPr>
-          <w:rFonts w:ascii="Times New Roman" w:hAnsi="Times New Roman"/>
-          <w:sz w:val="24"/>
-          <w:szCs w:val="24"/>
-        </w:rPr>
-        <w:t xml:space="preserve">. Перечень переданных документов риэлтерской организации Потребителем: </w:t>
-      </w:r>
-    </w:p>
-    <w:p>
-      <w:pPr>
-        <w:spacing w:after="0"/>
-        <w:ind w:left="567" w:hanging="567"/>
-        <w:jc w:val="both"/>
-        <w:rPr>
-          <w:rFonts w:ascii="Times New Roman" w:hAnsi="Times New Roman"/>
-          <w:sz w:val="24"/>
-          <w:szCs w:val="24"/>
-        </w:rPr>
-      </w:pPr>
-      <w:bookmarkStart w:id="9" w:name="_Hlk232533006"/>
-      <w:r>
-        <w:rPr>
-          <w:rFonts w:ascii="Times New Roman" w:hAnsi="Times New Roman"/>
-          <w:sz w:val="24"/>
-          <w:szCs w:val="24"/>
-        </w:rPr>
-        <w:t>__________________________________________________________________________________________</w:t>
-      </w:r>
-    </w:p>
-    <w:p>
-      <w:pPr>
-        <w:spacing w:after="0"/>
-        <w:ind w:left="567" w:hanging="567"/>
-        <w:jc w:val="both"/>
-        <w:rPr>
-          <w:rFonts w:ascii="Times New Roman" w:hAnsi="Times New Roman"/>
-          <w:sz w:val="24"/>
-          <w:szCs w:val="24"/>
-        </w:rPr>
-      </w:pPr>
-      <w:r>
-        <w:rPr>
-          <w:rFonts w:ascii="Times New Roman" w:hAnsi="Times New Roman"/>
-          <w:sz w:val="24"/>
-          <w:szCs w:val="24"/>
-        </w:rPr>
-        <w:t>__________________________________________________________________________________________</w:t>
-      </w:r>
-    </w:p>
-    <w:bookmarkEnd w:id="9"/>
-    <w:p>
-      <w:pPr>
-        <w:spacing w:after="0"/>
-        <w:ind w:left="567" w:hanging="567"/>
-        <w:jc w:val="both"/>
-        <w:rPr>
-          <w:rFonts w:ascii="Times New Roman" w:hAnsi="Times New Roman"/>
-          <w:sz w:val="24"/>
-          <w:szCs w:val="24"/>
-        </w:rPr>
-      </w:pPr>
-      <w:r>
-        <w:rPr>
-          <w:rFonts w:ascii="Times New Roman" w:hAnsi="Times New Roman"/>
-          <w:sz w:val="24"/>
-          <w:szCs w:val="24"/>
-        </w:rPr>
-        <w:t>6.</w:t>
-      </w:r>
-      <w:r>
-        <w:rPr>
-          <w:rFonts w:ascii="Times New Roman" w:hAnsi="Times New Roman"/>
-          <w:sz w:val="24"/>
-          <w:szCs w:val="24"/>
-        </w:rPr>
-        <w:t>9</w:t>
-      </w:r>
-      <w:r>
-        <w:rPr>
-          <w:rFonts w:ascii="Times New Roman" w:hAnsi="Times New Roman"/>
-          <w:sz w:val="24"/>
-          <w:szCs w:val="24"/>
-        </w:rPr>
-        <w:t xml:space="preserve">. Иные условия: </w:t>
-      </w:r>
-      <w:r>
-        <w:rPr>
-          <w:rFonts w:ascii="Times New Roman" w:hAnsi="Times New Roman"/>
-          <w:sz w:val="24"/>
-          <w:szCs w:val="24"/>
-        </w:rPr>
-        <w:t>________________________________________________________________________</w:t>
-      </w:r>
-    </w:p>
-    <w:bookmarkEnd w:id="8"/>
-    <w:p>
-      <w:pPr>
-        <w:autoSpaceDE w:val="0"/>
-        <w:autoSpaceDN w:val="0"/>
-        <w:adjustRightInd w:val="0"/>
-        <w:spacing w:after="0" w:line="240" w:lineRule="auto"/>
         <w:rPr>
           <w:rFonts w:ascii="Times New Roman" w:eastAsia="Times New Roman" w:hAnsi="Times New Roman"/>
           <w:i/>
@@ -4886,15 +5088,10 @@
           <w:szCs w:val="20"/>
           <w:lang w:eastAsia="ru-RU"/>
         </w:rPr>
-        <w:t>Ответственный риэлтер по настоящему договору {{agent.initials}}</w:t>
-      </w:r>
-    </w:p>
-    <w:p>
-      <w:pPr>
-        <w:autoSpaceDE w:val="0"/>
-        <w:autoSpaceDN w:val="0"/>
-        <w:adjustRightInd w:val="0"/>
-        <w:spacing w:after="0" w:line="240" w:lineRule="auto"/>
+        <w:t>№ {{</w:t>
+      </w:r>
+      <w:proofErr w:type="gramStart"/>
+      <w:r>
         <w:rPr>
           <w:rFonts w:ascii="Times New Roman" w:eastAsia="Times New Roman" w:hAnsi="Times New Roman"/>
           <w:i/>
@@ -4902,7 +5099,9 @@
           <w:szCs w:val="20"/>
           <w:lang w:eastAsia="ru-RU"/>
         </w:rPr>
-      </w:pPr>
+        <w:t>agent.attestationNumber</w:t>
+      </w:r>
+      <w:proofErr w:type="gramEnd"/>
       <w:r>
         <w:rPr>
           <w:rFonts w:ascii="Times New Roman" w:eastAsia="Times New Roman" w:hAnsi="Times New Roman"/>
@@ -4911,15 +5110,9 @@
           <w:szCs w:val="20"/>
           <w:lang w:eastAsia="ru-RU"/>
         </w:rPr>
-        <w:t>Свидетельство об аттестации риэлтера, выданное Министерством юстиции Республики Беларусь</w:t>
-      </w:r>
-    </w:p>
-    <w:p>
-      <w:pPr>
-        <w:autoSpaceDE w:val="0"/>
-        <w:autoSpaceDN w:val="0"/>
-        <w:adjustRightInd w:val="0"/>
-        <w:spacing w:after="0" w:line="240" w:lineRule="auto"/>
+        <w:t>}}</w:t>
+      </w:r>
+      <w:r>
         <w:rPr>
           <w:rFonts w:ascii="Times New Roman" w:eastAsia="Times New Roman" w:hAnsi="Times New Roman"/>
           <w:i/>
@@ -4927,7 +5120,8 @@
           <w:szCs w:val="20"/>
           <w:lang w:eastAsia="ru-RU"/>
         </w:rPr>
-      </w:pPr>
+        <w:t xml:space="preserve"> </w:t>
+      </w:r>
       <w:r>
         <w:rPr>
           <w:rFonts w:ascii="Times New Roman" w:eastAsia="Times New Roman" w:hAnsi="Times New Roman"/>
@@ -4936,8 +5130,9 @@
           <w:szCs w:val="20"/>
           <w:lang w:eastAsia="ru-RU"/>
         </w:rPr>
-        <w:t>№ {{agent.attestationNumber}}</w:t>
-      </w:r>
+        <w:t>от {{</w:t>
+      </w:r>
+      <w:proofErr w:type="gramStart"/>
       <w:r>
         <w:rPr>
           <w:rFonts w:ascii="Times New Roman" w:eastAsia="Times New Roman" w:hAnsi="Times New Roman"/>
@@ -4946,8 +5141,9 @@
           <w:szCs w:val="20"/>
           <w:lang w:eastAsia="ru-RU"/>
         </w:rPr>
-        <w:t xml:space="preserve"> </w:t>
-      </w:r>
+        <w:t>agent.attestationDate}}г</w:t>
+      </w:r>
+      <w:proofErr w:type="gramEnd"/>
       <w:r>
         <w:rPr>
           <w:rFonts w:ascii="Times New Roman" w:eastAsia="Times New Roman" w:hAnsi="Times New Roman"/>
@@ -4956,8 +5152,20 @@
           <w:szCs w:val="20"/>
           <w:lang w:eastAsia="ru-RU"/>
         </w:rPr>
-        <w:t>от {{agent.attestationDate}}г, действует до {{agent.attestationExpiry}}г</w:t>
-      </w:r>
+        <w:t>, действует до {{</w:t>
+      </w:r>
+      <w:proofErr w:type="gramStart"/>
+      <w:r>
+        <w:rPr>
+          <w:rFonts w:ascii="Times New Roman" w:eastAsia="Times New Roman" w:hAnsi="Times New Roman"/>
+          <w:i/>
+          <w:sz w:val="20"/>
+          <w:szCs w:val="20"/>
+          <w:lang w:eastAsia="ru-RU"/>
+        </w:rPr>
+        <w:t>agent.attestationExpiry}}г</w:t>
+      </w:r>
+      <w:proofErr w:type="gramEnd"/>
     </w:p>
     <w:p>
       <w:pPr>
@@ -4985,7 +5193,33 @@
           <w:szCs w:val="20"/>
           <w:lang w:eastAsia="ru-RU"/>
         </w:rPr>
-        <w:t>Идентификационная пластиковая карточка {{agent.cardNumber}}</w:t>
+        <w:t>Идентификационная пластиковая карточка {{</w:t>
+      </w:r>
+      <w:proofErr w:type="gramStart"/>
+      <w:r>
+        <w:rPr>
+          <w:rFonts w:ascii="Times New Roman" w:eastAsia="Times New Roman" w:hAnsi="Times New Roman"/>
+          <w:bCs/>
+          <w:i/>
+          <w:iCs/>
+          <w:sz w:val="20"/>
+          <w:szCs w:val="20"/>
+          <w:lang w:eastAsia="ru-RU"/>
+        </w:rPr>
+        <w:t>agent.cardNumber</w:t>
+      </w:r>
+      <w:proofErr w:type="gramEnd"/>
+      <w:r>
+        <w:rPr>
+          <w:rFonts w:ascii="Times New Roman" w:eastAsia="Times New Roman" w:hAnsi="Times New Roman"/>
+          <w:bCs/>
+          <w:i/>
+          <w:iCs/>
+          <w:sz w:val="20"/>
+          <w:szCs w:val="20"/>
+          <w:lang w:eastAsia="ru-RU"/>
+        </w:rPr>
+        <w:t>}}</w:t>
       </w:r>
     </w:p>
     <w:p>
@@ -5358,17 +5592,29 @@
                 <w:szCs w:val="20"/>
                 <w:lang w:val="en-US"/>
               </w:rPr>
-              <w:t xml:space="preserve"> BY28 ALFA 3012 2J91 2500 1027 0000  </w:t>
-            </w:r>
+              <w:t xml:space="preserve"> BY28 ALFA 3012 2J91 2500 1027 </w:t>
+            </w:r>
+            <w:proofErr w:type="gramStart"/>
             <w:r>
               <w:rPr>
                 <w:rFonts w:ascii="Times New Roman" w:eastAsia="Times New Roman" w:hAnsi="Times New Roman"/>
                 <w:color w:val="000000"/>
                 <w:sz w:val="20"/>
                 <w:szCs w:val="20"/>
+                <w:lang w:val="en-US"/>
+              </w:rPr>
+              <w:t xml:space="preserve">0000  </w:t>
+            </w:r>
+            <w:r>
+              <w:rPr>
+                <w:rFonts w:ascii="Times New Roman" w:eastAsia="Times New Roman" w:hAnsi="Times New Roman"/>
+                <w:color w:val="000000"/>
+                <w:sz w:val="20"/>
+                <w:szCs w:val="20"/>
               </w:rPr>
               <w:t>БИК</w:t>
             </w:r>
+            <w:proofErr w:type="gramEnd"/>
             <w:r>
               <w:rPr>
                 <w:rFonts w:ascii="Times New Roman" w:eastAsia="Times New Roman" w:hAnsi="Times New Roman"/>
@@ -6207,6 +6453,7 @@
     </w:p>
     <w:p>
       <w:pPr>
+        <w:pageBreakBefore/>
         <w:spacing w:after="0"/>
         <w:ind w:left="7938"/>
         <w:jc w:val="both"/>
@@ -6222,6 +6469,7 @@
           <w:sz w:val="16"/>
           <w:szCs w:val="16"/>
         </w:rPr>
+        <w:lastRenderedPageBreak/>
         <w:t>П</w:t>
       </w:r>
       <w:r>
@@ -6249,7 +6497,43 @@
           <w:sz w:val="16"/>
           <w:szCs w:val="16"/>
         </w:rPr>
-        <w:t>к договору оказания риэлтерских услуг по содействию в продаже объектов недвижимого имущества №{{deal.contractNumber}} от {{deal.date}}</w:t>
+        <w:t>к договору оказания риэлтерских услуг по содействию в продаже объектов недвижимого имущества №{{</w:t>
+      </w:r>
+      <w:proofErr w:type="gramStart"/>
+      <w:r>
+        <w:rPr>
+          <w:rFonts w:ascii="Times New Roman" w:hAnsi="Times New Roman"/>
+          <w:sz w:val="16"/>
+          <w:szCs w:val="16"/>
+        </w:rPr>
+        <w:t>deal.contractNumber</w:t>
+      </w:r>
+      <w:proofErr w:type="gramEnd"/>
+      <w:r>
+        <w:rPr>
+          <w:rFonts w:ascii="Times New Roman" w:hAnsi="Times New Roman"/>
+          <w:sz w:val="16"/>
+          <w:szCs w:val="16"/>
+        </w:rPr>
+        <w:t>}} от {{</w:t>
+      </w:r>
+      <w:proofErr w:type="gramStart"/>
+      <w:r>
+        <w:rPr>
+          <w:rFonts w:ascii="Times New Roman" w:hAnsi="Times New Roman"/>
+          <w:sz w:val="16"/>
+          <w:szCs w:val="16"/>
+        </w:rPr>
+        <w:t>deal.date</w:t>
+      </w:r>
+      <w:proofErr w:type="gramEnd"/>
+      <w:r>
+        <w:rPr>
+          <w:rFonts w:ascii="Times New Roman" w:hAnsi="Times New Roman"/>
+          <w:sz w:val="16"/>
+          <w:szCs w:val="16"/>
+        </w:rPr>
+        <w:t>}}</w:t>
       </w:r>
     </w:p>
     <w:p>
@@ -6358,277 +6642,284 @@
       </w:r>
       <w:r>
         <w:rPr>
-          <w:sz w:val="20"/>
-          <w:lang w:val="ru-RU"/>
-        </w:rPr>
-        <w:t>{{</w:t>
-      </w:r>
-      <w:r>
-        <w:rPr>
-          <w:sz w:val="20"/>
-        </w:rPr>
-        <w:t>owner</w:t>
-      </w:r>
-      <w:r>
-        <w:rPr>
-          <w:sz w:val="20"/>
-          <w:lang w:val="ru-RU"/>
-        </w:rPr>
-        <w:t>1.</w:t>
-      </w:r>
-      <w:r>
-        <w:rPr>
-          <w:sz w:val="20"/>
-        </w:rPr>
-        <w:t>fullName</w:t>
-      </w:r>
-      <w:r>
-        <w:rPr>
-          <w:sz w:val="20"/>
-          <w:lang w:val="ru-RU"/>
-        </w:rPr>
-        <w:t>}}{{</w:t>
-      </w:r>
-      <w:r>
-        <w:rPr>
-          <w:sz w:val="20"/>
-        </w:rPr>
-        <w:t>owner</w:t>
-      </w:r>
-      <w:r>
-        <w:rPr>
-          <w:sz w:val="20"/>
-          <w:lang w:val="ru-RU"/>
-        </w:rPr>
-        <w:t>1.</w:t>
-      </w:r>
-      <w:r>
-        <w:rPr>
-          <w:sz w:val="20"/>
-        </w:rPr>
-        <w:t>poaSuffix</w:t>
-      </w:r>
-      <w:r>
-        <w:rPr>
-          <w:sz w:val="20"/>
-          <w:lang w:val="ru-RU"/>
-        </w:rPr>
-        <w:t>}}{{#</w:t>
-      </w:r>
-      <w:r>
-        <w:rPr>
-          <w:sz w:val="20"/>
-        </w:rPr>
-        <w:t>owner</w:t>
-      </w:r>
-      <w:r>
-        <w:rPr>
-          <w:sz w:val="20"/>
-          <w:lang w:val="ru-RU"/>
-        </w:rPr>
-        <w:t>2.</w:t>
-      </w:r>
-      <w:r>
-        <w:rPr>
-          <w:sz w:val="20"/>
-        </w:rPr>
-        <w:t>fullName</w:t>
-      </w:r>
-      <w:r>
-        <w:rPr>
-          <w:sz w:val="20"/>
-          <w:lang w:val="ru-RU"/>
-        </w:rPr>
-        <w:t>}}, {{</w:t>
-      </w:r>
-      <w:r>
-        <w:rPr>
-          <w:sz w:val="20"/>
-        </w:rPr>
-        <w:t>owner</w:t>
-      </w:r>
-      <w:r>
-        <w:rPr>
-          <w:sz w:val="20"/>
-          <w:lang w:val="ru-RU"/>
-        </w:rPr>
-        <w:t>2.</w:t>
-      </w:r>
-      <w:r>
-        <w:rPr>
-          <w:sz w:val="20"/>
-        </w:rPr>
-        <w:t>fullName</w:t>
-      </w:r>
-      <w:r>
-        <w:rPr>
-          <w:sz w:val="20"/>
-          <w:lang w:val="ru-RU"/>
-        </w:rPr>
-        <w:t>}}{{</w:t>
-      </w:r>
-      <w:r>
-        <w:rPr>
-          <w:sz w:val="20"/>
-        </w:rPr>
-        <w:t>owner</w:t>
-      </w:r>
-      <w:r>
-        <w:rPr>
-          <w:sz w:val="20"/>
-          <w:lang w:val="ru-RU"/>
-        </w:rPr>
-        <w:t>2.</w:t>
-      </w:r>
-      <w:r>
-        <w:rPr>
-          <w:sz w:val="20"/>
-        </w:rPr>
-        <w:t>poaSuffix</w:t>
-      </w:r>
-      <w:r>
-        <w:rPr>
-          <w:sz w:val="20"/>
-          <w:lang w:val="ru-RU"/>
-        </w:rPr>
-        <w:t>}}{{/</w:t>
-      </w:r>
-      <w:r>
-        <w:rPr>
-          <w:sz w:val="20"/>
-        </w:rPr>
-        <w:t>owner</w:t>
-      </w:r>
-      <w:r>
-        <w:rPr>
-          <w:sz w:val="20"/>
-          <w:lang w:val="ru-RU"/>
-        </w:rPr>
-        <w:t>2.</w:t>
-      </w:r>
-      <w:r>
-        <w:rPr>
-          <w:sz w:val="20"/>
-        </w:rPr>
-        <w:t>fullName</w:t>
-      </w:r>
-      <w:r>
-        <w:rPr>
-          <w:sz w:val="20"/>
-          <w:lang w:val="ru-RU"/>
-        </w:rPr>
-        <w:t>}}{{#</w:t>
-      </w:r>
-      <w:r>
-        <w:rPr>
-          <w:sz w:val="20"/>
-        </w:rPr>
-        <w:t>owner</w:t>
-      </w:r>
-      <w:r>
-        <w:rPr>
-          <w:sz w:val="20"/>
-          <w:lang w:val="ru-RU"/>
-        </w:rPr>
-        <w:t>3.</w:t>
-      </w:r>
-      <w:r>
-        <w:rPr>
-          <w:sz w:val="20"/>
-        </w:rPr>
-        <w:t>fullName</w:t>
-      </w:r>
-      <w:r>
-        <w:rPr>
-          <w:sz w:val="20"/>
-          <w:lang w:val="ru-RU"/>
-        </w:rPr>
-        <w:t>}}, {{</w:t>
-      </w:r>
-      <w:r>
-        <w:rPr>
-          <w:sz w:val="20"/>
-        </w:rPr>
-        <w:t>owner</w:t>
-      </w:r>
-      <w:r>
-        <w:rPr>
-          <w:sz w:val="20"/>
-          <w:lang w:val="ru-RU"/>
-        </w:rPr>
-        <w:t>3.</w:t>
-      </w:r>
-      <w:r>
-        <w:rPr>
-          <w:sz w:val="20"/>
-        </w:rPr>
-        <w:t>fullName</w:t>
-      </w:r>
-      <w:r>
-        <w:rPr>
-          <w:sz w:val="20"/>
-          <w:lang w:val="ru-RU"/>
-        </w:rPr>
-        <w:t>}}{{</w:t>
-      </w:r>
-      <w:r>
-        <w:rPr>
-          <w:sz w:val="20"/>
-        </w:rPr>
-        <w:t>owner</w:t>
-      </w:r>
-      <w:r>
-        <w:rPr>
-          <w:sz w:val="20"/>
-          <w:lang w:val="ru-RU"/>
-        </w:rPr>
-        <w:t>3.</w:t>
-      </w:r>
-      <w:r>
-        <w:rPr>
-          <w:sz w:val="20"/>
-        </w:rPr>
-        <w:t>poaSuffix</w:t>
-      </w:r>
-      <w:r>
-        <w:rPr>
-          <w:sz w:val="20"/>
-          <w:lang w:val="ru-RU"/>
-        </w:rPr>
-        <w:t>}}{{/</w:t>
-      </w:r>
-      <w:r>
-        <w:rPr>
-          <w:sz w:val="20"/>
-        </w:rPr>
-        <w:t>owner</w:t>
-      </w:r>
-      <w:r>
-        <w:rPr>
-          <w:sz w:val="20"/>
-          <w:lang w:val="ru-RU"/>
-        </w:rPr>
-        <w:t>3.</w:t>
-      </w:r>
-      <w:r>
-        <w:rPr>
-          <w:sz w:val="20"/>
-        </w:rPr>
-        <w:t>fullName</w:t>
-      </w:r>
-      <w:r>
-        <w:rPr>
-          <w:sz w:val="20"/>
-          <w:lang w:val="ru-RU"/>
-        </w:rPr>
-        <w:t>}}</w:t>
-      </w:r>
-      <w:r>
-        <w:rPr>
           <w:szCs w:val="22"/>
           <w:lang w:val="ru-RU"/>
         </w:rPr>
-        <w:t xml:space="preserve">, в дальнейшем именуемый «Потребитель», в соответствии с пунктом 2 статьи 30 Закона Республики Беларусь №71-З «О риэлтерской деятельности», до заключения договора на оказание риэлтерских услуг ознакомлен с  предельными максимальными тарифами на риэлтерские услуги, оказываемые физическим лицам (за исключением индивидуальных предпринимателей) в соответствии с постановлением Совета Министров Республики Беларусь от 1 ноября 2023 г. № 754 «О тарифах на риэлтерские услуги» (в редакции постановления Совета Министров Республики Беларусь от 02.04.2026 №157 О мерах по реализации Закона Республики Беларусь от 8 мая 2025г №71-З «О риэлтерской деятельности»). </w:t>
+        <w:t>{{</w:t>
+      </w:r>
+      <w:r>
+        <w:rPr>
+          <w:szCs w:val="22"/>
+        </w:rPr>
+        <w:t>owner</w:t>
+      </w:r>
+      <w:r>
+        <w:rPr>
+          <w:szCs w:val="22"/>
+          <w:lang w:val="ru-RU"/>
+        </w:rPr>
+        <w:t>1.</w:t>
+      </w:r>
+      <w:r>
+        <w:rPr>
+          <w:szCs w:val="22"/>
+        </w:rPr>
+        <w:t>fullName</w:t>
+      </w:r>
+      <w:r>
+        <w:rPr>
+          <w:szCs w:val="22"/>
+          <w:lang w:val="ru-RU"/>
+        </w:rPr>
+        <w:t>}}{{</w:t>
+      </w:r>
+      <w:r>
+        <w:rPr>
+          <w:szCs w:val="22"/>
+        </w:rPr>
+        <w:t>owner</w:t>
+      </w:r>
+      <w:r>
+        <w:rPr>
+          <w:szCs w:val="22"/>
+          <w:lang w:val="ru-RU"/>
+        </w:rPr>
+        <w:t>1.</w:t>
+      </w:r>
+      <w:r>
+        <w:rPr>
+          <w:szCs w:val="22"/>
+        </w:rPr>
+        <w:t>poaSuffix</w:t>
+      </w:r>
+      <w:r>
+        <w:rPr>
+          <w:szCs w:val="22"/>
+          <w:lang w:val="ru-RU"/>
+        </w:rPr>
+        <w:t>}}{{#</w:t>
+      </w:r>
+      <w:r>
+        <w:rPr>
+          <w:szCs w:val="22"/>
+        </w:rPr>
+        <w:t>owner</w:t>
+      </w:r>
+      <w:r>
+        <w:rPr>
+          <w:szCs w:val="22"/>
+          <w:lang w:val="ru-RU"/>
+        </w:rPr>
+        <w:t>2.</w:t>
+      </w:r>
+      <w:r>
+        <w:rPr>
+          <w:szCs w:val="22"/>
+        </w:rPr>
+        <w:t>fullName</w:t>
+      </w:r>
+      <w:r>
+        <w:rPr>
+          <w:szCs w:val="22"/>
+          <w:lang w:val="ru-RU"/>
+        </w:rPr>
+        <w:t>}}, {{</w:t>
+      </w:r>
+      <w:r>
+        <w:rPr>
+          <w:szCs w:val="22"/>
+        </w:rPr>
+        <w:t>owner</w:t>
+      </w:r>
+      <w:r>
+        <w:rPr>
+          <w:szCs w:val="22"/>
+          <w:lang w:val="ru-RU"/>
+        </w:rPr>
+        <w:t>2.</w:t>
+      </w:r>
+      <w:r>
+        <w:rPr>
+          <w:szCs w:val="22"/>
+        </w:rPr>
+        <w:t>fullName</w:t>
+      </w:r>
+      <w:r>
+        <w:rPr>
+          <w:szCs w:val="22"/>
+          <w:lang w:val="ru-RU"/>
+        </w:rPr>
+        <w:t>}}{{</w:t>
+      </w:r>
+      <w:r>
+        <w:rPr>
+          <w:szCs w:val="22"/>
+        </w:rPr>
+        <w:t>owner</w:t>
+      </w:r>
+      <w:r>
+        <w:rPr>
+          <w:szCs w:val="22"/>
+          <w:lang w:val="ru-RU"/>
+        </w:rPr>
+        <w:t>2.</w:t>
+      </w:r>
+      <w:r>
+        <w:rPr>
+          <w:szCs w:val="22"/>
+        </w:rPr>
+        <w:t>poaSuffix</w:t>
+      </w:r>
+      <w:r>
+        <w:rPr>
+          <w:szCs w:val="22"/>
+          <w:lang w:val="ru-RU"/>
+        </w:rPr>
+        <w:t>}}{{/</w:t>
+      </w:r>
+      <w:r>
+        <w:rPr>
+          <w:szCs w:val="22"/>
+        </w:rPr>
+        <w:t>owner</w:t>
+      </w:r>
+      <w:r>
+        <w:rPr>
+          <w:szCs w:val="22"/>
+          <w:lang w:val="ru-RU"/>
+        </w:rPr>
+        <w:t>2.</w:t>
+      </w:r>
+      <w:r>
+        <w:rPr>
+          <w:szCs w:val="22"/>
+        </w:rPr>
+        <w:t>fullName</w:t>
+      </w:r>
+      <w:r>
+        <w:rPr>
+          <w:szCs w:val="22"/>
+          <w:lang w:val="ru-RU"/>
+        </w:rPr>
+        <w:t>}}{{#</w:t>
+      </w:r>
+      <w:r>
+        <w:rPr>
+          <w:szCs w:val="22"/>
+        </w:rPr>
+        <w:t>owner</w:t>
+      </w:r>
+      <w:r>
+        <w:rPr>
+          <w:szCs w:val="22"/>
+          <w:lang w:val="ru-RU"/>
+        </w:rPr>
+        <w:t>3.</w:t>
+      </w:r>
+      <w:r>
+        <w:rPr>
+          <w:szCs w:val="22"/>
+        </w:rPr>
+        <w:t>fullName</w:t>
+      </w:r>
+      <w:r>
+        <w:rPr>
+          <w:szCs w:val="22"/>
+          <w:lang w:val="ru-RU"/>
+        </w:rPr>
+        <w:t>}}, {{</w:t>
+      </w:r>
+      <w:r>
+        <w:rPr>
+          <w:szCs w:val="22"/>
+        </w:rPr>
+        <w:t>owner</w:t>
+      </w:r>
+      <w:r>
+        <w:rPr>
+          <w:szCs w:val="22"/>
+          <w:lang w:val="ru-RU"/>
+        </w:rPr>
+        <w:t>3.</w:t>
+      </w:r>
+      <w:r>
+        <w:rPr>
+          <w:szCs w:val="22"/>
+        </w:rPr>
+        <w:t>fullName</w:t>
+      </w:r>
+      <w:r>
+        <w:rPr>
+          <w:szCs w:val="22"/>
+          <w:lang w:val="ru-RU"/>
+        </w:rPr>
+        <w:t>}}{{</w:t>
+      </w:r>
+      <w:r>
+        <w:rPr>
+          <w:szCs w:val="22"/>
+        </w:rPr>
+        <w:t>owner</w:t>
+      </w:r>
+      <w:r>
+        <w:rPr>
+          <w:szCs w:val="22"/>
+          <w:lang w:val="ru-RU"/>
+        </w:rPr>
+        <w:t>3.</w:t>
+      </w:r>
+      <w:r>
+        <w:rPr>
+          <w:szCs w:val="22"/>
+        </w:rPr>
+        <w:t>poaSuffix</w:t>
+      </w:r>
+      <w:r>
+        <w:rPr>
+          <w:szCs w:val="22"/>
+          <w:lang w:val="ru-RU"/>
+        </w:rPr>
+        <w:t>}}{{/</w:t>
+      </w:r>
+      <w:r>
+        <w:rPr>
+          <w:szCs w:val="22"/>
+        </w:rPr>
+        <w:t>owner</w:t>
+      </w:r>
+      <w:r>
+        <w:rPr>
+          <w:szCs w:val="22"/>
+          <w:lang w:val="ru-RU"/>
+        </w:rPr>
+        <w:t>3.</w:t>
+      </w:r>
+      <w:r>
+        <w:rPr>
+          <w:szCs w:val="22"/>
+        </w:rPr>
+        <w:t>fullName</w:t>
+      </w:r>
+      <w:r>
+        <w:rPr>
+          <w:szCs w:val="22"/>
+          <w:lang w:val="ru-RU"/>
+        </w:rPr>
+        <w:t>}}</w:t>
+      </w:r>
+      <w:r>
+        <w:rPr>
+          <w:szCs w:val="22"/>
+          <w:lang w:val="ru-RU"/>
+        </w:rPr>
+        <w:t>,</w:t>
+      </w:r>
+      <w:r>
+        <w:rPr>
+          <w:szCs w:val="22"/>
+          <w:lang w:val="ru-RU"/>
+        </w:rPr>
+        <w:t xml:space="preserve"> в дальнейшем именуемый «Потребитель», в соответствии с пунктом 2 статьи 30 Закона Республики Беларусь №71-З «О риэлтерской деятельности», до заключения договора на оказание риэлтерских услуг ознакомлен с  предельными максимальными тарифами на риэлтерские услуги, оказываемые физическим лицам (за исключением индивидуальных предпринимателей) в соответствии с постановлением Совета Министров Республики Беларусь от 1 ноября 2023 г. № 754 «О тарифах на риэлтерские услуги» (в редакции постановления Совета Министров Республики Беларусь от 02.04.2026 №157 О мерах по реализации Закона Республики Беларусь от 8 мая 2025г №71-З «О риэлтерской деятельности»). </w:t>
       </w:r>
       <w:bookmarkStart w:id="11" w:name="_Hlk230023813"/>
       <w:bookmarkEnd w:id="11"/>
@@ -6872,6 +7163,7 @@
               </w:rPr>
               <w:t>Предельный максимальный тариф</w:t>
             </w:r>
+            <w:proofErr w:type="gramStart"/>
             <w:r>
               <w:rPr>
                 <w:rFonts w:ascii="Times New Roman" w:hAnsi="Times New Roman"/>
@@ -6887,7 +7179,16 @@
                 <w:sz w:val="20"/>
                 <w:szCs w:val="20"/>
               </w:rPr>
-              <w:t xml:space="preserve">  (процент от стоимости объекта недвижимо</w:t>
+              <w:t xml:space="preserve">  (</w:t>
+            </w:r>
+            <w:proofErr w:type="gramEnd"/>
+            <w:r>
+              <w:rPr>
+                <w:rFonts w:ascii="Times New Roman" w:hAnsi="Times New Roman"/>
+                <w:sz w:val="20"/>
+                <w:szCs w:val="20"/>
+              </w:rPr>
+              <w:t>процент от стоимости объекта недвижимо</w:t>
             </w:r>
             <w:r>
               <w:rPr>
@@ -8768,6 +9069,7 @@
         </w:rPr>
         <w:t>{{</w:t>
       </w:r>
+      <w:proofErr w:type="gramStart"/>
       <w:r>
         <w:rPr>
           <w:rFonts w:ascii="Times New Roman" w:hAnsi="Times New Roman"/>
@@ -8795,6 +9097,7 @@
         </w:rPr>
         <w:t>countWords</w:t>
       </w:r>
+      <w:proofErr w:type="gramEnd"/>
       <w:r>
         <w:rPr>
           <w:rFonts w:ascii="Times New Roman" w:hAnsi="Times New Roman"/>
@@ -8810,16 +9113,7 @@
           <w:sz w:val="20"/>
           <w:szCs w:val="20"/>
         </w:rPr>
-        <w:t xml:space="preserve">экземплярах по одному для каждой из Сторон и является </w:t>
-      </w:r>
-      <w:r>
-        <w:rPr>
-          <w:rFonts w:ascii="Times New Roman" w:hAnsi="Times New Roman"/>
-          <w:sz w:val="20"/>
-          <w:szCs w:val="20"/>
-        </w:rPr>
-        <w:lastRenderedPageBreak/>
-        <w:t xml:space="preserve">неотъемлемой частью Договора </w:t>
+        <w:t xml:space="preserve">экземплярах по одному для каждой из Сторон и является неотъемлемой частью Договора </w:t>
       </w:r>
       <w:r>
         <w:rPr>
@@ -8979,6 +9273,7 @@
                 <w:sz w:val="20"/>
                 <w:highlight w:val="white"/>
               </w:rPr>
+              <w:lastRenderedPageBreak/>
               <w:t>Потребитель</w:t>
             </w:r>
           </w:p>
@@ -9182,7 +9477,39 @@
                 <w:sz w:val="20"/>
                 <w:highlight w:val="white"/>
               </w:rPr>
-              <w:t>________________________О.Р.Турко</w:t>
+              <w:t>________________________</w:t>
+            </w:r>
+            <w:r>
+              <w:rPr>
+                <w:rFonts w:ascii="Times New Roman" w:hAnsi="Times New Roman"/>
+                <w:sz w:val="20"/>
+                <w:highlight w:val="white"/>
+              </w:rPr>
+              <w:t xml:space="preserve"> </w:t>
+            </w:r>
+            <w:r>
+              <w:rPr>
+                <w:rFonts w:ascii="Times New Roman" w:hAnsi="Times New Roman"/>
+                <w:sz w:val="20"/>
+                <w:highlight w:val="white"/>
+              </w:rPr>
+              <w:t>Турко</w:t>
+            </w:r>
+            <w:r>
+              <w:rPr>
+                <w:rFonts w:ascii="Times New Roman" w:hAnsi="Times New Roman"/>
+                <w:sz w:val="20"/>
+                <w:highlight w:val="white"/>
+              </w:rPr>
+              <w:t xml:space="preserve"> </w:t>
+            </w:r>
+            <w:r>
+              <w:rPr>
+                <w:rFonts w:ascii="Times New Roman" w:hAnsi="Times New Roman"/>
+                <w:sz w:val="20"/>
+                <w:highlight w:val="white"/>
+              </w:rPr>
+              <w:t>О.Р.</w:t>
             </w:r>
           </w:p>
         </w:tc>
@@ -9956,6 +10283,7 @@
   <w:style w:type="character" w:default="1" w:styleId="a0">
     <w:name w:val="Default Paragraph Font"/>
     <w:uiPriority w:val="1"/>
+    <w:semiHidden/>
     <w:unhideWhenUsed/>
   </w:style>
   <w:style w:type="table" w:default="1" w:styleId="a1">
@@ -10256,6 +10584,19 @@
       <w:shd w:val="clear" w:color="auto" w:fill="E1DFDD"/>
     </w:rPr>
   </w:style>
+  <w:style w:type="paragraph" w:styleId="af2">
+    <w:name w:val="No Spacing"/>
+    <w:uiPriority w:val="1"/>
+    <w:qFormat/>
+    <w:rsid w:val="003B3CF6"/>
+    <w:pPr>
+      <w:spacing w:after="0" w:line="240" w:lineRule="auto"/>
+    </w:pPr>
+    <w:rPr>
+      <w:rFonts w:ascii="Calibri" w:eastAsia="Calibri" w:hAnsi="Calibri" w:cs="Times New Roman"/>
+      <w:lang w:val="ru-RU"/>
+    </w:rPr>
+  </w:style>
 </w:styles>
 </file>
 

--- a/templates/working/Договор_риэлтерских_услуг.docx
+++ b/templates/working/Договор_риэлтерских_услуг.docx
@@ -338,47 +338,7 @@
           <w:szCs w:val="24"/>
           <w:lang w:eastAsia="ru-RU"/>
         </w:rPr>
-        <w:t>1.1.  Предметом настоящего договора является оказание Исполнителем Потребителю риэлтерских      услуг    по содействию в продаже   принадлежащего     Потребителю     на      праве собственности объекта недвижимого имущества (далее – риэлтерские услуги), представляющего собой "{{</w:t>
-      </w:r>
-      <w:proofErr w:type="gramStart"/>
-      <w:r>
-        <w:rPr>
-          <w:rFonts w:ascii="Times New Roman" w:eastAsia="Times New Roman" w:hAnsi="Times New Roman"/>
-          <w:sz w:val="24"/>
-          <w:szCs w:val="24"/>
-          <w:lang w:eastAsia="ru-RU"/>
-        </w:rPr>
-        <w:t>property.type</w:t>
-      </w:r>
-      <w:proofErr w:type="gramEnd"/>
-      <w:r>
-        <w:rPr>
-          <w:rFonts w:ascii="Times New Roman" w:eastAsia="Times New Roman" w:hAnsi="Times New Roman"/>
-          <w:sz w:val="24"/>
-          <w:szCs w:val="24"/>
-          <w:lang w:eastAsia="ru-RU"/>
-        </w:rPr>
-        <w:t>}}", расположенный по адресу {{</w:t>
-      </w:r>
-      <w:proofErr w:type="gramStart"/>
-      <w:r>
-        <w:rPr>
-          <w:rFonts w:ascii="Times New Roman" w:eastAsia="Times New Roman" w:hAnsi="Times New Roman"/>
-          <w:sz w:val="24"/>
-          <w:szCs w:val="24"/>
-          <w:lang w:eastAsia="ru-RU"/>
-        </w:rPr>
-        <w:t>property.address</w:t>
-      </w:r>
-      <w:proofErr w:type="gramEnd"/>
-      <w:r>
-        <w:rPr>
-          <w:rFonts w:ascii="Times New Roman" w:eastAsia="Times New Roman" w:hAnsi="Times New Roman"/>
-          <w:sz w:val="24"/>
-          <w:szCs w:val="24"/>
-          <w:lang w:eastAsia="ru-RU"/>
-        </w:rPr>
-        <w:t>}}.</w:t>
+        <w:t>1.1.  Предметом настоящего договора является оказание Исполнителем Потребителю риэлтерских      услуг    по содействию в продаже   принадлежащего     Потребителю     на      праве собственности объекта недвижимого имущества (далее – риэлтерские услуги), представляющего собой "{{property.type}}", расположенный по адресу {{property.address}}.</w:t>
       </w:r>
     </w:p>
     <w:p>
@@ -401,7 +361,23 @@
           <w:sz w:val="24"/>
           <w:szCs w:val="24"/>
         </w:rPr>
-        <w:t>1.2. Описание Объекта: количеств комнат - {{property.rooms}}; общая площадь - {{</w:t>
+        <w:t>1.2. Описание Объекта: количеств</w:t>
+      </w:r>
+      <w:r>
+        <w:rPr>
+          <w:rFonts w:ascii="Times New Roman" w:hAnsi="Times New Roman"/>
+          <w:sz w:val="24"/>
+          <w:szCs w:val="24"/>
+        </w:rPr>
+        <w:t>о</w:t>
+      </w:r>
+      <w:r>
+        <w:rPr>
+          <w:rFonts w:ascii="Times New Roman" w:hAnsi="Times New Roman"/>
+          <w:sz w:val="24"/>
+          <w:szCs w:val="24"/>
+        </w:rPr>
+        <w:t xml:space="preserve"> комнат - {{property.rooms}}; общая площадь - {{</w:t>
       </w:r>
       <w:r>
         <w:rPr>
@@ -5709,19 +5685,32 @@
               </w:rPr>
               <w:t xml:space="preserve">e-mail: </w:t>
             </w:r>
-            <w:hyperlink r:id="rId8" w:history="1">
-              <w:r>
-                <w:rPr>
-                  <w:rFonts w:ascii="Times New Roman" w:eastAsia="Times New Roman" w:hAnsi="Times New Roman"/>
-                  <w:color w:val="0563C1" w:themeColor="hyperlink"/>
-                  <w:sz w:val="20"/>
-                  <w:szCs w:val="20"/>
-                  <w:u w:val="single"/>
-                  <w:lang w:val="en-US"/>
-                </w:rPr>
-                <w:t>mail@germesgarant.by</w:t>
-              </w:r>
-            </w:hyperlink>
+            <w:r>
+              <w:fldChar w:fldCharType="begin"/>
+            </w:r>
+            <w:r>
+              <w:rPr>
+                <w:lang w:val="en-US"/>
+              </w:rPr>
+              <w:instrText>HYPERLINK "mailto:mail@germesgarant.by"</w:instrText>
+            </w:r>
+            <w:r>
+              <w:fldChar w:fldCharType="separate"/>
+            </w:r>
+            <w:r>
+              <w:rPr>
+                <w:rFonts w:ascii="Times New Roman" w:eastAsia="Times New Roman" w:hAnsi="Times New Roman"/>
+                <w:color w:val="0563C1" w:themeColor="hyperlink"/>
+                <w:sz w:val="20"/>
+                <w:szCs w:val="20"/>
+                <w:u w:val="single"/>
+                <w:lang w:val="en-US"/>
+              </w:rPr>
+              <w:t>mail@germesgarant.by</w:t>
+            </w:r>
+            <w:r>
+              <w:fldChar w:fldCharType="end"/>
+            </w:r>
           </w:p>
           <w:p>
             <w:pPr>
@@ -5731,10 +5720,9 @@
                 <w:color w:val="000000"/>
                 <w:sz w:val="20"/>
                 <w:szCs w:val="20"/>
-                <w:lang w:val="en-US"/>
               </w:rPr>
             </w:pPr>
-            <w:hyperlink r:id="rId9" w:history="1">
+            <w:hyperlink r:id="rId8" w:history="1">
               <w:r>
                 <w:rPr>
                   <w:rStyle w:val="a6"/>
@@ -5751,7 +5739,6 @@
                   <w:rFonts w:ascii="Times New Roman" w:eastAsia="Times New Roman" w:hAnsi="Times New Roman"/>
                   <w:sz w:val="20"/>
                   <w:szCs w:val="20"/>
-                  <w:lang w:val="en-US"/>
                 </w:rPr>
                 <w:t>://</w:t>
               </w:r>
@@ -5771,7 +5758,6 @@
                   <w:rFonts w:ascii="Times New Roman" w:eastAsia="Times New Roman" w:hAnsi="Times New Roman"/>
                   <w:sz w:val="20"/>
                   <w:szCs w:val="20"/>
-                  <w:lang w:val="en-US"/>
                 </w:rPr>
                 <w:t>.</w:t>
               </w:r>
@@ -9501,15 +9487,7 @@
                 <w:sz w:val="20"/>
                 <w:highlight w:val="white"/>
               </w:rPr>
-              <w:t xml:space="preserve"> </w:t>
-            </w:r>
-            <w:r>
-              <w:rPr>
-                <w:rFonts w:ascii="Times New Roman" w:hAnsi="Times New Roman"/>
-                <w:sz w:val="20"/>
-                <w:highlight w:val="white"/>
-              </w:rPr>
-              <w:t>О.Р.</w:t>
+              <w:t xml:space="preserve"> О.Р.</w:t>
             </w:r>
           </w:p>
         </w:tc>
@@ -9533,7 +9511,7 @@
       </w:pPr>
     </w:p>
     <w:sectPr>
-      <w:headerReference w:type="default" r:id="rId10"/>
+      <w:headerReference w:type="default" r:id="rId9"/>
       <w:pgSz w:w="12240" w:h="15840"/>
       <w:pgMar w:top="284" w:right="720" w:bottom="567" w:left="720" w:header="708" w:footer="708" w:gutter="0"/>
       <w:cols w:space="708"/>

--- a/templates/working/Договор_риэлтерских_услуг.docx
+++ b/templates/working/Договор_риэлтерских_услуг.docx
@@ -27,6 +27,7 @@
         </w:rPr>
         <w:t>ДОГОВОР №{{</w:t>
       </w:r>
+      <w:proofErr w:type="spellStart"/>
       <w:proofErr w:type="gramStart"/>
       <w:r>
         <w:rPr>
@@ -38,6 +39,7 @@
         </w:rPr>
         <w:t>deal.contractNumber</w:t>
       </w:r>
+      <w:proofErr w:type="spellEnd"/>
       <w:proofErr w:type="gramEnd"/>
       <w:r>
         <w:rPr>
@@ -116,14 +118,25 @@
         </w:rPr>
       </w:pPr>
       <w:bookmarkStart w:id="0" w:name="_Hlk225346991"/>
-      <w:r>
-        <w:rPr>
-          <w:rFonts w:ascii="Times New Roman" w:eastAsia="Times New Roman" w:hAnsi="Times New Roman"/>
-          <w:sz w:val="24"/>
-          <w:szCs w:val="24"/>
-          <w:lang w:eastAsia="ru-RU"/>
-        </w:rPr>
-        <w:t xml:space="preserve">г.Лида                                                                                                                                       </w:t>
+      <w:proofErr w:type="spellStart"/>
+      <w:r>
+        <w:rPr>
+          <w:rFonts w:ascii="Times New Roman" w:eastAsia="Times New Roman" w:hAnsi="Times New Roman"/>
+          <w:sz w:val="24"/>
+          <w:szCs w:val="24"/>
+          <w:lang w:eastAsia="ru-RU"/>
+        </w:rPr>
+        <w:t>г.Лида</w:t>
+      </w:r>
+      <w:proofErr w:type="spellEnd"/>
+      <w:r>
+        <w:rPr>
+          <w:rFonts w:ascii="Times New Roman" w:eastAsia="Times New Roman" w:hAnsi="Times New Roman"/>
+          <w:sz w:val="24"/>
+          <w:szCs w:val="24"/>
+          <w:lang w:eastAsia="ru-RU"/>
+        </w:rPr>
+        <w:t xml:space="preserve">                                                                                                                                       </w:t>
       </w:r>
       <w:proofErr w:type="gramStart"/>
       <w:r>
@@ -145,6 +158,7 @@
         </w:rPr>
         <w:t>{</w:t>
       </w:r>
+      <w:proofErr w:type="spellStart"/>
       <w:proofErr w:type="gramStart"/>
       <w:r>
         <w:rPr>
@@ -153,7 +167,17 @@
           <w:szCs w:val="24"/>
           <w:lang w:eastAsia="ru-RU"/>
         </w:rPr>
-        <w:t>deal.date}}г.</w:t>
+        <w:t>deal.date</w:t>
+      </w:r>
+      <w:proofErr w:type="spellEnd"/>
+      <w:r>
+        <w:rPr>
+          <w:rFonts w:ascii="Times New Roman" w:eastAsia="Times New Roman" w:hAnsi="Times New Roman"/>
+          <w:sz w:val="24"/>
+          <w:szCs w:val="24"/>
+          <w:lang w:eastAsia="ru-RU"/>
+        </w:rPr>
+        <w:t>}}г.</w:t>
       </w:r>
       <w:proofErr w:type="gramEnd"/>
     </w:p>
@@ -338,7 +362,51 @@
           <w:szCs w:val="24"/>
           <w:lang w:eastAsia="ru-RU"/>
         </w:rPr>
-        <w:t>1.1.  Предметом настоящего договора является оказание Исполнителем Потребителю риэлтерских      услуг    по содействию в продаже   принадлежащего     Потребителю     на      праве собственности объекта недвижимого имущества (далее – риэлтерские услуги), представляющего собой "{{property.type}}", расположенный по адресу {{property.address}}.</w:t>
+        <w:t>1.1.  Предметом настоящего договора является оказание Исполнителем Потребителю риэлтерских      услуг    по содействию в продаже   принадлежащего     Потребителю     на      праве собственности объекта недвижимого имущества (далее – риэлтерские услуги), представляющего собой "{{</w:t>
+      </w:r>
+      <w:proofErr w:type="spellStart"/>
+      <w:proofErr w:type="gramStart"/>
+      <w:r>
+        <w:rPr>
+          <w:rFonts w:ascii="Times New Roman" w:eastAsia="Times New Roman" w:hAnsi="Times New Roman"/>
+          <w:sz w:val="24"/>
+          <w:szCs w:val="24"/>
+          <w:lang w:eastAsia="ru-RU"/>
+        </w:rPr>
+        <w:t>property.type</w:t>
+      </w:r>
+      <w:proofErr w:type="spellEnd"/>
+      <w:proofErr w:type="gramEnd"/>
+      <w:r>
+        <w:rPr>
+          <w:rFonts w:ascii="Times New Roman" w:eastAsia="Times New Roman" w:hAnsi="Times New Roman"/>
+          <w:sz w:val="24"/>
+          <w:szCs w:val="24"/>
+          <w:lang w:eastAsia="ru-RU"/>
+        </w:rPr>
+        <w:t>}}", расположенный по адресу {{</w:t>
+      </w:r>
+      <w:proofErr w:type="spellStart"/>
+      <w:proofErr w:type="gramStart"/>
+      <w:r>
+        <w:rPr>
+          <w:rFonts w:ascii="Times New Roman" w:eastAsia="Times New Roman" w:hAnsi="Times New Roman"/>
+          <w:sz w:val="24"/>
+          <w:szCs w:val="24"/>
+          <w:lang w:eastAsia="ru-RU"/>
+        </w:rPr>
+        <w:t>property.address</w:t>
+      </w:r>
+      <w:proofErr w:type="spellEnd"/>
+      <w:proofErr w:type="gramEnd"/>
+      <w:r>
+        <w:rPr>
+          <w:rFonts w:ascii="Times New Roman" w:eastAsia="Times New Roman" w:hAnsi="Times New Roman"/>
+          <w:sz w:val="24"/>
+          <w:szCs w:val="24"/>
+          <w:lang w:eastAsia="ru-RU"/>
+        </w:rPr>
+        <w:t>}}.</w:t>
       </w:r>
     </w:p>
     <w:p>
@@ -377,7 +445,25 @@
           <w:sz w:val="24"/>
           <w:szCs w:val="24"/>
         </w:rPr>
-        <w:t xml:space="preserve"> комнат - {{property.rooms}}; общая площадь - {{</w:t>
+        <w:t xml:space="preserve"> комнат - {{</w:t>
+      </w:r>
+      <w:proofErr w:type="spellStart"/>
+      <w:r>
+        <w:rPr>
+          <w:rFonts w:ascii="Times New Roman" w:hAnsi="Times New Roman"/>
+          <w:sz w:val="24"/>
+          <w:szCs w:val="24"/>
+        </w:rPr>
+        <w:t>property.rooms</w:t>
+      </w:r>
+      <w:proofErr w:type="spellEnd"/>
+      <w:r>
+        <w:rPr>
+          <w:rFonts w:ascii="Times New Roman" w:hAnsi="Times New Roman"/>
+          <w:sz w:val="24"/>
+          <w:szCs w:val="24"/>
+        </w:rPr>
+        <w:t>}}; общая площадь - {{</w:t>
       </w:r>
       <w:r>
         <w:rPr>
@@ -396,6 +482,7 @@
         </w:rPr>
         <w:t>.</w:t>
       </w:r>
+      <w:proofErr w:type="spellStart"/>
       <w:r>
         <w:rPr>
           <w:rFonts w:ascii="Times New Roman" w:hAnsi="Times New Roman"/>
@@ -405,6 +492,7 @@
         </w:rPr>
         <w:t>areaTotal</w:t>
       </w:r>
+      <w:proofErr w:type="spellEnd"/>
       <w:r>
         <w:rPr>
           <w:rFonts w:ascii="Times New Roman" w:hAnsi="Times New Roman"/>
@@ -428,7 +516,25 @@
           <w:sz w:val="24"/>
           <w:szCs w:val="24"/>
         </w:rPr>
-        <w:t>.areaLiving}} м², этаж/этажность - {{</w:t>
+        <w:t>.</w:t>
+      </w:r>
+      <w:proofErr w:type="spellStart"/>
+      <w:r>
+        <w:rPr>
+          <w:rFonts w:ascii="Times New Roman" w:hAnsi="Times New Roman"/>
+          <w:sz w:val="24"/>
+          <w:szCs w:val="24"/>
+        </w:rPr>
+        <w:t>areaLiving</w:t>
+      </w:r>
+      <w:proofErr w:type="spellEnd"/>
+      <w:r>
+        <w:rPr>
+          <w:rFonts w:ascii="Times New Roman" w:hAnsi="Times New Roman"/>
+          <w:sz w:val="24"/>
+          <w:szCs w:val="24"/>
+        </w:rPr>
+        <w:t>}} м², этаж/этажность - {{</w:t>
       </w:r>
       <w:r>
         <w:rPr>
@@ -445,7 +551,25 @@
           <w:sz w:val="24"/>
           <w:szCs w:val="24"/>
         </w:rPr>
-        <w:t>.floor}}/{{</w:t>
+        <w:t>.</w:t>
+      </w:r>
+      <w:proofErr w:type="spellStart"/>
+      <w:r>
+        <w:rPr>
+          <w:rFonts w:ascii="Times New Roman" w:hAnsi="Times New Roman"/>
+          <w:sz w:val="24"/>
+          <w:szCs w:val="24"/>
+        </w:rPr>
+        <w:t>floor</w:t>
+      </w:r>
+      <w:proofErr w:type="spellEnd"/>
+      <w:r>
+        <w:rPr>
+          <w:rFonts w:ascii="Times New Roman" w:hAnsi="Times New Roman"/>
+          <w:sz w:val="24"/>
+          <w:szCs w:val="24"/>
+        </w:rPr>
+        <w:t>}}/{{</w:t>
       </w:r>
       <w:r>
         <w:rPr>
@@ -462,7 +586,25 @@
           <w:sz w:val="24"/>
           <w:szCs w:val="24"/>
         </w:rPr>
-        <w:t>.floors}}; материал стен - {{</w:t>
+        <w:t>.</w:t>
+      </w:r>
+      <w:proofErr w:type="spellStart"/>
+      <w:r>
+        <w:rPr>
+          <w:rFonts w:ascii="Times New Roman" w:hAnsi="Times New Roman"/>
+          <w:sz w:val="24"/>
+          <w:szCs w:val="24"/>
+        </w:rPr>
+        <w:t>floors</w:t>
+      </w:r>
+      <w:proofErr w:type="spellEnd"/>
+      <w:r>
+        <w:rPr>
+          <w:rFonts w:ascii="Times New Roman" w:hAnsi="Times New Roman"/>
+          <w:sz w:val="24"/>
+          <w:szCs w:val="24"/>
+        </w:rPr>
+        <w:t>}}; материал стен - {{</w:t>
       </w:r>
       <w:r>
         <w:rPr>
@@ -479,7 +621,25 @@
           <w:sz w:val="24"/>
           <w:szCs w:val="24"/>
         </w:rPr>
-        <w:t>.wallMaterial}}; год постройки - {{</w:t>
+        <w:t>.</w:t>
+      </w:r>
+      <w:proofErr w:type="spellStart"/>
+      <w:r>
+        <w:rPr>
+          <w:rFonts w:ascii="Times New Roman" w:hAnsi="Times New Roman"/>
+          <w:sz w:val="24"/>
+          <w:szCs w:val="24"/>
+        </w:rPr>
+        <w:t>wallMaterial</w:t>
+      </w:r>
+      <w:proofErr w:type="spellEnd"/>
+      <w:r>
+        <w:rPr>
+          <w:rFonts w:ascii="Times New Roman" w:hAnsi="Times New Roman"/>
+          <w:sz w:val="24"/>
+          <w:szCs w:val="24"/>
+        </w:rPr>
+        <w:t>}}; год постройки - {{</w:t>
       </w:r>
       <w:r>
         <w:rPr>
@@ -496,7 +656,25 @@
           <w:sz w:val="24"/>
           <w:szCs w:val="24"/>
         </w:rPr>
-        <w:t>.yearBuilt}}; {{#property.isApartment}}инвентарный номер - {{</w:t>
+        <w:t>.</w:t>
+      </w:r>
+      <w:proofErr w:type="spellStart"/>
+      <w:r>
+        <w:rPr>
+          <w:rFonts w:ascii="Times New Roman" w:hAnsi="Times New Roman"/>
+          <w:sz w:val="24"/>
+          <w:szCs w:val="24"/>
+        </w:rPr>
+        <w:t>yearBuilt</w:t>
+      </w:r>
+      <w:proofErr w:type="spellEnd"/>
+      <w:r>
+        <w:rPr>
+          <w:rFonts w:ascii="Times New Roman" w:hAnsi="Times New Roman"/>
+          <w:sz w:val="24"/>
+          <w:szCs w:val="24"/>
+        </w:rPr>
+        <w:t>}}; {{#property.isApartment}}инвентарный номер - {{</w:t>
       </w:r>
       <w:r>
         <w:rPr>
@@ -515,6 +693,7 @@
         </w:rPr>
         <w:t>.</w:t>
       </w:r>
+      <w:proofErr w:type="spellStart"/>
       <w:r>
         <w:rPr>
           <w:rFonts w:ascii="Times New Roman" w:hAnsi="Times New Roman"/>
@@ -524,13 +703,32 @@
         </w:rPr>
         <w:t>inventoryNumber</w:t>
       </w:r>
-      <w:r>
-        <w:rPr>
-          <w:rFonts w:ascii="Times New Roman" w:hAnsi="Times New Roman"/>
-          <w:sz w:val="24"/>
-          <w:szCs w:val="24"/>
-        </w:rPr>
-        <w:t>}} {{/property.isApartment}}{</w:t>
+      <w:proofErr w:type="spellEnd"/>
+      <w:r>
+        <w:rPr>
+          <w:rFonts w:ascii="Times New Roman" w:hAnsi="Times New Roman"/>
+          <w:sz w:val="24"/>
+          <w:szCs w:val="24"/>
+        </w:rPr>
+        <w:t>}} {{/</w:t>
+      </w:r>
+      <w:proofErr w:type="spellStart"/>
+      <w:r>
+        <w:rPr>
+          <w:rFonts w:ascii="Times New Roman" w:hAnsi="Times New Roman"/>
+          <w:sz w:val="24"/>
+          <w:szCs w:val="24"/>
+        </w:rPr>
+        <w:t>property.isApartment</w:t>
+      </w:r>
+      <w:proofErr w:type="spellEnd"/>
+      <w:r>
+        <w:rPr>
+          <w:rFonts w:ascii="Times New Roman" w:hAnsi="Times New Roman"/>
+          <w:sz w:val="24"/>
+          <w:szCs w:val="24"/>
+        </w:rPr>
+        <w:t>}}{</w:t>
       </w:r>
       <w:r>
         <w:rPr>
@@ -564,7 +762,25 @@
           <w:sz w:val="24"/>
           <w:szCs w:val="24"/>
         </w:rPr>
-        <w:t>.cadastre}}; площадь земельного участка – {{</w:t>
+        <w:t>.</w:t>
+      </w:r>
+      <w:proofErr w:type="spellStart"/>
+      <w:r>
+        <w:rPr>
+          <w:rFonts w:ascii="Times New Roman" w:hAnsi="Times New Roman"/>
+          <w:sz w:val="24"/>
+          <w:szCs w:val="24"/>
+        </w:rPr>
+        <w:t>cadastre</w:t>
+      </w:r>
+      <w:proofErr w:type="spellEnd"/>
+      <w:r>
+        <w:rPr>
+          <w:rFonts w:ascii="Times New Roman" w:hAnsi="Times New Roman"/>
+          <w:sz w:val="24"/>
+          <w:szCs w:val="24"/>
+        </w:rPr>
+        <w:t>}}; площадь земельного участка – {{</w:t>
       </w:r>
       <w:r>
         <w:rPr>
@@ -592,13 +808,23 @@
         </w:rPr>
         <w:t>l</w:t>
       </w:r>
-      <w:r>
-        <w:rPr>
-          <w:rFonts w:ascii="Times New Roman" w:hAnsi="Times New Roman"/>
-          <w:sz w:val="24"/>
-          <w:szCs w:val="24"/>
-        </w:rPr>
-        <w:t>andArea}} га; форма собственности – {{</w:t>
+      <w:proofErr w:type="spellStart"/>
+      <w:r>
+        <w:rPr>
+          <w:rFonts w:ascii="Times New Roman" w:hAnsi="Times New Roman"/>
+          <w:sz w:val="24"/>
+          <w:szCs w:val="24"/>
+        </w:rPr>
+        <w:t>andArea</w:t>
+      </w:r>
+      <w:proofErr w:type="spellEnd"/>
+      <w:r>
+        <w:rPr>
+          <w:rFonts w:ascii="Times New Roman" w:hAnsi="Times New Roman"/>
+          <w:sz w:val="24"/>
+          <w:szCs w:val="24"/>
+        </w:rPr>
+        <w:t>}} га; форма собственности – {{</w:t>
       </w:r>
       <w:r>
         <w:rPr>
@@ -617,6 +843,7 @@
         </w:rPr>
         <w:t>.</w:t>
       </w:r>
+      <w:proofErr w:type="spellStart"/>
       <w:r>
         <w:rPr>
           <w:rFonts w:ascii="Times New Roman" w:hAnsi="Times New Roman"/>
@@ -626,6 +853,7 @@
         </w:rPr>
         <w:t>ownershipForm</w:t>
       </w:r>
+      <w:proofErr w:type="spellEnd"/>
       <w:r>
         <w:rPr>
           <w:rFonts w:ascii="Times New Roman" w:hAnsi="Times New Roman"/>
@@ -641,7 +869,27 @@
           <w:szCs w:val="24"/>
           <w:lang w:val="ru-BY"/>
         </w:rPr>
-        <w:t>{{/property.isHouse}}.</w:t>
+        <w:t>{{/</w:t>
+      </w:r>
+      <w:proofErr w:type="spellStart"/>
+      <w:r>
+        <w:rPr>
+          <w:rFonts w:ascii="Times New Roman" w:hAnsi="Times New Roman"/>
+          <w:sz w:val="24"/>
+          <w:szCs w:val="24"/>
+          <w:lang w:val="ru-BY"/>
+        </w:rPr>
+        <w:t>property.isHouse</w:t>
+      </w:r>
+      <w:proofErr w:type="spellEnd"/>
+      <w:r>
+        <w:rPr>
+          <w:rFonts w:ascii="Times New Roman" w:hAnsi="Times New Roman"/>
+          <w:sz w:val="24"/>
+          <w:szCs w:val="24"/>
+          <w:lang w:val="ru-BY"/>
+        </w:rPr>
+        <w:t>}}.</w:t>
       </w:r>
     </w:p>
     <w:p>
@@ -747,6 +995,7 @@
         </w:rPr>
         <w:t>{{</w:t>
       </w:r>
+      <w:proofErr w:type="spellStart"/>
       <w:proofErr w:type="gramStart"/>
       <w:r>
         <w:rPr>
@@ -759,6 +1008,7 @@
         </w:rPr>
         <w:t>property.priceBYN</w:t>
       </w:r>
+      <w:proofErr w:type="spellEnd"/>
       <w:proofErr w:type="gramEnd"/>
       <w:r>
         <w:rPr>
@@ -780,6 +1030,7 @@
         </w:rPr>
         <w:t xml:space="preserve"> белорусских рублей ({{</w:t>
       </w:r>
+      <w:proofErr w:type="spellStart"/>
       <w:proofErr w:type="gramStart"/>
       <w:r>
         <w:rPr>
@@ -790,6 +1041,7 @@
         </w:rPr>
         <w:t>property.priceWords</w:t>
       </w:r>
+      <w:proofErr w:type="spellEnd"/>
       <w:proofErr w:type="gramEnd"/>
       <w:r>
         <w:rPr>
@@ -1022,8 +1274,9 @@
           <w:szCs w:val="24"/>
           <w:lang w:eastAsia="ru-RU"/>
         </w:rPr>
-        <w:t>{{commission.percent}}</w:t>
-      </w:r>
+        <w:t>{{</w:t>
+      </w:r>
+      <w:proofErr w:type="spellStart"/>
       <w:r>
         <w:rPr>
           <w:rFonts w:ascii="Times New Roman" w:eastAsia="Times New Roman" w:hAnsi="Times New Roman"/>
@@ -1033,8 +1286,9 @@
           <w:szCs w:val="24"/>
           <w:lang w:eastAsia="ru-RU"/>
         </w:rPr>
-        <w:t xml:space="preserve"> </w:t>
-      </w:r>
+        <w:t>commission.percent</w:t>
+      </w:r>
+      <w:proofErr w:type="spellEnd"/>
       <w:r>
         <w:rPr>
           <w:rFonts w:ascii="Times New Roman" w:eastAsia="Times New Roman" w:hAnsi="Times New Roman"/>
@@ -1044,16 +1298,7 @@
           <w:szCs w:val="24"/>
           <w:lang w:eastAsia="ru-RU"/>
         </w:rPr>
-        <w:t>%</w:t>
-      </w:r>
-      <w:r>
-        <w:rPr>
-          <w:rFonts w:ascii="Times New Roman" w:eastAsia="Times New Roman" w:hAnsi="Times New Roman"/>
-          <w:sz w:val="24"/>
-          <w:szCs w:val="24"/>
-          <w:lang w:eastAsia="ru-RU"/>
-        </w:rPr>
-        <w:t xml:space="preserve"> от стоимости объекта недвижимого имущества, а именно </w:t>
+        <w:t>}}</w:t>
       </w:r>
       <w:r>
         <w:rPr>
@@ -1064,16 +1309,91 @@
           <w:szCs w:val="24"/>
           <w:lang w:eastAsia="ru-RU"/>
         </w:rPr>
-        <w:t>{{commission.amountBYN}}</w:t>
-      </w:r>
-      <w:r>
-        <w:rPr>
-          <w:rFonts w:ascii="Times New Roman" w:eastAsia="Times New Roman" w:hAnsi="Times New Roman"/>
-          <w:sz w:val="24"/>
-          <w:szCs w:val="24"/>
-          <w:lang w:eastAsia="ru-RU"/>
-        </w:rPr>
-        <w:t xml:space="preserve">  белорусских рублей ({{commission.amountWords}}), с включением в такую оплату затрат по риэлтерским услугам, указанным в абзацах втором — шестом пункта 1 статьи 16 Закона Республики Беларусь от 8 мая 2025 г. № 71-З «О риэлтерской деятельности».</w:t>
+        <w:t xml:space="preserve"> </w:t>
+      </w:r>
+      <w:r>
+        <w:rPr>
+          <w:rFonts w:ascii="Times New Roman" w:eastAsia="Times New Roman" w:hAnsi="Times New Roman"/>
+          <w:b/>
+          <w:bCs/>
+          <w:sz w:val="24"/>
+          <w:szCs w:val="24"/>
+          <w:lang w:eastAsia="ru-RU"/>
+        </w:rPr>
+        <w:t>%</w:t>
+      </w:r>
+      <w:r>
+        <w:rPr>
+          <w:rFonts w:ascii="Times New Roman" w:eastAsia="Times New Roman" w:hAnsi="Times New Roman"/>
+          <w:sz w:val="24"/>
+          <w:szCs w:val="24"/>
+          <w:lang w:eastAsia="ru-RU"/>
+        </w:rPr>
+        <w:t xml:space="preserve"> от стоимости объекта недвижимого имущества, а именно </w:t>
+      </w:r>
+      <w:r>
+        <w:rPr>
+          <w:rFonts w:ascii="Times New Roman" w:eastAsia="Times New Roman" w:hAnsi="Times New Roman"/>
+          <w:b/>
+          <w:bCs/>
+          <w:sz w:val="24"/>
+          <w:szCs w:val="24"/>
+          <w:lang w:eastAsia="ru-RU"/>
+        </w:rPr>
+        <w:t>{{</w:t>
+      </w:r>
+      <w:proofErr w:type="spellStart"/>
+      <w:r>
+        <w:rPr>
+          <w:rFonts w:ascii="Times New Roman" w:eastAsia="Times New Roman" w:hAnsi="Times New Roman"/>
+          <w:b/>
+          <w:bCs/>
+          <w:sz w:val="24"/>
+          <w:szCs w:val="24"/>
+          <w:lang w:eastAsia="ru-RU"/>
+        </w:rPr>
+        <w:t>commission.amountBYN</w:t>
+      </w:r>
+      <w:proofErr w:type="spellEnd"/>
+      <w:r>
+        <w:rPr>
+          <w:rFonts w:ascii="Times New Roman" w:eastAsia="Times New Roman" w:hAnsi="Times New Roman"/>
+          <w:b/>
+          <w:bCs/>
+          <w:sz w:val="24"/>
+          <w:szCs w:val="24"/>
+          <w:lang w:eastAsia="ru-RU"/>
+        </w:rPr>
+        <w:t>}}</w:t>
+      </w:r>
+      <w:r>
+        <w:rPr>
+          <w:rFonts w:ascii="Times New Roman" w:eastAsia="Times New Roman" w:hAnsi="Times New Roman"/>
+          <w:sz w:val="24"/>
+          <w:szCs w:val="24"/>
+          <w:lang w:eastAsia="ru-RU"/>
+        </w:rPr>
+        <w:t xml:space="preserve">  белорусских рублей ({{</w:t>
+      </w:r>
+      <w:proofErr w:type="spellStart"/>
+      <w:r>
+        <w:rPr>
+          <w:rFonts w:ascii="Times New Roman" w:eastAsia="Times New Roman" w:hAnsi="Times New Roman"/>
+          <w:sz w:val="24"/>
+          <w:szCs w:val="24"/>
+          <w:lang w:eastAsia="ru-RU"/>
+        </w:rPr>
+        <w:t>commission.amountWords</w:t>
+      </w:r>
+      <w:proofErr w:type="spellEnd"/>
+      <w:r>
+        <w:rPr>
+          <w:rFonts w:ascii="Times New Roman" w:eastAsia="Times New Roman" w:hAnsi="Times New Roman"/>
+          <w:sz w:val="24"/>
+          <w:szCs w:val="24"/>
+          <w:lang w:eastAsia="ru-RU"/>
+        </w:rPr>
+        <w:t>}}), с включением в такую оплату затрат по риэлтерским услугам, указанным в абзацах втором — шестом пункта 1 статьи 16 Закона Республики Беларусь от 8 мая 2025 г. № 71-З «О риэлтерской деятельности».</w:t>
       </w:r>
       <w:bookmarkStart w:id="2" w:name="_Hlk225347332"/>
       <w:bookmarkEnd w:id="2"/>
@@ -3410,6 +3730,7 @@
         </w:rPr>
         <w:t>4.1. Настоящий договор вступает в силу со дня подписания его Сторонами и действует до {{</w:t>
       </w:r>
+      <w:proofErr w:type="spellStart"/>
       <w:proofErr w:type="gramStart"/>
       <w:r>
         <w:rPr>
@@ -3418,7 +3739,17 @@
           <w:szCs w:val="24"/>
           <w:lang w:eastAsia="ru-RU"/>
         </w:rPr>
-        <w:t>deal.endDateText}}г.</w:t>
+        <w:t>deal.endDateText</w:t>
+      </w:r>
+      <w:proofErr w:type="spellEnd"/>
+      <w:r>
+        <w:rPr>
+          <w:rFonts w:ascii="Times New Roman" w:eastAsia="Times New Roman" w:hAnsi="Times New Roman"/>
+          <w:sz w:val="24"/>
+          <w:szCs w:val="24"/>
+          <w:lang w:eastAsia="ru-RU"/>
+        </w:rPr>
+        <w:t>}}г.</w:t>
       </w:r>
       <w:proofErr w:type="gramEnd"/>
     </w:p>
@@ -4994,6 +5325,7 @@
         </w:rPr>
         <w:t>Ответственный риэлтер по настоящему договору {{</w:t>
       </w:r>
+      <w:proofErr w:type="spellStart"/>
       <w:proofErr w:type="gramStart"/>
       <w:r>
         <w:rPr>
@@ -5005,6 +5337,7 @@
         </w:rPr>
         <w:t>agent.initials</w:t>
       </w:r>
+      <w:proofErr w:type="spellEnd"/>
       <w:proofErr w:type="gramEnd"/>
       <w:r>
         <w:rPr>
@@ -5066,6 +5399,7 @@
         </w:rPr>
         <w:t>№ {{</w:t>
       </w:r>
+      <w:proofErr w:type="spellStart"/>
       <w:proofErr w:type="gramStart"/>
       <w:r>
         <w:rPr>
@@ -5077,6 +5411,7 @@
         </w:rPr>
         <w:t>agent.attestationNumber</w:t>
       </w:r>
+      <w:proofErr w:type="spellEnd"/>
       <w:proofErr w:type="gramEnd"/>
       <w:r>
         <w:rPr>
@@ -5108,6 +5443,7 @@
         </w:rPr>
         <w:t>от {{</w:t>
       </w:r>
+      <w:proofErr w:type="spellStart"/>
       <w:proofErr w:type="gramStart"/>
       <w:r>
         <w:rPr>
@@ -5117,9 +5453,9 @@
           <w:szCs w:val="20"/>
           <w:lang w:eastAsia="ru-RU"/>
         </w:rPr>
-        <w:t>agent.attestationDate}}г</w:t>
-      </w:r>
-      <w:proofErr w:type="gramEnd"/>
+        <w:t>agent.attestationDate</w:t>
+      </w:r>
+      <w:proofErr w:type="spellEnd"/>
       <w:r>
         <w:rPr>
           <w:rFonts w:ascii="Times New Roman" w:eastAsia="Times New Roman" w:hAnsi="Times New Roman"/>
@@ -5128,9 +5464,9 @@
           <w:szCs w:val="20"/>
           <w:lang w:eastAsia="ru-RU"/>
         </w:rPr>
-        <w:t>, действует до {{</w:t>
-      </w:r>
-      <w:proofErr w:type="gramStart"/>
+        <w:t>}}г</w:t>
+      </w:r>
+      <w:proofErr w:type="gramEnd"/>
       <w:r>
         <w:rPr>
           <w:rFonts w:ascii="Times New Roman" w:eastAsia="Times New Roman" w:hAnsi="Times New Roman"/>
@@ -5139,7 +5475,30 @@
           <w:szCs w:val="20"/>
           <w:lang w:eastAsia="ru-RU"/>
         </w:rPr>
-        <w:t>agent.attestationExpiry}}г</w:t>
+        <w:t>, действует до {{</w:t>
+      </w:r>
+      <w:proofErr w:type="spellStart"/>
+      <w:proofErr w:type="gramStart"/>
+      <w:r>
+        <w:rPr>
+          <w:rFonts w:ascii="Times New Roman" w:eastAsia="Times New Roman" w:hAnsi="Times New Roman"/>
+          <w:i/>
+          <w:sz w:val="20"/>
+          <w:szCs w:val="20"/>
+          <w:lang w:eastAsia="ru-RU"/>
+        </w:rPr>
+        <w:t>agent.attestationExpiry</w:t>
+      </w:r>
+      <w:proofErr w:type="spellEnd"/>
+      <w:r>
+        <w:rPr>
+          <w:rFonts w:ascii="Times New Roman" w:eastAsia="Times New Roman" w:hAnsi="Times New Roman"/>
+          <w:i/>
+          <w:sz w:val="20"/>
+          <w:szCs w:val="20"/>
+          <w:lang w:eastAsia="ru-RU"/>
+        </w:rPr>
+        <w:t>}}г</w:t>
       </w:r>
       <w:proofErr w:type="gramEnd"/>
     </w:p>
@@ -5171,6 +5530,7 @@
         </w:rPr>
         <w:t>Идентификационная пластиковая карточка {{</w:t>
       </w:r>
+      <w:proofErr w:type="spellStart"/>
       <w:proofErr w:type="gramStart"/>
       <w:r>
         <w:rPr>
@@ -5184,6 +5544,7 @@
         </w:rPr>
         <w:t>agent.cardNumber</w:t>
       </w:r>
+      <w:proofErr w:type="spellEnd"/>
       <w:proofErr w:type="gramEnd"/>
       <w:r>
         <w:rPr>
@@ -5425,16 +5786,39 @@
           </w:p>
           <w:p>
             <w:pPr>
-              <w:autoSpaceDE w:val="0"/>
-              <w:autoSpaceDN w:val="0"/>
-              <w:adjustRightInd w:val="0"/>
-              <w:spacing w:line="360" w:lineRule="auto"/>
-              <w:ind w:right="43"/>
-              <w:rPr>
-                <w:rFonts w:ascii="Times New Roman" w:eastAsia="Times New Roman" w:hAnsi="Times New Roman"/>
+              <w:pStyle w:val="af2"/>
+              <w:rPr>
+                <w:rFonts w:ascii="Times New Roman" w:hAnsi="Times New Roman"/>
+                <w:sz w:val="20"/>
+                <w:szCs w:val="20"/>
+                <w:lang w:val="en-US" w:eastAsia="ru-RU"/>
+              </w:rPr>
+            </w:pPr>
+            <w:r>
+              <w:rPr>
+                <w:rFonts w:ascii="Times New Roman" w:hAnsi="Times New Roman"/>
+                <w:sz w:val="20"/>
+                <w:szCs w:val="20"/>
+                <w:lang w:eastAsia="ru-RU"/>
+              </w:rPr>
+              <w:t>Подпись</w:t>
+            </w:r>
+            <w:r>
+              <w:rPr>
+                <w:rFonts w:ascii="Times New Roman" w:hAnsi="Times New Roman"/>
+                <w:sz w:val="20"/>
+                <w:szCs w:val="20"/>
+                <w:lang w:val="en-US" w:eastAsia="ru-RU"/>
+              </w:rPr>
+              <w:t xml:space="preserve">                                             / {{owner1.signatoryLabel}}</w:t>
+            </w:r>
+          </w:p>
+          <w:p>
+            <w:pPr>
+              <w:pStyle w:val="af2"/>
+              <w:rPr>
+                <w:rFonts w:eastAsia="Times New Roman"/>
                 <w:b/>
-                <w:sz w:val="20"/>
-                <w:szCs w:val="20"/>
                 <w:lang w:val="en-US" w:eastAsia="ru-RU"/>
               </w:rPr>
             </w:pPr>
@@ -5443,9 +5827,18 @@
                 <w:rFonts w:ascii="Times New Roman" w:hAnsi="Times New Roman"/>
                 <w:sz w:val="20"/>
                 <w:szCs w:val="20"/>
-                <w:lang w:eastAsia="ru-RU"/>
-              </w:rPr>
-              <w:t>Подпись                                             / {{owner1.signatoryLabel}}/</w:t>
+                <w:lang w:val="en-US" w:eastAsia="ru-RU"/>
+              </w:rPr>
+              <w:t>{{owner1.poa.passportDetails}}</w:t>
+            </w:r>
+            <w:r>
+              <w:rPr>
+                <w:rFonts w:ascii="Times New Roman" w:hAnsi="Times New Roman"/>
+                <w:sz w:val="20"/>
+                <w:szCs w:val="20"/>
+                <w:lang w:val="en-US" w:eastAsia="ru-RU"/>
+              </w:rPr>
+              <w:t>/</w:t>
             </w:r>
           </w:p>
         </w:tc>
@@ -5630,7 +6023,27 @@
                 <w:sz w:val="20"/>
                 <w:szCs w:val="20"/>
               </w:rPr>
-              <w:t>ЗАО «Альфа-Банк»,220007, г.Минск, ул.Сурганова,43-47 УНП 101541947</w:t>
+              <w:t xml:space="preserve">ЗАО «Альфа-Банк»,220007, </w:t>
+            </w:r>
+            <w:proofErr w:type="spellStart"/>
+            <w:r>
+              <w:rPr>
+                <w:rFonts w:ascii="Times New Roman" w:eastAsia="Times New Roman" w:hAnsi="Times New Roman"/>
+                <w:color w:val="000000"/>
+                <w:sz w:val="20"/>
+                <w:szCs w:val="20"/>
+              </w:rPr>
+              <w:t>г.Минск</w:t>
+            </w:r>
+            <w:proofErr w:type="spellEnd"/>
+            <w:r>
+              <w:rPr>
+                <w:rFonts w:ascii="Times New Roman" w:eastAsia="Times New Roman" w:hAnsi="Times New Roman"/>
+                <w:color w:val="000000"/>
+                <w:sz w:val="20"/>
+                <w:szCs w:val="20"/>
+              </w:rPr>
+              <w:t>, ул.Сурганова,43-47 УНП 101541947</w:t>
             </w:r>
           </w:p>
           <w:p>
@@ -5685,32 +6098,19 @@
               </w:rPr>
               <w:t xml:space="preserve">e-mail: </w:t>
             </w:r>
-            <w:r>
-              <w:fldChar w:fldCharType="begin"/>
-            </w:r>
-            <w:r>
-              <w:rPr>
-                <w:lang w:val="en-US"/>
-              </w:rPr>
-              <w:instrText>HYPERLINK "mailto:mail@germesgarant.by"</w:instrText>
-            </w:r>
-            <w:r>
-              <w:fldChar w:fldCharType="separate"/>
-            </w:r>
-            <w:r>
-              <w:rPr>
-                <w:rFonts w:ascii="Times New Roman" w:eastAsia="Times New Roman" w:hAnsi="Times New Roman"/>
-                <w:color w:val="0563C1" w:themeColor="hyperlink"/>
-                <w:sz w:val="20"/>
-                <w:szCs w:val="20"/>
-                <w:u w:val="single"/>
-                <w:lang w:val="en-US"/>
-              </w:rPr>
-              <w:t>mail@germesgarant.by</w:t>
-            </w:r>
-            <w:r>
-              <w:fldChar w:fldCharType="end"/>
-            </w:r>
+            <w:hyperlink r:id="rId8" w:history="1">
+              <w:r>
+                <w:rPr>
+                  <w:rFonts w:ascii="Times New Roman" w:eastAsia="Times New Roman" w:hAnsi="Times New Roman"/>
+                  <w:color w:val="0563C1" w:themeColor="hyperlink"/>
+                  <w:sz w:val="20"/>
+                  <w:szCs w:val="20"/>
+                  <w:u w:val="single"/>
+                  <w:lang w:val="en-US"/>
+                </w:rPr>
+                <w:t>mail@germesgarant.by</w:t>
+              </w:r>
+            </w:hyperlink>
           </w:p>
           <w:p>
             <w:pPr>
@@ -5722,7 +6122,7 @@
                 <w:szCs w:val="20"/>
               </w:rPr>
             </w:pPr>
-            <w:hyperlink r:id="rId8" w:history="1">
+            <w:hyperlink r:id="rId9" w:history="1">
               <w:r>
                 <w:rPr>
                   <w:rStyle w:val="a6"/>
@@ -5742,6 +6142,7 @@
                 </w:rPr>
                 <w:t>://</w:t>
               </w:r>
+              <w:proofErr w:type="spellStart"/>
               <w:r>
                 <w:rPr>
                   <w:rStyle w:val="a6"/>
@@ -5752,6 +6153,7 @@
                 </w:rPr>
                 <w:t>germesgarant</w:t>
               </w:r>
+              <w:proofErr w:type="spellEnd"/>
               <w:r>
                 <w:rPr>
                   <w:rStyle w:val="a6"/>
@@ -5783,6 +6185,7 @@
                 <w:lang w:eastAsia="ru-RU"/>
               </w:rPr>
             </w:pPr>
+            <w:proofErr w:type="spellStart"/>
             <w:r>
               <w:rPr>
                 <w:rFonts w:ascii="Times New Roman" w:eastAsia="Times New Roman" w:hAnsi="Times New Roman"/>
@@ -5809,7 +6212,17 @@
                 <w:szCs w:val="20"/>
                 <w:lang w:eastAsia="ru-RU"/>
               </w:rPr>
-              <w:t>Турко О.Р.</w:t>
+              <w:t>Турко</w:t>
+            </w:r>
+            <w:proofErr w:type="spellEnd"/>
+            <w:r>
+              <w:rPr>
+                <w:rFonts w:ascii="Times New Roman" w:eastAsia="Times New Roman" w:hAnsi="Times New Roman"/>
+                <w:sz w:val="20"/>
+                <w:szCs w:val="20"/>
+                <w:lang w:eastAsia="ru-RU"/>
+              </w:rPr>
+              <w:t xml:space="preserve"> О.Р.</w:t>
             </w:r>
           </w:p>
           <w:p>
@@ -6035,7 +6448,36 @@
                 <w:szCs w:val="20"/>
                 <w:lang w:val="en-US" w:eastAsia="ru-RU"/>
               </w:rPr>
-              <w:t xml:space="preserve">                                             / {{owner2.signatoryLabel}}/ </w:t>
+              <w:t xml:space="preserve">                                             / {{owner2.signatoryLabel}}</w:t>
+            </w:r>
+          </w:p>
+          <w:p>
+            <w:pPr>
+              <w:rPr>
+                <w:rFonts w:ascii="Times New Roman" w:hAnsi="Times New Roman"/>
+                <w:sz w:val="20"/>
+                <w:szCs w:val="20"/>
+                <w:lang w:val="en-US" w:eastAsia="ru-RU"/>
+              </w:rPr>
+            </w:pPr>
+            <w:r>
+              <w:rPr>
+                <w:rFonts w:ascii="Times New Roman" w:hAnsi="Times New Roman"/>
+                <w:sz w:val="20"/>
+                <w:szCs w:val="20"/>
+                <w:lang w:val="en-US" w:eastAsia="ru-RU"/>
+              </w:rPr>
+              <w:lastRenderedPageBreak/>
+              <w:t>{{owner2.poa.passportDetails}}</w:t>
+            </w:r>
+            <w:r>
+              <w:rPr>
+                <w:rFonts w:ascii="Times New Roman" w:hAnsi="Times New Roman"/>
+                <w:sz w:val="20"/>
+                <w:szCs w:val="20"/>
+                <w:lang w:val="en-US" w:eastAsia="ru-RU"/>
+              </w:rPr>
+              <w:t xml:space="preserve">/ </w:t>
             </w:r>
           </w:p>
           <w:p>
@@ -6060,7 +6502,6 @@
                 <w:szCs w:val="20"/>
                 <w:lang w:val="en-US" w:eastAsia="ru-RU"/>
               </w:rPr>
-              <w:lastRenderedPageBreak/>
               <w:t>{{/owner2.fullName}}</w:t>
             </w:r>
           </w:p>
@@ -6301,7 +6742,36 @@
                 <w:szCs w:val="20"/>
                 <w:lang w:val="en-US" w:eastAsia="ru-RU"/>
               </w:rPr>
-              <w:t xml:space="preserve">                                             / {{owner3.signatoryLabel}}/ </w:t>
+              <w:t xml:space="preserve">                                             / {{owner3.signatoryLabel}}</w:t>
+            </w:r>
+          </w:p>
+          <w:p>
+            <w:pPr>
+              <w:rPr>
+                <w:rFonts w:ascii="Times New Roman" w:hAnsi="Times New Roman"/>
+                <w:sz w:val="20"/>
+                <w:szCs w:val="20"/>
+                <w:lang w:val="en-US" w:eastAsia="ru-RU"/>
+              </w:rPr>
+            </w:pPr>
+            <w:r>
+              <w:rPr>
+                <w:rFonts w:ascii="Times New Roman" w:hAnsi="Times New Roman"/>
+                <w:sz w:val="20"/>
+                <w:szCs w:val="20"/>
+                <w:lang w:val="en-US" w:eastAsia="ru-RU"/>
+              </w:rPr>
+              <w:lastRenderedPageBreak/>
+              <w:t>{{owner3.poa.passportDetails}}</w:t>
+            </w:r>
+            <w:r>
+              <w:rPr>
+                <w:rFonts w:ascii="Times New Roman" w:hAnsi="Times New Roman"/>
+                <w:sz w:val="20"/>
+                <w:szCs w:val="20"/>
+                <w:lang w:val="en-US" w:eastAsia="ru-RU"/>
+              </w:rPr>
+              <w:t xml:space="preserve">/ </w:t>
             </w:r>
           </w:p>
           <w:p>
@@ -6326,7 +6796,6 @@
                 <w:szCs w:val="20"/>
                 <w:lang w:val="en-US" w:eastAsia="ru-RU"/>
               </w:rPr>
-              <w:lastRenderedPageBreak/>
               <w:t>{{/owner3.fullName}}</w:t>
             </w:r>
           </w:p>
@@ -6485,6 +6954,7 @@
         </w:rPr>
         <w:t>к договору оказания риэлтерских услуг по содействию в продаже объектов недвижимого имущества №{{</w:t>
       </w:r>
+      <w:proofErr w:type="spellStart"/>
       <w:proofErr w:type="gramStart"/>
       <w:r>
         <w:rPr>
@@ -6494,6 +6964,7 @@
         </w:rPr>
         <w:t>deal.contractNumber</w:t>
       </w:r>
+      <w:proofErr w:type="spellEnd"/>
       <w:proofErr w:type="gramEnd"/>
       <w:r>
         <w:rPr>
@@ -6503,6 +6974,7 @@
         </w:rPr>
         <w:t>}} от {{</w:t>
       </w:r>
+      <w:proofErr w:type="spellStart"/>
       <w:proofErr w:type="gramStart"/>
       <w:r>
         <w:rPr>
@@ -6512,6 +6984,7 @@
         </w:rPr>
         <w:t>deal.date</w:t>
       </w:r>
+      <w:proofErr w:type="spellEnd"/>
       <w:proofErr w:type="gramEnd"/>
       <w:r>
         <w:rPr>
@@ -6646,12 +7119,14 @@
         </w:rPr>
         <w:t>1.</w:t>
       </w:r>
+      <w:proofErr w:type="spellStart"/>
       <w:r>
         <w:rPr>
           <w:szCs w:val="22"/>
         </w:rPr>
         <w:t>fullName</w:t>
       </w:r>
+      <w:proofErr w:type="spellEnd"/>
       <w:r>
         <w:rPr>
           <w:szCs w:val="22"/>
@@ -6672,12 +7147,14 @@
         </w:rPr>
         <w:t>1.</w:t>
       </w:r>
+      <w:proofErr w:type="spellStart"/>
       <w:r>
         <w:rPr>
           <w:szCs w:val="22"/>
         </w:rPr>
         <w:t>poaSuffix</w:t>
       </w:r>
+      <w:proofErr w:type="spellEnd"/>
       <w:r>
         <w:rPr>
           <w:szCs w:val="22"/>
@@ -6698,12 +7175,14 @@
         </w:rPr>
         <w:t>2.</w:t>
       </w:r>
+      <w:proofErr w:type="spellStart"/>
       <w:r>
         <w:rPr>
           <w:szCs w:val="22"/>
         </w:rPr>
         <w:t>fullName</w:t>
       </w:r>
+      <w:proofErr w:type="spellEnd"/>
       <w:r>
         <w:rPr>
           <w:szCs w:val="22"/>
@@ -6724,12 +7203,14 @@
         </w:rPr>
         <w:t>2.</w:t>
       </w:r>
+      <w:proofErr w:type="spellStart"/>
       <w:r>
         <w:rPr>
           <w:szCs w:val="22"/>
         </w:rPr>
         <w:t>fullName</w:t>
       </w:r>
+      <w:proofErr w:type="spellEnd"/>
       <w:r>
         <w:rPr>
           <w:szCs w:val="22"/>
@@ -6750,12 +7231,14 @@
         </w:rPr>
         <w:t>2.</w:t>
       </w:r>
+      <w:proofErr w:type="spellStart"/>
       <w:r>
         <w:rPr>
           <w:szCs w:val="22"/>
         </w:rPr>
         <w:t>poaSuffix</w:t>
       </w:r>
+      <w:proofErr w:type="spellEnd"/>
       <w:r>
         <w:rPr>
           <w:szCs w:val="22"/>
@@ -6776,12 +7259,14 @@
         </w:rPr>
         <w:t>2.</w:t>
       </w:r>
+      <w:proofErr w:type="spellStart"/>
       <w:r>
         <w:rPr>
           <w:szCs w:val="22"/>
         </w:rPr>
         <w:t>fullName</w:t>
       </w:r>
+      <w:proofErr w:type="spellEnd"/>
       <w:r>
         <w:rPr>
           <w:szCs w:val="22"/>
@@ -6802,12 +7287,14 @@
         </w:rPr>
         <w:t>3.</w:t>
       </w:r>
+      <w:proofErr w:type="spellStart"/>
       <w:r>
         <w:rPr>
           <w:szCs w:val="22"/>
         </w:rPr>
         <w:t>fullName</w:t>
       </w:r>
+      <w:proofErr w:type="spellEnd"/>
       <w:r>
         <w:rPr>
           <w:szCs w:val="22"/>
@@ -6828,12 +7315,14 @@
         </w:rPr>
         <w:t>3.</w:t>
       </w:r>
+      <w:proofErr w:type="spellStart"/>
       <w:r>
         <w:rPr>
           <w:szCs w:val="22"/>
         </w:rPr>
         <w:t>fullName</w:t>
       </w:r>
+      <w:proofErr w:type="spellEnd"/>
       <w:r>
         <w:rPr>
           <w:szCs w:val="22"/>
@@ -6854,12 +7343,14 @@
         </w:rPr>
         <w:t>3.</w:t>
       </w:r>
+      <w:proofErr w:type="spellStart"/>
       <w:r>
         <w:rPr>
           <w:szCs w:val="22"/>
         </w:rPr>
         <w:t>poaSuffix</w:t>
       </w:r>
+      <w:proofErr w:type="spellEnd"/>
       <w:r>
         <w:rPr>
           <w:szCs w:val="22"/>
@@ -6880,12 +7371,14 @@
         </w:rPr>
         <w:t>3.</w:t>
       </w:r>
+      <w:proofErr w:type="spellStart"/>
       <w:r>
         <w:rPr>
           <w:szCs w:val="22"/>
         </w:rPr>
         <w:t>fullName</w:t>
       </w:r>
+      <w:proofErr w:type="spellEnd"/>
       <w:r>
         <w:rPr>
           <w:szCs w:val="22"/>
@@ -9055,6 +9548,7 @@
         </w:rPr>
         <w:t>{{</w:t>
       </w:r>
+      <w:proofErr w:type="spellStart"/>
       <w:proofErr w:type="gramStart"/>
       <w:r>
         <w:rPr>
@@ -9083,6 +9577,7 @@
         </w:rPr>
         <w:t>countWords</w:t>
       </w:r>
+      <w:proofErr w:type="spellEnd"/>
       <w:proofErr w:type="gramEnd"/>
       <w:r>
         <w:rPr>
@@ -9511,7 +10006,7 @@
       </w:pPr>
     </w:p>
     <w:sectPr>
-      <w:headerReference w:type="default" r:id="rId9"/>
+      <w:headerReference w:type="default" r:id="rId10"/>
       <w:pgSz w:w="12240" w:h="15840"/>
       <w:pgMar w:top="284" w:right="720" w:bottom="567" w:left="720" w:header="708" w:footer="708" w:gutter="0"/>
       <w:cols w:space="708"/>

--- a/templates/working/Договор_риэлтерских_услуг.docx
+++ b/templates/working/Договор_риэлтерских_услуг.docx
@@ -25,31 +25,7 @@
           <w:szCs w:val="24"/>
           <w:lang w:eastAsia="ru-RU"/>
         </w:rPr>
-        <w:t>ДОГОВОР №{{</w:t>
-      </w:r>
-      <w:proofErr w:type="spellStart"/>
-      <w:proofErr w:type="gramStart"/>
-      <w:r>
-        <w:rPr>
-          <w:rFonts w:ascii="Times New Roman" w:eastAsia="Times New Roman" w:hAnsi="Times New Roman"/>
-          <w:b/>
-          <w:sz w:val="24"/>
-          <w:szCs w:val="24"/>
-          <w:lang w:eastAsia="ru-RU"/>
-        </w:rPr>
-        <w:t>deal.contractNumber</w:t>
-      </w:r>
-      <w:proofErr w:type="spellEnd"/>
-      <w:proofErr w:type="gramEnd"/>
-      <w:r>
-        <w:rPr>
-          <w:rFonts w:ascii="Times New Roman" w:eastAsia="Times New Roman" w:hAnsi="Times New Roman"/>
-          <w:b/>
-          <w:sz w:val="24"/>
-          <w:szCs w:val="24"/>
-          <w:lang w:eastAsia="ru-RU"/>
-        </w:rPr>
-        <w:t>}}</w:t>
+        <w:t>ДОГОВОР №{{deal.contractNumber}}</w:t>
       </w:r>
     </w:p>
     <w:p>
@@ -118,68 +94,15 @@
         </w:rPr>
       </w:pPr>
       <w:bookmarkStart w:id="0" w:name="_Hlk225346991"/>
-      <w:proofErr w:type="spellStart"/>
-      <w:r>
-        <w:rPr>
-          <w:rFonts w:ascii="Times New Roman" w:eastAsia="Times New Roman" w:hAnsi="Times New Roman"/>
-          <w:sz w:val="24"/>
-          <w:szCs w:val="24"/>
-          <w:lang w:eastAsia="ru-RU"/>
-        </w:rPr>
-        <w:t>г.Лида</w:t>
-      </w:r>
-      <w:proofErr w:type="spellEnd"/>
-      <w:r>
-        <w:rPr>
-          <w:rFonts w:ascii="Times New Roman" w:eastAsia="Times New Roman" w:hAnsi="Times New Roman"/>
-          <w:sz w:val="24"/>
-          <w:szCs w:val="24"/>
-          <w:lang w:eastAsia="ru-RU"/>
-        </w:rPr>
-        <w:t xml:space="preserve">                                                                                                                                       </w:t>
-      </w:r>
-      <w:proofErr w:type="gramStart"/>
-      <w:r>
-        <w:rPr>
-          <w:rFonts w:ascii="Times New Roman" w:eastAsia="Times New Roman" w:hAnsi="Times New Roman"/>
-          <w:sz w:val="24"/>
-          <w:szCs w:val="24"/>
-          <w:lang w:eastAsia="ru-RU"/>
-        </w:rPr>
-        <w:t xml:space="preserve">   {</w:t>
-      </w:r>
-      <w:proofErr w:type="gramEnd"/>
-      <w:r>
-        <w:rPr>
-          <w:rFonts w:ascii="Times New Roman" w:eastAsia="Times New Roman" w:hAnsi="Times New Roman"/>
-          <w:sz w:val="24"/>
-          <w:szCs w:val="24"/>
-          <w:lang w:eastAsia="ru-RU"/>
-        </w:rPr>
-        <w:t>{</w:t>
-      </w:r>
-      <w:proofErr w:type="spellStart"/>
-      <w:proofErr w:type="gramStart"/>
-      <w:r>
-        <w:rPr>
-          <w:rFonts w:ascii="Times New Roman" w:eastAsia="Times New Roman" w:hAnsi="Times New Roman"/>
-          <w:sz w:val="24"/>
-          <w:szCs w:val="24"/>
-          <w:lang w:eastAsia="ru-RU"/>
-        </w:rPr>
-        <w:t>deal.date</w:t>
-      </w:r>
-      <w:proofErr w:type="spellEnd"/>
-      <w:r>
-        <w:rPr>
-          <w:rFonts w:ascii="Times New Roman" w:eastAsia="Times New Roman" w:hAnsi="Times New Roman"/>
-          <w:sz w:val="24"/>
-          <w:szCs w:val="24"/>
-          <w:lang w:eastAsia="ru-RU"/>
-        </w:rPr>
-        <w:t>}}г.</w:t>
-      </w:r>
-      <w:proofErr w:type="gramEnd"/>
+      <w:r>
+        <w:rPr>
+          <w:rFonts w:ascii="Times New Roman" w:eastAsia="Times New Roman" w:hAnsi="Times New Roman"/>
+          <w:sz w:val="24"/>
+          <w:szCs w:val="24"/>
+          <w:lang w:eastAsia="ru-RU"/>
+        </w:rPr>
+        <w:t>г.Лида                                                                                                                                          {{deal.date}}г.</w:t>
+      </w:r>
     </w:p>
     <w:p>
       <w:pPr>
@@ -362,51 +285,7 @@
           <w:szCs w:val="24"/>
           <w:lang w:eastAsia="ru-RU"/>
         </w:rPr>
-        <w:t>1.1.  Предметом настоящего договора является оказание Исполнителем Потребителю риэлтерских      услуг    по содействию в продаже   принадлежащего     Потребителю     на      праве собственности объекта недвижимого имущества (далее – риэлтерские услуги), представляющего собой "{{</w:t>
-      </w:r>
-      <w:proofErr w:type="spellStart"/>
-      <w:proofErr w:type="gramStart"/>
-      <w:r>
-        <w:rPr>
-          <w:rFonts w:ascii="Times New Roman" w:eastAsia="Times New Roman" w:hAnsi="Times New Roman"/>
-          <w:sz w:val="24"/>
-          <w:szCs w:val="24"/>
-          <w:lang w:eastAsia="ru-RU"/>
-        </w:rPr>
-        <w:t>property.type</w:t>
-      </w:r>
-      <w:proofErr w:type="spellEnd"/>
-      <w:proofErr w:type="gramEnd"/>
-      <w:r>
-        <w:rPr>
-          <w:rFonts w:ascii="Times New Roman" w:eastAsia="Times New Roman" w:hAnsi="Times New Roman"/>
-          <w:sz w:val="24"/>
-          <w:szCs w:val="24"/>
-          <w:lang w:eastAsia="ru-RU"/>
-        </w:rPr>
-        <w:t>}}", расположенный по адресу {{</w:t>
-      </w:r>
-      <w:proofErr w:type="spellStart"/>
-      <w:proofErr w:type="gramStart"/>
-      <w:r>
-        <w:rPr>
-          <w:rFonts w:ascii="Times New Roman" w:eastAsia="Times New Roman" w:hAnsi="Times New Roman"/>
-          <w:sz w:val="24"/>
-          <w:szCs w:val="24"/>
-          <w:lang w:eastAsia="ru-RU"/>
-        </w:rPr>
-        <w:t>property.address</w:t>
-      </w:r>
-      <w:proofErr w:type="spellEnd"/>
-      <w:proofErr w:type="gramEnd"/>
-      <w:r>
-        <w:rPr>
-          <w:rFonts w:ascii="Times New Roman" w:eastAsia="Times New Roman" w:hAnsi="Times New Roman"/>
-          <w:sz w:val="24"/>
-          <w:szCs w:val="24"/>
-          <w:lang w:eastAsia="ru-RU"/>
-        </w:rPr>
-        <w:t>}}.</w:t>
+        <w:t>1.1.  Предметом настоящего договора является оказание Исполнителем Потребителю риэлтерских      услуг    по содействию в продаже   принадлежащего     Потребителю     на      праве собственности объекта недвижимого имущества (далее – риэлтерские услуги), представляющего собой "{{property.type}}", расположенный по адресу {{property.address}}.</w:t>
       </w:r>
     </w:p>
     <w:p>
@@ -445,25 +324,7 @@
           <w:sz w:val="24"/>
           <w:szCs w:val="24"/>
         </w:rPr>
-        <w:t xml:space="preserve"> комнат - {{</w:t>
-      </w:r>
-      <w:proofErr w:type="spellStart"/>
-      <w:r>
-        <w:rPr>
-          <w:rFonts w:ascii="Times New Roman" w:hAnsi="Times New Roman"/>
-          <w:sz w:val="24"/>
-          <w:szCs w:val="24"/>
-        </w:rPr>
-        <w:t>property.rooms</w:t>
-      </w:r>
-      <w:proofErr w:type="spellEnd"/>
-      <w:r>
-        <w:rPr>
-          <w:rFonts w:ascii="Times New Roman" w:hAnsi="Times New Roman"/>
-          <w:sz w:val="24"/>
-          <w:szCs w:val="24"/>
-        </w:rPr>
-        <w:t>}}; общая площадь - {{</w:t>
+        <w:t xml:space="preserve"> комнат - {{property.rooms}}; общая площадь - {{</w:t>
       </w:r>
       <w:r>
         <w:rPr>
@@ -482,7 +343,6 @@
         </w:rPr>
         <w:t>.</w:t>
       </w:r>
-      <w:proofErr w:type="spellStart"/>
       <w:r>
         <w:rPr>
           <w:rFonts w:ascii="Times New Roman" w:hAnsi="Times New Roman"/>
@@ -492,7 +352,6 @@
         </w:rPr>
         <w:t>areaTotal</w:t>
       </w:r>
-      <w:proofErr w:type="spellEnd"/>
       <w:r>
         <w:rPr>
           <w:rFonts w:ascii="Times New Roman" w:hAnsi="Times New Roman"/>
@@ -516,26 +375,110 @@
           <w:sz w:val="24"/>
           <w:szCs w:val="24"/>
         </w:rPr>
+        <w:t>.areaLiving}} м²</w:t>
+      </w:r>
+      <w:r>
+        <w:rPr>
+          <w:rFonts w:ascii="Times New Roman" w:hAnsi="Times New Roman"/>
+          <w:sz w:val="24"/>
+          <w:szCs w:val="24"/>
+          <w:lang w:val="en-US"/>
+        </w:rPr>
+        <w:t>;</w:t>
+      </w:r>
+      <w:r>
+        <w:rPr>
+          <w:rFonts w:ascii="Times New Roman" w:hAnsi="Times New Roman"/>
+          <w:sz w:val="24"/>
+          <w:szCs w:val="24"/>
+        </w:rPr>
+        <w:t xml:space="preserve"> этаж/этажность - {{</w:t>
+      </w:r>
+      <w:r>
+        <w:rPr>
+          <w:rFonts w:ascii="Times New Roman" w:hAnsi="Times New Roman"/>
+          <w:sz w:val="24"/>
+          <w:szCs w:val="24"/>
+          <w:lang w:val="en-US"/>
+        </w:rPr>
+        <w:t>property</w:t>
+      </w:r>
+      <w:r>
+        <w:rPr>
+          <w:rFonts w:ascii="Times New Roman" w:hAnsi="Times New Roman"/>
+          <w:sz w:val="24"/>
+          <w:szCs w:val="24"/>
+        </w:rPr>
+        <w:t>.floor}}/{{</w:t>
+      </w:r>
+      <w:r>
+        <w:rPr>
+          <w:rFonts w:ascii="Times New Roman" w:hAnsi="Times New Roman"/>
+          <w:sz w:val="24"/>
+          <w:szCs w:val="24"/>
+          <w:lang w:val="en-US"/>
+        </w:rPr>
+        <w:t>property</w:t>
+      </w:r>
+      <w:r>
+        <w:rPr>
+          <w:rFonts w:ascii="Times New Roman" w:hAnsi="Times New Roman"/>
+          <w:sz w:val="24"/>
+          <w:szCs w:val="24"/>
+        </w:rPr>
+        <w:t>.floors}}; материал стен - {{</w:t>
+      </w:r>
+      <w:r>
+        <w:rPr>
+          <w:rFonts w:ascii="Times New Roman" w:hAnsi="Times New Roman"/>
+          <w:sz w:val="24"/>
+          <w:szCs w:val="24"/>
+          <w:lang w:val="en-US"/>
+        </w:rPr>
+        <w:t>property</w:t>
+      </w:r>
+      <w:r>
+        <w:rPr>
+          <w:rFonts w:ascii="Times New Roman" w:hAnsi="Times New Roman"/>
+          <w:sz w:val="24"/>
+          <w:szCs w:val="24"/>
+        </w:rPr>
+        <w:t>.wallMaterial}}; год постройки - {{</w:t>
+      </w:r>
+      <w:r>
+        <w:rPr>
+          <w:rFonts w:ascii="Times New Roman" w:hAnsi="Times New Roman"/>
+          <w:sz w:val="24"/>
+          <w:szCs w:val="24"/>
+          <w:lang w:val="en-US"/>
+        </w:rPr>
+        <w:t>property</w:t>
+      </w:r>
+      <w:r>
+        <w:rPr>
+          <w:rFonts w:ascii="Times New Roman" w:hAnsi="Times New Roman"/>
+          <w:sz w:val="24"/>
+          <w:szCs w:val="24"/>
+        </w:rPr>
+        <w:t>.yearBuilt}}; {{#property.isApartment}}инвентарный номер - {{</w:t>
+      </w:r>
+      <w:r>
+        <w:rPr>
+          <w:rFonts w:ascii="Times New Roman" w:hAnsi="Times New Roman"/>
+          <w:sz w:val="24"/>
+          <w:szCs w:val="24"/>
+          <w:lang w:val="en-US"/>
+        </w:rPr>
+        <w:t>property</w:t>
+      </w:r>
+      <w:r>
+        <w:rPr>
+          <w:rFonts w:ascii="Times New Roman" w:hAnsi="Times New Roman"/>
+          <w:sz w:val="24"/>
+          <w:szCs w:val="24"/>
+        </w:rPr>
         <w:t>.</w:t>
       </w:r>
-      <w:proofErr w:type="spellStart"/>
-      <w:r>
-        <w:rPr>
-          <w:rFonts w:ascii="Times New Roman" w:hAnsi="Times New Roman"/>
-          <w:sz w:val="24"/>
-          <w:szCs w:val="24"/>
-        </w:rPr>
-        <w:t>areaLiving</w:t>
-      </w:r>
-      <w:proofErr w:type="spellEnd"/>
-      <w:r>
-        <w:rPr>
-          <w:rFonts w:ascii="Times New Roman" w:hAnsi="Times New Roman"/>
-          <w:sz w:val="24"/>
-          <w:szCs w:val="24"/>
-        </w:rPr>
-        <w:t>}} м², этаж/этажность - {{</w:t>
-      </w:r>
       <w:r>
         <w:rPr>
           <w:rFonts w:ascii="Times New Roman" w:hAnsi="Times New Roman"/>
@@ -543,6 +486,40 @@
           <w:szCs w:val="24"/>
           <w:lang w:val="en-US"/>
         </w:rPr>
+        <w:t>inventoryNumber</w:t>
+      </w:r>
+      <w:r>
+        <w:rPr>
+          <w:rFonts w:ascii="Times New Roman" w:hAnsi="Times New Roman"/>
+          <w:sz w:val="24"/>
+          <w:szCs w:val="24"/>
+        </w:rPr>
+        <w:t>}} {{/property.isApartment}}{</w:t>
+      </w:r>
+      <w:r>
+        <w:rPr>
+          <w:rFonts w:ascii="Times New Roman" w:hAnsi="Times New Roman"/>
+          <w:sz w:val="24"/>
+          <w:szCs w:val="24"/>
+          <w:lang w:val="ru-BY"/>
+        </w:rPr>
+        <w:t xml:space="preserve">{#property.isHouse}}кадастровый </w:t>
+      </w:r>
+      <w:r>
+        <w:rPr>
+          <w:rFonts w:ascii="Times New Roman" w:hAnsi="Times New Roman"/>
+          <w:sz w:val="24"/>
+          <w:szCs w:val="24"/>
+        </w:rPr>
+        <w:t>номер – {{</w:t>
+      </w:r>
+      <w:r>
+        <w:rPr>
+          <w:rFonts w:ascii="Times New Roman" w:hAnsi="Times New Roman"/>
+          <w:sz w:val="24"/>
+          <w:szCs w:val="24"/>
+          <w:lang w:val="en-US"/>
+        </w:rPr>
         <w:t>property</w:t>
       </w:r>
       <w:r>
@@ -551,26 +528,25 @@
           <w:sz w:val="24"/>
           <w:szCs w:val="24"/>
         </w:rPr>
+        <w:t>.cadastre}}; площадь земельного участка – {{</w:t>
+      </w:r>
+      <w:r>
+        <w:rPr>
+          <w:rFonts w:ascii="Times New Roman" w:hAnsi="Times New Roman"/>
+          <w:sz w:val="24"/>
+          <w:szCs w:val="24"/>
+          <w:lang w:val="en-US"/>
+        </w:rPr>
+        <w:t>property</w:t>
+      </w:r>
+      <w:r>
+        <w:rPr>
+          <w:rFonts w:ascii="Times New Roman" w:hAnsi="Times New Roman"/>
+          <w:sz w:val="24"/>
+          <w:szCs w:val="24"/>
+        </w:rPr>
         <w:t>.</w:t>
       </w:r>
-      <w:proofErr w:type="spellStart"/>
-      <w:r>
-        <w:rPr>
-          <w:rFonts w:ascii="Times New Roman" w:hAnsi="Times New Roman"/>
-          <w:sz w:val="24"/>
-          <w:szCs w:val="24"/>
-        </w:rPr>
-        <w:t>floor</w:t>
-      </w:r>
-      <w:proofErr w:type="spellEnd"/>
-      <w:r>
-        <w:rPr>
-          <w:rFonts w:ascii="Times New Roman" w:hAnsi="Times New Roman"/>
-          <w:sz w:val="24"/>
-          <w:szCs w:val="24"/>
-        </w:rPr>
-        <w:t>}}/{{</w:t>
-      </w:r>
       <w:r>
         <w:rPr>
           <w:rFonts w:ascii="Times New Roman" w:hAnsi="Times New Roman"/>
@@ -578,6 +554,23 @@
           <w:szCs w:val="24"/>
           <w:lang w:val="en-US"/>
         </w:rPr>
+        <w:t>l</w:t>
+      </w:r>
+      <w:r>
+        <w:rPr>
+          <w:rFonts w:ascii="Times New Roman" w:hAnsi="Times New Roman"/>
+          <w:sz w:val="24"/>
+          <w:szCs w:val="24"/>
+        </w:rPr>
+        <w:t>andArea}} га; форма собственности – {{</w:t>
+      </w:r>
+      <w:r>
+        <w:rPr>
+          <w:rFonts w:ascii="Times New Roman" w:hAnsi="Times New Roman"/>
+          <w:sz w:val="24"/>
+          <w:szCs w:val="24"/>
+          <w:lang w:val="en-US"/>
+        </w:rPr>
         <w:t>property</w:t>
       </w:r>
       <w:r>
@@ -588,24 +581,6 @@
         </w:rPr>
         <w:t>.</w:t>
       </w:r>
-      <w:proofErr w:type="spellStart"/>
-      <w:r>
-        <w:rPr>
-          <w:rFonts w:ascii="Times New Roman" w:hAnsi="Times New Roman"/>
-          <w:sz w:val="24"/>
-          <w:szCs w:val="24"/>
-        </w:rPr>
-        <w:t>floors</w:t>
-      </w:r>
-      <w:proofErr w:type="spellEnd"/>
-      <w:r>
-        <w:rPr>
-          <w:rFonts w:ascii="Times New Roman" w:hAnsi="Times New Roman"/>
-          <w:sz w:val="24"/>
-          <w:szCs w:val="24"/>
-        </w:rPr>
-        <w:t>}}; материал стен - {{</w:t>
-      </w:r>
       <w:r>
         <w:rPr>
           <w:rFonts w:ascii="Times New Roman" w:hAnsi="Times New Roman"/>
@@ -613,122 +588,15 @@
           <w:szCs w:val="24"/>
           <w:lang w:val="en-US"/>
         </w:rPr>
-        <w:t>property</w:t>
-      </w:r>
-      <w:r>
-        <w:rPr>
-          <w:rFonts w:ascii="Times New Roman" w:hAnsi="Times New Roman"/>
-          <w:sz w:val="24"/>
-          <w:szCs w:val="24"/>
-        </w:rPr>
-        <w:t>.</w:t>
-      </w:r>
-      <w:proofErr w:type="spellStart"/>
-      <w:r>
-        <w:rPr>
-          <w:rFonts w:ascii="Times New Roman" w:hAnsi="Times New Roman"/>
-          <w:sz w:val="24"/>
-          <w:szCs w:val="24"/>
-        </w:rPr>
-        <w:t>wallMaterial</w:t>
-      </w:r>
-      <w:proofErr w:type="spellEnd"/>
-      <w:r>
-        <w:rPr>
-          <w:rFonts w:ascii="Times New Roman" w:hAnsi="Times New Roman"/>
-          <w:sz w:val="24"/>
-          <w:szCs w:val="24"/>
-        </w:rPr>
-        <w:t>}}; год постройки - {{</w:t>
-      </w:r>
-      <w:r>
-        <w:rPr>
-          <w:rFonts w:ascii="Times New Roman" w:hAnsi="Times New Roman"/>
-          <w:sz w:val="24"/>
-          <w:szCs w:val="24"/>
-          <w:lang w:val="en-US"/>
-        </w:rPr>
-        <w:t>property</w:t>
-      </w:r>
-      <w:r>
-        <w:rPr>
-          <w:rFonts w:ascii="Times New Roman" w:hAnsi="Times New Roman"/>
-          <w:sz w:val="24"/>
-          <w:szCs w:val="24"/>
-        </w:rPr>
-        <w:t>.</w:t>
-      </w:r>
-      <w:proofErr w:type="spellStart"/>
-      <w:r>
-        <w:rPr>
-          <w:rFonts w:ascii="Times New Roman" w:hAnsi="Times New Roman"/>
-          <w:sz w:val="24"/>
-          <w:szCs w:val="24"/>
-        </w:rPr>
-        <w:t>yearBuilt</w:t>
-      </w:r>
-      <w:proofErr w:type="spellEnd"/>
-      <w:r>
-        <w:rPr>
-          <w:rFonts w:ascii="Times New Roman" w:hAnsi="Times New Roman"/>
-          <w:sz w:val="24"/>
-          <w:szCs w:val="24"/>
-        </w:rPr>
-        <w:t>}}; {{#property.isApartment}}инвентарный номер - {{</w:t>
-      </w:r>
-      <w:r>
-        <w:rPr>
-          <w:rFonts w:ascii="Times New Roman" w:hAnsi="Times New Roman"/>
-          <w:sz w:val="24"/>
-          <w:szCs w:val="24"/>
-          <w:lang w:val="en-US"/>
-        </w:rPr>
-        <w:t>property</w:t>
-      </w:r>
-      <w:r>
-        <w:rPr>
-          <w:rFonts w:ascii="Times New Roman" w:hAnsi="Times New Roman"/>
-          <w:sz w:val="24"/>
-          <w:szCs w:val="24"/>
-        </w:rPr>
-        <w:t>.</w:t>
-      </w:r>
-      <w:proofErr w:type="spellStart"/>
-      <w:r>
-        <w:rPr>
-          <w:rFonts w:ascii="Times New Roman" w:hAnsi="Times New Roman"/>
-          <w:sz w:val="24"/>
-          <w:szCs w:val="24"/>
-          <w:lang w:val="en-US"/>
-        </w:rPr>
-        <w:t>inventoryNumber</w:t>
-      </w:r>
-      <w:proofErr w:type="spellEnd"/>
-      <w:r>
-        <w:rPr>
-          <w:rFonts w:ascii="Times New Roman" w:hAnsi="Times New Roman"/>
-          <w:sz w:val="24"/>
-          <w:szCs w:val="24"/>
-        </w:rPr>
-        <w:t>}} {{/</w:t>
-      </w:r>
-      <w:proofErr w:type="spellStart"/>
-      <w:r>
-        <w:rPr>
-          <w:rFonts w:ascii="Times New Roman" w:hAnsi="Times New Roman"/>
-          <w:sz w:val="24"/>
-          <w:szCs w:val="24"/>
-        </w:rPr>
-        <w:t>property.isApartment</w:t>
-      </w:r>
-      <w:proofErr w:type="spellEnd"/>
-      <w:r>
-        <w:rPr>
-          <w:rFonts w:ascii="Times New Roman" w:hAnsi="Times New Roman"/>
-          <w:sz w:val="24"/>
-          <w:szCs w:val="24"/>
-        </w:rPr>
-        <w:t>}}{</w:t>
+        <w:t>ownershipForm</w:t>
+      </w:r>
+      <w:r>
+        <w:rPr>
+          <w:rFonts w:ascii="Times New Roman" w:hAnsi="Times New Roman"/>
+          <w:sz w:val="24"/>
+          <w:szCs w:val="24"/>
+        </w:rPr>
+        <w:t>}}</w:t>
       </w:r>
       <w:r>
         <w:rPr>
@@ -737,159 +605,7 @@
           <w:szCs w:val="24"/>
           <w:lang w:val="ru-BY"/>
         </w:rPr>
-        <w:t xml:space="preserve">{#property.isHouse}}кадастровый </w:t>
-      </w:r>
-      <w:r>
-        <w:rPr>
-          <w:rFonts w:ascii="Times New Roman" w:hAnsi="Times New Roman"/>
-          <w:sz w:val="24"/>
-          <w:szCs w:val="24"/>
-        </w:rPr>
-        <w:t>номер – {{</w:t>
-      </w:r>
-      <w:r>
-        <w:rPr>
-          <w:rFonts w:ascii="Times New Roman" w:hAnsi="Times New Roman"/>
-          <w:sz w:val="24"/>
-          <w:szCs w:val="24"/>
-          <w:lang w:val="en-US"/>
-        </w:rPr>
-        <w:t>property</w:t>
-      </w:r>
-      <w:r>
-        <w:rPr>
-          <w:rFonts w:ascii="Times New Roman" w:hAnsi="Times New Roman"/>
-          <w:sz w:val="24"/>
-          <w:szCs w:val="24"/>
-        </w:rPr>
-        <w:t>.</w:t>
-      </w:r>
-      <w:proofErr w:type="spellStart"/>
-      <w:r>
-        <w:rPr>
-          <w:rFonts w:ascii="Times New Roman" w:hAnsi="Times New Roman"/>
-          <w:sz w:val="24"/>
-          <w:szCs w:val="24"/>
-        </w:rPr>
-        <w:t>cadastre</w:t>
-      </w:r>
-      <w:proofErr w:type="spellEnd"/>
-      <w:r>
-        <w:rPr>
-          <w:rFonts w:ascii="Times New Roman" w:hAnsi="Times New Roman"/>
-          <w:sz w:val="24"/>
-          <w:szCs w:val="24"/>
-        </w:rPr>
-        <w:t>}}; площадь земельного участка – {{</w:t>
-      </w:r>
-      <w:r>
-        <w:rPr>
-          <w:rFonts w:ascii="Times New Roman" w:hAnsi="Times New Roman"/>
-          <w:sz w:val="24"/>
-          <w:szCs w:val="24"/>
-          <w:lang w:val="en-US"/>
-        </w:rPr>
-        <w:t>property</w:t>
-      </w:r>
-      <w:r>
-        <w:rPr>
-          <w:rFonts w:ascii="Times New Roman" w:hAnsi="Times New Roman"/>
-          <w:sz w:val="24"/>
-          <w:szCs w:val="24"/>
-        </w:rPr>
-        <w:t>.</w:t>
-      </w:r>
-      <w:r>
-        <w:rPr>
-          <w:rFonts w:ascii="Times New Roman" w:hAnsi="Times New Roman"/>
-          <w:sz w:val="24"/>
-          <w:szCs w:val="24"/>
-          <w:lang w:val="en-US"/>
-        </w:rPr>
-        <w:t>l</w:t>
-      </w:r>
-      <w:proofErr w:type="spellStart"/>
-      <w:r>
-        <w:rPr>
-          <w:rFonts w:ascii="Times New Roman" w:hAnsi="Times New Roman"/>
-          <w:sz w:val="24"/>
-          <w:szCs w:val="24"/>
-        </w:rPr>
-        <w:t>andArea</w:t>
-      </w:r>
-      <w:proofErr w:type="spellEnd"/>
-      <w:r>
-        <w:rPr>
-          <w:rFonts w:ascii="Times New Roman" w:hAnsi="Times New Roman"/>
-          <w:sz w:val="24"/>
-          <w:szCs w:val="24"/>
-        </w:rPr>
-        <w:t>}} га; форма собственности – {{</w:t>
-      </w:r>
-      <w:r>
-        <w:rPr>
-          <w:rFonts w:ascii="Times New Roman" w:hAnsi="Times New Roman"/>
-          <w:sz w:val="24"/>
-          <w:szCs w:val="24"/>
-          <w:lang w:val="en-US"/>
-        </w:rPr>
-        <w:t>property</w:t>
-      </w:r>
-      <w:r>
-        <w:rPr>
-          <w:rFonts w:ascii="Times New Roman" w:hAnsi="Times New Roman"/>
-          <w:sz w:val="24"/>
-          <w:szCs w:val="24"/>
-        </w:rPr>
-        <w:t>.</w:t>
-      </w:r>
-      <w:proofErr w:type="spellStart"/>
-      <w:r>
-        <w:rPr>
-          <w:rFonts w:ascii="Times New Roman" w:hAnsi="Times New Roman"/>
-          <w:sz w:val="24"/>
-          <w:szCs w:val="24"/>
-          <w:lang w:val="en-US"/>
-        </w:rPr>
-        <w:t>ownershipForm</w:t>
-      </w:r>
-      <w:proofErr w:type="spellEnd"/>
-      <w:r>
-        <w:rPr>
-          <w:rFonts w:ascii="Times New Roman" w:hAnsi="Times New Roman"/>
-          <w:sz w:val="24"/>
-          <w:szCs w:val="24"/>
-        </w:rPr>
-        <w:t>}}</w:t>
-      </w:r>
-      <w:r>
-        <w:rPr>
-          <w:rFonts w:ascii="Times New Roman" w:hAnsi="Times New Roman"/>
-          <w:sz w:val="24"/>
-          <w:szCs w:val="24"/>
-          <w:lang w:val="ru-BY"/>
-        </w:rPr>
-        <w:t>{{/</w:t>
-      </w:r>
-      <w:proofErr w:type="spellStart"/>
-      <w:r>
-        <w:rPr>
-          <w:rFonts w:ascii="Times New Roman" w:hAnsi="Times New Roman"/>
-          <w:sz w:val="24"/>
-          <w:szCs w:val="24"/>
-          <w:lang w:val="ru-BY"/>
-        </w:rPr>
-        <w:t>property.isHouse</w:t>
-      </w:r>
-      <w:proofErr w:type="spellEnd"/>
-      <w:r>
-        <w:rPr>
-          <w:rFonts w:ascii="Times New Roman" w:hAnsi="Times New Roman"/>
-          <w:sz w:val="24"/>
-          <w:szCs w:val="24"/>
-          <w:lang w:val="ru-BY"/>
-        </w:rPr>
-        <w:t>}}.</w:t>
+        <w:t>{{/property.isHouse}}.</w:t>
       </w:r>
     </w:p>
     <w:p>
@@ -993,64 +709,16 @@
           <w:szCs w:val="24"/>
           <w:lang w:eastAsia="ru-RU"/>
         </w:rPr>
-        <w:t>{{</w:t>
-      </w:r>
-      <w:proofErr w:type="spellStart"/>
-      <w:proofErr w:type="gramStart"/>
-      <w:r>
-        <w:rPr>
-          <w:rFonts w:ascii="Times New Roman" w:eastAsia="Times New Roman" w:hAnsi="Times New Roman"/>
-          <w:b/>
-          <w:bCs/>
-          <w:sz w:val="24"/>
-          <w:szCs w:val="24"/>
-          <w:lang w:eastAsia="ru-RU"/>
-        </w:rPr>
-        <w:t>property.priceBYN</w:t>
-      </w:r>
-      <w:proofErr w:type="spellEnd"/>
-      <w:proofErr w:type="gramEnd"/>
-      <w:r>
-        <w:rPr>
-          <w:rFonts w:ascii="Times New Roman" w:eastAsia="Times New Roman" w:hAnsi="Times New Roman"/>
-          <w:b/>
-          <w:bCs/>
-          <w:sz w:val="24"/>
-          <w:szCs w:val="24"/>
-          <w:lang w:eastAsia="ru-RU"/>
-        </w:rPr>
-        <w:t>}}</w:t>
-      </w:r>
-      <w:r>
-        <w:rPr>
-          <w:rFonts w:ascii="Times New Roman" w:eastAsia="Times New Roman" w:hAnsi="Times New Roman"/>
-          <w:sz w:val="24"/>
-          <w:szCs w:val="24"/>
-          <w:lang w:eastAsia="ru-RU"/>
-        </w:rPr>
-        <w:t xml:space="preserve"> белорусских рублей ({{</w:t>
-      </w:r>
-      <w:proofErr w:type="spellStart"/>
-      <w:proofErr w:type="gramStart"/>
-      <w:r>
-        <w:rPr>
-          <w:rFonts w:ascii="Times New Roman" w:eastAsia="Times New Roman" w:hAnsi="Times New Roman"/>
-          <w:sz w:val="24"/>
-          <w:szCs w:val="24"/>
-          <w:lang w:eastAsia="ru-RU"/>
-        </w:rPr>
-        <w:t>property.priceWords</w:t>
-      </w:r>
-      <w:proofErr w:type="spellEnd"/>
-      <w:proofErr w:type="gramEnd"/>
-      <w:r>
-        <w:rPr>
-          <w:rFonts w:ascii="Times New Roman" w:eastAsia="Times New Roman" w:hAnsi="Times New Roman"/>
-          <w:sz w:val="24"/>
-          <w:szCs w:val="24"/>
-          <w:lang w:eastAsia="ru-RU"/>
-        </w:rPr>
-        <w:t>}}).</w:t>
+        <w:t>{{property.priceBYN}}</w:t>
+      </w:r>
+      <w:r>
+        <w:rPr>
+          <w:rFonts w:ascii="Times New Roman" w:eastAsia="Times New Roman" w:hAnsi="Times New Roman"/>
+          <w:sz w:val="24"/>
+          <w:szCs w:val="24"/>
+          <w:lang w:eastAsia="ru-RU"/>
+        </w:rPr>
+        <w:t xml:space="preserve"> белорусских рублей ({{property.priceWords}}).</w:t>
       </w:r>
     </w:p>
     <w:p>
@@ -1274,9 +942,8 @@
           <w:szCs w:val="24"/>
           <w:lang w:eastAsia="ru-RU"/>
         </w:rPr>
-        <w:t>{{</w:t>
-      </w:r>
-      <w:proofErr w:type="spellStart"/>
+        <w:t>{{commission.percent}}</w:t>
+      </w:r>
       <w:r>
         <w:rPr>
           <w:rFonts w:ascii="Times New Roman" w:eastAsia="Times New Roman" w:hAnsi="Times New Roman"/>
@@ -1286,9 +953,8 @@
           <w:szCs w:val="24"/>
           <w:lang w:eastAsia="ru-RU"/>
         </w:rPr>
-        <w:t>commission.percent</w:t>
-      </w:r>
-      <w:proofErr w:type="spellEnd"/>
+        <w:t xml:space="preserve"> </w:t>
+      </w:r>
       <w:r>
         <w:rPr>
           <w:rFonts w:ascii="Times New Roman" w:eastAsia="Times New Roman" w:hAnsi="Times New Roman"/>
@@ -1298,7 +964,16 @@
           <w:szCs w:val="24"/>
           <w:lang w:eastAsia="ru-RU"/>
         </w:rPr>
-        <w:t>}}</w:t>
+        <w:t>%</w:t>
+      </w:r>
+      <w:r>
+        <w:rPr>
+          <w:rFonts w:ascii="Times New Roman" w:eastAsia="Times New Roman" w:hAnsi="Times New Roman"/>
+          <w:sz w:val="24"/>
+          <w:szCs w:val="24"/>
+          <w:lang w:eastAsia="ru-RU"/>
+        </w:rPr>
+        <w:t xml:space="preserve"> от стоимости объекта недвижимого имущества, а именно </w:t>
       </w:r>
       <w:r>
         <w:rPr>
@@ -1309,91 +984,16 @@
           <w:szCs w:val="24"/>
           <w:lang w:eastAsia="ru-RU"/>
         </w:rPr>
-        <w:t xml:space="preserve"> </w:t>
-      </w:r>
-      <w:r>
-        <w:rPr>
-          <w:rFonts w:ascii="Times New Roman" w:eastAsia="Times New Roman" w:hAnsi="Times New Roman"/>
-          <w:b/>
-          <w:bCs/>
-          <w:sz w:val="24"/>
-          <w:szCs w:val="24"/>
-          <w:lang w:eastAsia="ru-RU"/>
-        </w:rPr>
-        <w:t>%</w:t>
-      </w:r>
-      <w:r>
-        <w:rPr>
-          <w:rFonts w:ascii="Times New Roman" w:eastAsia="Times New Roman" w:hAnsi="Times New Roman"/>
-          <w:sz w:val="24"/>
-          <w:szCs w:val="24"/>
-          <w:lang w:eastAsia="ru-RU"/>
-        </w:rPr>
-        <w:t xml:space="preserve"> от стоимости объекта недвижимого имущества, а именно </w:t>
-      </w:r>
-      <w:r>
-        <w:rPr>
-          <w:rFonts w:ascii="Times New Roman" w:eastAsia="Times New Roman" w:hAnsi="Times New Roman"/>
-          <w:b/>
-          <w:bCs/>
-          <w:sz w:val="24"/>
-          <w:szCs w:val="24"/>
-          <w:lang w:eastAsia="ru-RU"/>
-        </w:rPr>
-        <w:t>{{</w:t>
-      </w:r>
-      <w:proofErr w:type="spellStart"/>
-      <w:r>
-        <w:rPr>
-          <w:rFonts w:ascii="Times New Roman" w:eastAsia="Times New Roman" w:hAnsi="Times New Roman"/>
-          <w:b/>
-          <w:bCs/>
-          <w:sz w:val="24"/>
-          <w:szCs w:val="24"/>
-          <w:lang w:eastAsia="ru-RU"/>
-        </w:rPr>
-        <w:t>commission.amountBYN</w:t>
-      </w:r>
-      <w:proofErr w:type="spellEnd"/>
-      <w:r>
-        <w:rPr>
-          <w:rFonts w:ascii="Times New Roman" w:eastAsia="Times New Roman" w:hAnsi="Times New Roman"/>
-          <w:b/>
-          <w:bCs/>
-          <w:sz w:val="24"/>
-          <w:szCs w:val="24"/>
-          <w:lang w:eastAsia="ru-RU"/>
-        </w:rPr>
-        <w:t>}}</w:t>
-      </w:r>
-      <w:r>
-        <w:rPr>
-          <w:rFonts w:ascii="Times New Roman" w:eastAsia="Times New Roman" w:hAnsi="Times New Roman"/>
-          <w:sz w:val="24"/>
-          <w:szCs w:val="24"/>
-          <w:lang w:eastAsia="ru-RU"/>
-        </w:rPr>
-        <w:t xml:space="preserve">  белорусских рублей ({{</w:t>
-      </w:r>
-      <w:proofErr w:type="spellStart"/>
-      <w:r>
-        <w:rPr>
-          <w:rFonts w:ascii="Times New Roman" w:eastAsia="Times New Roman" w:hAnsi="Times New Roman"/>
-          <w:sz w:val="24"/>
-          <w:szCs w:val="24"/>
-          <w:lang w:eastAsia="ru-RU"/>
-        </w:rPr>
-        <w:t>commission.amountWords</w:t>
-      </w:r>
-      <w:proofErr w:type="spellEnd"/>
-      <w:r>
-        <w:rPr>
-          <w:rFonts w:ascii="Times New Roman" w:eastAsia="Times New Roman" w:hAnsi="Times New Roman"/>
-          <w:sz w:val="24"/>
-          <w:szCs w:val="24"/>
-          <w:lang w:eastAsia="ru-RU"/>
-        </w:rPr>
-        <w:t>}}), с включением в такую оплату затрат по риэлтерским услугам, указанным в абзацах втором — шестом пункта 1 статьи 16 Закона Республики Беларусь от 8 мая 2025 г. № 71-З «О риэлтерской деятельности».</w:t>
+        <w:t>{{commission.amountBYN}}</w:t>
+      </w:r>
+      <w:r>
+        <w:rPr>
+          <w:rFonts w:ascii="Times New Roman" w:eastAsia="Times New Roman" w:hAnsi="Times New Roman"/>
+          <w:sz w:val="24"/>
+          <w:szCs w:val="24"/>
+          <w:lang w:eastAsia="ru-RU"/>
+        </w:rPr>
+        <w:t xml:space="preserve">  белорусских рублей ({{commission.amountWords}}), с включением в такую оплату затрат по риэлтерским услугам, указанным в абзацах втором — шестом пункта 1 статьи 16 Закона Республики Беларусь от 8 мая 2025 г. № 71-З «О риэлтерской деятельности».</w:t>
       </w:r>
       <w:bookmarkStart w:id="2" w:name="_Hlk225347332"/>
       <w:bookmarkEnd w:id="2"/>
@@ -3728,30 +3328,8 @@
           <w:szCs w:val="24"/>
           <w:lang w:eastAsia="ru-RU"/>
         </w:rPr>
-        <w:t>4.1. Настоящий договор вступает в силу со дня подписания его Сторонами и действует до {{</w:t>
-      </w:r>
-      <w:proofErr w:type="spellStart"/>
-      <w:proofErr w:type="gramStart"/>
-      <w:r>
-        <w:rPr>
-          <w:rFonts w:ascii="Times New Roman" w:eastAsia="Times New Roman" w:hAnsi="Times New Roman"/>
-          <w:sz w:val="24"/>
-          <w:szCs w:val="24"/>
-          <w:lang w:eastAsia="ru-RU"/>
-        </w:rPr>
-        <w:t>deal.endDateText</w:t>
-      </w:r>
-      <w:proofErr w:type="spellEnd"/>
-      <w:r>
-        <w:rPr>
-          <w:rFonts w:ascii="Times New Roman" w:eastAsia="Times New Roman" w:hAnsi="Times New Roman"/>
-          <w:sz w:val="24"/>
-          <w:szCs w:val="24"/>
-          <w:lang w:eastAsia="ru-RU"/>
-        </w:rPr>
-        <w:t>}}г.</w:t>
-      </w:r>
-      <w:proofErr w:type="gramEnd"/>
+        <w:t>4.1. Настоящий договор вступает в силу со дня подписания его Сторонами и действует до {{deal.endDateText}}г.</w:t>
+      </w:r>
     </w:p>
     <w:p>
       <w:pPr>
@@ -5323,31 +4901,7 @@
           <w:szCs w:val="20"/>
           <w:lang w:eastAsia="ru-RU"/>
         </w:rPr>
-        <w:t>Ответственный риэлтер по настоящему договору {{</w:t>
-      </w:r>
-      <w:proofErr w:type="spellStart"/>
-      <w:proofErr w:type="gramStart"/>
-      <w:r>
-        <w:rPr>
-          <w:rFonts w:ascii="Times New Roman" w:eastAsia="Times New Roman" w:hAnsi="Times New Roman"/>
-          <w:i/>
-          <w:sz w:val="20"/>
-          <w:szCs w:val="20"/>
-          <w:lang w:eastAsia="ru-RU"/>
-        </w:rPr>
-        <w:t>agent.initials</w:t>
-      </w:r>
-      <w:proofErr w:type="spellEnd"/>
-      <w:proofErr w:type="gramEnd"/>
-      <w:r>
-        <w:rPr>
-          <w:rFonts w:ascii="Times New Roman" w:eastAsia="Times New Roman" w:hAnsi="Times New Roman"/>
-          <w:i/>
-          <w:sz w:val="20"/>
-          <w:szCs w:val="20"/>
-          <w:lang w:eastAsia="ru-RU"/>
-        </w:rPr>
-        <w:t>}}</w:t>
+        <w:t>Ответственный риэлтер по настоящему договору {{agent.initials}}</w:t>
       </w:r>
     </w:p>
     <w:p>
@@ -5397,10 +4951,8 @@
           <w:szCs w:val="20"/>
           <w:lang w:eastAsia="ru-RU"/>
         </w:rPr>
-        <w:t>№ {{</w:t>
-      </w:r>
-      <w:proofErr w:type="spellStart"/>
-      <w:proofErr w:type="gramStart"/>
+        <w:t>№ {{agent.attestationNumber}}</w:t>
+      </w:r>
       <w:r>
         <w:rPr>
           <w:rFonts w:ascii="Times New Roman" w:eastAsia="Times New Roman" w:hAnsi="Times New Roman"/>
@@ -5409,10 +4961,8 @@
           <w:szCs w:val="20"/>
           <w:lang w:eastAsia="ru-RU"/>
         </w:rPr>
-        <w:t>agent.attestationNumber</w:t>
-      </w:r>
-      <w:proofErr w:type="spellEnd"/>
-      <w:proofErr w:type="gramEnd"/>
+        <w:t xml:space="preserve"> </w:t>
+      </w:r>
       <w:r>
         <w:rPr>
           <w:rFonts w:ascii="Times New Roman" w:eastAsia="Times New Roman" w:hAnsi="Times New Roman"/>
@@ -5421,86 +4971,8 @@
           <w:szCs w:val="20"/>
           <w:lang w:eastAsia="ru-RU"/>
         </w:rPr>
-        <w:t>}}</w:t>
-      </w:r>
-      <w:r>
-        <w:rPr>
-          <w:rFonts w:ascii="Times New Roman" w:eastAsia="Times New Roman" w:hAnsi="Times New Roman"/>
-          <w:i/>
-          <w:sz w:val="20"/>
-          <w:szCs w:val="20"/>
-          <w:lang w:eastAsia="ru-RU"/>
-        </w:rPr>
-        <w:t xml:space="preserve"> </w:t>
-      </w:r>
-      <w:r>
-        <w:rPr>
-          <w:rFonts w:ascii="Times New Roman" w:eastAsia="Times New Roman" w:hAnsi="Times New Roman"/>
-          <w:i/>
-          <w:sz w:val="20"/>
-          <w:szCs w:val="20"/>
-          <w:lang w:eastAsia="ru-RU"/>
-        </w:rPr>
-        <w:t>от {{</w:t>
-      </w:r>
-      <w:proofErr w:type="spellStart"/>
-      <w:proofErr w:type="gramStart"/>
-      <w:r>
-        <w:rPr>
-          <w:rFonts w:ascii="Times New Roman" w:eastAsia="Times New Roman" w:hAnsi="Times New Roman"/>
-          <w:i/>
-          <w:sz w:val="20"/>
-          <w:szCs w:val="20"/>
-          <w:lang w:eastAsia="ru-RU"/>
-        </w:rPr>
-        <w:t>agent.attestationDate</w:t>
-      </w:r>
-      <w:proofErr w:type="spellEnd"/>
-      <w:r>
-        <w:rPr>
-          <w:rFonts w:ascii="Times New Roman" w:eastAsia="Times New Roman" w:hAnsi="Times New Roman"/>
-          <w:i/>
-          <w:sz w:val="20"/>
-          <w:szCs w:val="20"/>
-          <w:lang w:eastAsia="ru-RU"/>
-        </w:rPr>
-        <w:t>}}г</w:t>
-      </w:r>
-      <w:proofErr w:type="gramEnd"/>
-      <w:r>
-        <w:rPr>
-          <w:rFonts w:ascii="Times New Roman" w:eastAsia="Times New Roman" w:hAnsi="Times New Roman"/>
-          <w:i/>
-          <w:sz w:val="20"/>
-          <w:szCs w:val="20"/>
-          <w:lang w:eastAsia="ru-RU"/>
-        </w:rPr>
-        <w:t>, действует до {{</w:t>
-      </w:r>
-      <w:proofErr w:type="spellStart"/>
-      <w:proofErr w:type="gramStart"/>
-      <w:r>
-        <w:rPr>
-          <w:rFonts w:ascii="Times New Roman" w:eastAsia="Times New Roman" w:hAnsi="Times New Roman"/>
-          <w:i/>
-          <w:sz w:val="20"/>
-          <w:szCs w:val="20"/>
-          <w:lang w:eastAsia="ru-RU"/>
-        </w:rPr>
-        <w:t>agent.attestationExpiry</w:t>
-      </w:r>
-      <w:proofErr w:type="spellEnd"/>
-      <w:r>
-        <w:rPr>
-          <w:rFonts w:ascii="Times New Roman" w:eastAsia="Times New Roman" w:hAnsi="Times New Roman"/>
-          <w:i/>
-          <w:sz w:val="20"/>
-          <w:szCs w:val="20"/>
-          <w:lang w:eastAsia="ru-RU"/>
-        </w:rPr>
-        <w:t>}}г</w:t>
-      </w:r>
-      <w:proofErr w:type="gramEnd"/>
+        <w:t>от {{agent.attestationDate}}г, действует до {{agent.attestationExpiry}}г</w:t>
+      </w:r>
     </w:p>
     <w:p>
       <w:pPr>
@@ -5528,35 +5000,7 @@
           <w:szCs w:val="20"/>
           <w:lang w:eastAsia="ru-RU"/>
         </w:rPr>
-        <w:t>Идентификационная пластиковая карточка {{</w:t>
-      </w:r>
-      <w:proofErr w:type="spellStart"/>
-      <w:proofErr w:type="gramStart"/>
-      <w:r>
-        <w:rPr>
-          <w:rFonts w:ascii="Times New Roman" w:eastAsia="Times New Roman" w:hAnsi="Times New Roman"/>
-          <w:bCs/>
-          <w:i/>
-          <w:iCs/>
-          <w:sz w:val="20"/>
-          <w:szCs w:val="20"/>
-          <w:lang w:eastAsia="ru-RU"/>
-        </w:rPr>
-        <w:t>agent.cardNumber</w:t>
-      </w:r>
-      <w:proofErr w:type="spellEnd"/>
-      <w:proofErr w:type="gramEnd"/>
-      <w:r>
-        <w:rPr>
-          <w:rFonts w:ascii="Times New Roman" w:eastAsia="Times New Roman" w:hAnsi="Times New Roman"/>
-          <w:bCs/>
-          <w:i/>
-          <w:iCs/>
-          <w:sz w:val="20"/>
-          <w:szCs w:val="20"/>
-          <w:lang w:eastAsia="ru-RU"/>
-        </w:rPr>
-        <w:t>}}</w:t>
+        <w:t>Идентификационная пластиковая карточка {{agent.cardNumber}}</w:t>
       </w:r>
     </w:p>
     <w:p>
@@ -5961,29 +5405,17 @@
                 <w:szCs w:val="20"/>
                 <w:lang w:val="en-US"/>
               </w:rPr>
-              <w:t xml:space="preserve"> BY28 ALFA 3012 2J91 2500 1027 </w:t>
-            </w:r>
-            <w:proofErr w:type="gramStart"/>
+              <w:t xml:space="preserve"> BY28 ALFA 3012 2J91 2500 1027 0000  </w:t>
+            </w:r>
             <w:r>
               <w:rPr>
                 <w:rFonts w:ascii="Times New Roman" w:eastAsia="Times New Roman" w:hAnsi="Times New Roman"/>
                 <w:color w:val="000000"/>
                 <w:sz w:val="20"/>
                 <w:szCs w:val="20"/>
-                <w:lang w:val="en-US"/>
-              </w:rPr>
-              <w:t xml:space="preserve">0000  </w:t>
-            </w:r>
-            <w:r>
-              <w:rPr>
-                <w:rFonts w:ascii="Times New Roman" w:eastAsia="Times New Roman" w:hAnsi="Times New Roman"/>
-                <w:color w:val="000000"/>
-                <w:sz w:val="20"/>
-                <w:szCs w:val="20"/>
               </w:rPr>
               <w:t>БИК</w:t>
             </w:r>
-            <w:proofErr w:type="gramEnd"/>
             <w:r>
               <w:rPr>
                 <w:rFonts w:ascii="Times New Roman" w:eastAsia="Times New Roman" w:hAnsi="Times New Roman"/>
@@ -6023,27 +5455,7 @@
                 <w:sz w:val="20"/>
                 <w:szCs w:val="20"/>
               </w:rPr>
-              <w:t xml:space="preserve">ЗАО «Альфа-Банк»,220007, </w:t>
-            </w:r>
-            <w:proofErr w:type="spellStart"/>
-            <w:r>
-              <w:rPr>
-                <w:rFonts w:ascii="Times New Roman" w:eastAsia="Times New Roman" w:hAnsi="Times New Roman"/>
-                <w:color w:val="000000"/>
-                <w:sz w:val="20"/>
-                <w:szCs w:val="20"/>
-              </w:rPr>
-              <w:t>г.Минск</w:t>
-            </w:r>
-            <w:proofErr w:type="spellEnd"/>
-            <w:r>
-              <w:rPr>
-                <w:rFonts w:ascii="Times New Roman" w:eastAsia="Times New Roman" w:hAnsi="Times New Roman"/>
-                <w:color w:val="000000"/>
-                <w:sz w:val="20"/>
-                <w:szCs w:val="20"/>
-              </w:rPr>
-              <w:t>, ул.Сурганова,43-47 УНП 101541947</w:t>
+              <w:t>ЗАО «Альфа-Банк»,220007, г.Минск, ул.Сурганова,43-47 УНП 101541947</w:t>
             </w:r>
           </w:p>
           <w:p>
@@ -6142,7 +5554,6 @@
                 </w:rPr>
                 <w:t>://</w:t>
               </w:r>
-              <w:proofErr w:type="spellStart"/>
               <w:r>
                 <w:rPr>
                   <w:rStyle w:val="a6"/>
@@ -6153,7 +5564,6 @@
                 </w:rPr>
                 <w:t>germesgarant</w:t>
               </w:r>
-              <w:proofErr w:type="spellEnd"/>
               <w:r>
                 <w:rPr>
                   <w:rStyle w:val="a6"/>
@@ -6185,7 +5595,6 @@
                 <w:lang w:eastAsia="ru-RU"/>
               </w:rPr>
             </w:pPr>
-            <w:proofErr w:type="spellStart"/>
             <w:r>
               <w:rPr>
                 <w:rFonts w:ascii="Times New Roman" w:eastAsia="Times New Roman" w:hAnsi="Times New Roman"/>
@@ -6212,17 +5621,7 @@
                 <w:szCs w:val="20"/>
                 <w:lang w:eastAsia="ru-RU"/>
               </w:rPr>
-              <w:t>Турко</w:t>
-            </w:r>
-            <w:proofErr w:type="spellEnd"/>
-            <w:r>
-              <w:rPr>
-                <w:rFonts w:ascii="Times New Roman" w:eastAsia="Times New Roman" w:hAnsi="Times New Roman"/>
-                <w:sz w:val="20"/>
-                <w:szCs w:val="20"/>
-                <w:lang w:eastAsia="ru-RU"/>
-              </w:rPr>
-              <w:t xml:space="preserve"> О.Р.</w:t>
+              <w:t>Турко О.Р.</w:t>
             </w:r>
           </w:p>
           <w:p>
@@ -6952,47 +6351,7 @@
           <w:sz w:val="16"/>
           <w:szCs w:val="16"/>
         </w:rPr>
-        <w:t>к договору оказания риэлтерских услуг по содействию в продаже объектов недвижимого имущества №{{</w:t>
-      </w:r>
-      <w:proofErr w:type="spellStart"/>
-      <w:proofErr w:type="gramStart"/>
-      <w:r>
-        <w:rPr>
-          <w:rFonts w:ascii="Times New Roman" w:hAnsi="Times New Roman"/>
-          <w:sz w:val="16"/>
-          <w:szCs w:val="16"/>
-        </w:rPr>
-        <w:t>deal.contractNumber</w:t>
-      </w:r>
-      <w:proofErr w:type="spellEnd"/>
-      <w:proofErr w:type="gramEnd"/>
-      <w:r>
-        <w:rPr>
-          <w:rFonts w:ascii="Times New Roman" w:hAnsi="Times New Roman"/>
-          <w:sz w:val="16"/>
-          <w:szCs w:val="16"/>
-        </w:rPr>
-        <w:t>}} от {{</w:t>
-      </w:r>
-      <w:proofErr w:type="spellStart"/>
-      <w:proofErr w:type="gramStart"/>
-      <w:r>
-        <w:rPr>
-          <w:rFonts w:ascii="Times New Roman" w:hAnsi="Times New Roman"/>
-          <w:sz w:val="16"/>
-          <w:szCs w:val="16"/>
-        </w:rPr>
-        <w:t>deal.date</w:t>
-      </w:r>
-      <w:proofErr w:type="spellEnd"/>
-      <w:proofErr w:type="gramEnd"/>
-      <w:r>
-        <w:rPr>
-          <w:rFonts w:ascii="Times New Roman" w:hAnsi="Times New Roman"/>
-          <w:sz w:val="16"/>
-          <w:szCs w:val="16"/>
-        </w:rPr>
-        <w:t>}}</w:t>
+        <w:t>к договору оказания риэлтерских услуг по содействию в продаже объектов недвижимого имущества №{{deal.contractNumber}} от {{deal.date}}</w:t>
       </w:r>
     </w:p>
     <w:p>
@@ -7119,14 +6478,12 @@
         </w:rPr>
         <w:t>1.</w:t>
       </w:r>
-      <w:proofErr w:type="spellStart"/>
       <w:r>
         <w:rPr>
           <w:szCs w:val="22"/>
         </w:rPr>
         <w:t>fullName</w:t>
       </w:r>
-      <w:proofErr w:type="spellEnd"/>
       <w:r>
         <w:rPr>
           <w:szCs w:val="22"/>
@@ -7147,14 +6504,12 @@
         </w:rPr>
         <w:t>1.</w:t>
       </w:r>
-      <w:proofErr w:type="spellStart"/>
       <w:r>
         <w:rPr>
           <w:szCs w:val="22"/>
         </w:rPr>
         <w:t>poaSuffix</w:t>
       </w:r>
-      <w:proofErr w:type="spellEnd"/>
       <w:r>
         <w:rPr>
           <w:szCs w:val="22"/>
@@ -7175,14 +6530,12 @@
         </w:rPr>
         <w:t>2.</w:t>
       </w:r>
-      <w:proofErr w:type="spellStart"/>
       <w:r>
         <w:rPr>
           <w:szCs w:val="22"/>
         </w:rPr>
         <w:t>fullName</w:t>
       </w:r>
-      <w:proofErr w:type="spellEnd"/>
       <w:r>
         <w:rPr>
           <w:szCs w:val="22"/>
@@ -7203,14 +6556,12 @@
         </w:rPr>
         <w:t>2.</w:t>
       </w:r>
-      <w:proofErr w:type="spellStart"/>
       <w:r>
         <w:rPr>
           <w:szCs w:val="22"/>
         </w:rPr>
         <w:t>fullName</w:t>
       </w:r>
-      <w:proofErr w:type="spellEnd"/>
       <w:r>
         <w:rPr>
           <w:szCs w:val="22"/>
@@ -7231,14 +6582,12 @@
         </w:rPr>
         <w:t>2.</w:t>
       </w:r>
-      <w:proofErr w:type="spellStart"/>
       <w:r>
         <w:rPr>
           <w:szCs w:val="22"/>
         </w:rPr>
         <w:t>poaSuffix</w:t>
       </w:r>
-      <w:proofErr w:type="spellEnd"/>
       <w:r>
         <w:rPr>
           <w:szCs w:val="22"/>
@@ -7259,14 +6608,12 @@
         </w:rPr>
         <w:t>2.</w:t>
       </w:r>
-      <w:proofErr w:type="spellStart"/>
       <w:r>
         <w:rPr>
           <w:szCs w:val="22"/>
         </w:rPr>
         <w:t>fullName</w:t>
       </w:r>
-      <w:proofErr w:type="spellEnd"/>
       <w:r>
         <w:rPr>
           <w:szCs w:val="22"/>
@@ -7287,14 +6634,12 @@
         </w:rPr>
         <w:t>3.</w:t>
       </w:r>
-      <w:proofErr w:type="spellStart"/>
       <w:r>
         <w:rPr>
           <w:szCs w:val="22"/>
         </w:rPr>
         <w:t>fullName</w:t>
       </w:r>
-      <w:proofErr w:type="spellEnd"/>
       <w:r>
         <w:rPr>
           <w:szCs w:val="22"/>
@@ -7315,14 +6660,12 @@
         </w:rPr>
         <w:t>3.</w:t>
       </w:r>
-      <w:proofErr w:type="spellStart"/>
       <w:r>
         <w:rPr>
           <w:szCs w:val="22"/>
         </w:rPr>
         <w:t>fullName</w:t>
       </w:r>
-      <w:proofErr w:type="spellEnd"/>
       <w:r>
         <w:rPr>
           <w:szCs w:val="22"/>
@@ -7343,14 +6686,12 @@
         </w:rPr>
         <w:t>3.</w:t>
       </w:r>
-      <w:proofErr w:type="spellStart"/>
       <w:r>
         <w:rPr>
           <w:szCs w:val="22"/>
         </w:rPr>
         <w:t>poaSuffix</w:t>
       </w:r>
-      <w:proofErr w:type="spellEnd"/>
       <w:r>
         <w:rPr>
           <w:szCs w:val="22"/>
@@ -7371,14 +6712,12 @@
         </w:rPr>
         <w:t>3.</w:t>
       </w:r>
-      <w:proofErr w:type="spellStart"/>
       <w:r>
         <w:rPr>
           <w:szCs w:val="22"/>
         </w:rPr>
         <w:t>fullName</w:t>
       </w:r>
-      <w:proofErr w:type="spellEnd"/>
       <w:r>
         <w:rPr>
           <w:szCs w:val="22"/>
@@ -7642,7 +6981,6 @@
               </w:rPr>
               <w:t>Предельный максимальный тариф</w:t>
             </w:r>
-            <w:proofErr w:type="gramStart"/>
             <w:r>
               <w:rPr>
                 <w:rFonts w:ascii="Times New Roman" w:hAnsi="Times New Roman"/>
@@ -7658,16 +6996,7 @@
                 <w:sz w:val="20"/>
                 <w:szCs w:val="20"/>
               </w:rPr>
-              <w:t xml:space="preserve">  (</w:t>
-            </w:r>
-            <w:proofErr w:type="gramEnd"/>
-            <w:r>
-              <w:rPr>
-                <w:rFonts w:ascii="Times New Roman" w:hAnsi="Times New Roman"/>
-                <w:sz w:val="20"/>
-                <w:szCs w:val="20"/>
-              </w:rPr>
-              <w:t>процент от стоимости объекта недвижимо</w:t>
+              <w:t xml:space="preserve">  (процент от стоимости объекта недвижимо</w:t>
             </w:r>
             <w:r>
               <w:rPr>
@@ -9548,8 +8877,6 @@
         </w:rPr>
         <w:t>{{</w:t>
       </w:r>
-      <w:proofErr w:type="spellStart"/>
-      <w:proofErr w:type="gramStart"/>
       <w:r>
         <w:rPr>
           <w:rFonts w:ascii="Times New Roman" w:hAnsi="Times New Roman"/>
@@ -9577,8 +8904,6 @@
         </w:rPr>
         <w:t>countWords</w:t>
       </w:r>
-      <w:proofErr w:type="spellEnd"/>
-      <w:proofErr w:type="gramEnd"/>
       <w:r>
         <w:rPr>
           <w:rFonts w:ascii="Times New Roman" w:hAnsi="Times New Roman"/>
